--- a/inst/extdata/ReadMe_Custom.docx
+++ b/inst/extdata/ReadMe_Custom.docx
@@ -14,86 +14,183 @@
           <w:b/>
           <w:bCs/>
         </w:rPr>
-        <w:t>Water Quality Excursion and Exceedance Analysis</w:t>
-      </w:r>
-      <w:r>
-        <w:rPr>
+        <w:t xml:space="preserve">Water Quality Excursion and Exceedance Analysis based on Magnitude, Duration, and Frequency: </w:t>
+      </w:r>
+      <w:r>
+        <w:rPr>
+          <w:rFonts w:hint="eastAsia"/>
           <w:b/>
           <w:bCs/>
         </w:rPr>
-        <w:t xml:space="preserve"> </w:t>
+        <w:t>Custom</w:t>
       </w:r>
       <w:r>
         <w:rPr>
           <w:b/>
           <w:bCs/>
         </w:rPr>
-        <w:t>based on Magnitude, Duration, and Frequency</w:t>
-      </w:r>
-      <w:r>
+        <w:t xml:space="preserve"> Analysis</w:t>
+      </w:r>
+    </w:p>
+    <w:p>
+      <w:r>
+        <w:t xml:space="preserve">The file downloaded from the </w:t>
+      </w:r>
+      <w:r>
+        <w:rPr>
+          <w:rFonts w:hint="eastAsia"/>
+        </w:rPr>
+        <w:t>Custom</w:t>
+      </w:r>
+      <w:r>
+        <w:t xml:space="preserve"> Analysis tab is a ZIP file containing results of the water quality excursion and exceedance analysis based on magnitude, duration, and frequency from the criteria of a state/tribe.</w:t>
+      </w:r>
+    </w:p>
+    <w:p>
+      <w:pPr>
         <w:rPr>
           <w:b/>
           <w:bCs/>
         </w:rPr>
-        <w:t xml:space="preserve">: </w:t>
-      </w:r>
-      <w:r>
-        <w:rPr>
-          <w:rFonts w:hint="eastAsia"/>
+      </w:pPr>
+      <w:r>
+        <w:rPr>
           <w:b/>
           <w:bCs/>
         </w:rPr>
-        <w:t>Custom</w:t>
+        <w:t>List of Files</w:t>
+      </w:r>
+      <w:r>
+        <w:br/>
+        <w:t>1.</w:t>
       </w:r>
       <w:r>
         <w:rPr>
           <w:b/>
           <w:bCs/>
         </w:rPr>
-        <w:t xml:space="preserve"> Analysis</w:t>
+        <w:t xml:space="preserve"> TADAShinyAnalyze_</w:t>
+      </w:r>
+      <w:r>
+        <w:rPr>
+          <w:rFonts w:hint="eastAsia"/>
+          <w:b/>
+          <w:bCs/>
+        </w:rPr>
+        <w:t>custom</w:t>
+      </w:r>
+      <w:r>
+        <w:rPr>
+          <w:b/>
+          <w:bCs/>
+        </w:rPr>
+        <w:t>_analysis_result.csv</w:t>
       </w:r>
     </w:p>
     <w:p>
-      <w:r>
-        <w:t xml:space="preserve">The </w:t>
-      </w:r>
-      <w:r>
-        <w:t xml:space="preserve">file downloaded from the </w:t>
-      </w:r>
-      <w:r>
-        <w:rPr>
-          <w:rFonts w:hint="eastAsia"/>
-        </w:rPr>
-        <w:t>Custom</w:t>
-      </w:r>
-      <w:r>
-        <w:t xml:space="preserve"> Analysis tab is a </w:t>
-      </w:r>
-      <w:r>
-        <w:t>ZIP file contain</w:t>
-      </w:r>
-      <w:r>
-        <w:t>ing</w:t>
-      </w:r>
-      <w:r>
-        <w:t xml:space="preserve"> </w:t>
-      </w:r>
-      <w:r>
-        <w:t>results</w:t>
-      </w:r>
-      <w:r>
-        <w:t xml:space="preserve"> of the </w:t>
-      </w:r>
-      <w:r>
-        <w:t>water quality excursion and exceedance analysis based on magnitude, duration, and frequency from the criteria of a state/tribe.</w:t>
+      <w:pPr>
+        <w:ind w:leftChars="100" w:left="240"/>
+      </w:pPr>
+      <w:r>
+        <w:t>The dataset with the duration analysis result.</w:t>
       </w:r>
     </w:p>
     <w:p>
       <w:pPr>
+        <w:rPr>
+          <w:b/>
+          <w:bCs/>
+        </w:rPr>
+      </w:pPr>
+      <w:r>
+        <w:t xml:space="preserve">2. </w:t>
+      </w:r>
+      <w:r>
+        <w:rPr>
+          <w:b/>
+          <w:bCs/>
+        </w:rPr>
+        <w:t>TADAShinyAnalyze_</w:t>
+      </w:r>
+      <w:r>
+        <w:rPr>
+          <w:rFonts w:hint="eastAsia"/>
+          <w:b/>
+          <w:bCs/>
+        </w:rPr>
+        <w:t>custom</w:t>
+      </w:r>
+      <w:r>
+        <w:rPr>
+          <w:b/>
+          <w:bCs/>
+        </w:rPr>
+        <w:t>_analysis_summary.csv</w:t>
+      </w:r>
+    </w:p>
+    <w:p>
+      <w:r>
+        <w:rPr>
+          <w:b/>
+          <w:bCs/>
+        </w:rPr>
+        <w:t xml:space="preserve">  </w:t>
+      </w:r>
+      <w:r>
+        <w:t>The summary dataset with the frequency analysis result.</w:t>
+      </w:r>
+    </w:p>
+    <w:p>
+      <w:pPr>
+        <w:rPr>
+          <w:b/>
+          <w:bCs/>
+        </w:rPr>
+      </w:pPr>
+      <w:r>
+        <w:t xml:space="preserve">3. </w:t>
+      </w:r>
+      <w:r>
+        <w:rPr>
+          <w:b/>
+          <w:bCs/>
+        </w:rPr>
+        <w:t>TADAShinyAnalyze_prog.rda</w:t>
+      </w:r>
+    </w:p>
+    <w:p>
+      <w:r>
+        <w:rPr>
+          <w:b/>
+          <w:bCs/>
+        </w:rPr>
+        <w:t xml:space="preserve">  </w:t>
+      </w:r>
+      <w:r>
+        <w:t>The R Data file stores the datasets and session information.</w:t>
+      </w:r>
+    </w:p>
+    <w:p>
+      <w:pPr>
+        <w:rPr>
+          <w:b/>
+          <w:bCs/>
+        </w:rPr>
+      </w:pPr>
+      <w:r>
+        <w:rPr>
+          <w:b/>
+          <w:bCs/>
+        </w:rPr>
+        <w:t>Analysis Steps</w:t>
+      </w:r>
+    </w:p>
+    <w:p>
+      <w:pPr>
         <w:pStyle w:val="a9"/>
         <w:numPr>
-          <w:ilvl w:val="0"/>
-          <w:numId w:val="7"/>
+          <w:ilvl w:val="1"/>
+          <w:numId w:val="6"/>
         </w:numPr>
         <w:rPr>
           <w:b/>
@@ -101,758 +198,986 @@
         </w:rPr>
       </w:pPr>
       <w:r>
+        <w:t>Filter the criteria table for the selected state/tribe. The table includes information on magnitude, duration, and frequency</w:t>
+      </w:r>
+      <w:r>
+        <w:rPr>
+          <w:rFonts w:hint="eastAsia"/>
+        </w:rPr>
+        <w:t>.</w:t>
+      </w:r>
+      <w:r>
+        <w:rPr>
+          <w:rFonts w:hint="eastAsia"/>
+        </w:rPr>
+        <w:t xml:space="preserve"> </w:t>
+      </w:r>
+    </w:p>
+    <w:p>
+      <w:pPr>
+        <w:pStyle w:val="a9"/>
+        <w:numPr>
+          <w:ilvl w:val="1"/>
+          <w:numId w:val="6"/>
+        </w:numPr>
         <w:rPr>
           <w:b/>
           <w:bCs/>
         </w:rPr>
-        <w:t xml:space="preserve">List of </w:t>
-      </w:r>
-      <w:r>
+      </w:pPr>
+      <w:r>
+        <w:t>Join pH, temperature, and hardness measurements to the main dataset as covariates, which are essential for equation-based criteria calculations</w:t>
+      </w:r>
+      <w:r>
+        <w:rPr>
+          <w:rFonts w:hint="eastAsia"/>
+        </w:rPr>
+        <w:t>, if they are available.</w:t>
+      </w:r>
+      <w:r>
+        <w:t xml:space="preserve"> A ±1-day temporal window is applied to match nearby measurements</w:t>
+      </w:r>
+      <w:r>
+        <w:rPr>
+          <w:rFonts w:hint="eastAsia"/>
+        </w:rPr>
+        <w:t>.</w:t>
+      </w:r>
+    </w:p>
+    <w:p>
+      <w:pPr>
+        <w:pStyle w:val="a9"/>
+        <w:numPr>
+          <w:ilvl w:val="1"/>
+          <w:numId w:val="6"/>
+        </w:numPr>
         <w:rPr>
           <w:b/>
           <w:bCs/>
         </w:rPr>
-        <w:t>Files</w:t>
-      </w:r>
-      <w:r>
-        <w:br/>
-        <w:t>1.</w:t>
-      </w:r>
-      <w:r>
+      </w:pPr>
+      <w:r>
+        <w:rPr>
+          <w:rFonts w:hint="eastAsia"/>
+        </w:rPr>
+        <w:t>Determines the spatial analysis unit</w:t>
+      </w:r>
+      <w:r>
+        <w:rPr>
+          <w:rFonts w:hint="eastAsia"/>
+        </w:rPr>
+        <w:t xml:space="preserve"> as</w:t>
+      </w:r>
+      <w:r>
+        <w:rPr>
+          <w:rFonts w:hint="eastAsia"/>
+        </w:rPr>
+        <w:t xml:space="preserve"> </w:t>
+      </w:r>
+      <w:r>
+        <w:rPr>
+          <w:rFonts w:hint="eastAsia"/>
+        </w:rPr>
+        <w:t>M</w:t>
+      </w:r>
+      <w:r>
+        <w:rPr>
+          <w:rFonts w:hint="eastAsia"/>
+        </w:rPr>
+        <w:t>onitoring location ID</w:t>
+      </w:r>
+      <w:r>
+        <w:rPr>
+          <w:rFonts w:hint="eastAsia"/>
+        </w:rPr>
+        <w:t xml:space="preserve">, </w:t>
+      </w:r>
+      <w:r>
+        <w:rPr>
+          <w:rFonts w:hint="eastAsia"/>
+        </w:rPr>
+        <w:t>Assessment Unit</w:t>
+      </w:r>
+      <w:r>
+        <w:rPr>
+          <w:rFonts w:hint="eastAsia"/>
+        </w:rPr>
+        <w:t>, or Custom Group</w:t>
+      </w:r>
+      <w:r>
+        <w:rPr>
+          <w:rFonts w:hint="eastAsia"/>
+        </w:rPr>
+        <w:t>ing</w:t>
+      </w:r>
+      <w:r>
+        <w:rPr>
+          <w:rFonts w:hint="eastAsia"/>
+        </w:rPr>
+        <w:t>.</w:t>
+      </w:r>
+    </w:p>
+    <w:p>
+      <w:pPr>
+        <w:pStyle w:val="a9"/>
+        <w:numPr>
+          <w:ilvl w:val="1"/>
+          <w:numId w:val="6"/>
+        </w:numPr>
         <w:rPr>
           <w:b/>
           <w:bCs/>
         </w:rPr>
-        <w:t xml:space="preserve"> </w:t>
-      </w:r>
-      <w:r>
+      </w:pPr>
+      <w:r>
+        <w:t>Join the criteria table to the water quality dataset using the parameter name (TADA.CharacteristicName) and unit (TADA.ResultMeasure.MeasureUnitCode in the water quality dataset and MagnitudeUnit in the criteria table) as the primary join keys. Optionally, assessment use (ATTAINS.UseName) and fraction (TADA.ResultSampleFractionText) can be included as additional join keys.</w:t>
+      </w:r>
+    </w:p>
+    <w:p>
+      <w:pPr>
+        <w:pStyle w:val="a9"/>
+        <w:numPr>
+          <w:ilvl w:val="1"/>
+          <w:numId w:val="6"/>
+        </w:numPr>
         <w:rPr>
           <w:b/>
           <w:bCs/>
         </w:rPr>
-        <w:t>TADAShinyAnalyze_</w:t>
-      </w:r>
-      <w:r>
-        <w:rPr>
-          <w:rFonts w:hint="eastAsia"/>
+      </w:pPr>
+      <w:r>
+        <w:rPr>
+          <w:rFonts w:hint="eastAsia"/>
+        </w:rPr>
+        <w:t>Calculate the excursion of each water quality measurement</w:t>
+      </w:r>
+      <w:r>
+        <w:rPr>
+          <w:rFonts w:hint="eastAsia"/>
+        </w:rPr>
+        <w:t xml:space="preserve"> record. For non-</w:t>
+      </w:r>
+      <w:r>
+        <w:t>equation-based</w:t>
+      </w:r>
+      <w:r>
+        <w:rPr>
+          <w:rFonts w:hint="eastAsia"/>
+        </w:rPr>
+        <w:t xml:space="preserve"> criteria, </w:t>
+      </w:r>
+      <w:r>
+        <w:t>compare</w:t>
+      </w:r>
+      <w:r>
+        <w:rPr>
+          <w:rFonts w:hint="eastAsia"/>
+        </w:rPr>
+        <w:t xml:space="preserve"> the measured value to the </w:t>
+      </w:r>
+      <w:r>
+        <w:rPr>
+          <w:rFonts w:hint="eastAsia"/>
+        </w:rPr>
+        <w:lastRenderedPageBreak/>
+        <w:t xml:space="preserve">magnitude </w:t>
+      </w:r>
+      <w:r>
+        <w:rPr>
+          <w:rFonts w:hint="eastAsia"/>
+        </w:rPr>
+        <w:t xml:space="preserve">threshold. For </w:t>
+      </w:r>
+      <w:r>
+        <w:t>equation-based</w:t>
+      </w:r>
+      <w:r>
+        <w:rPr>
+          <w:rFonts w:hint="eastAsia"/>
+        </w:rPr>
+        <w:t xml:space="preserve"> criteria, calculate the </w:t>
+      </w:r>
+      <w:r>
+        <w:t>threshold</w:t>
+      </w:r>
+      <w:r>
+        <w:rPr>
+          <w:rFonts w:hint="eastAsia"/>
+        </w:rPr>
+        <w:t xml:space="preserve"> for the </w:t>
+      </w:r>
+      <w:r>
+        <w:t>following</w:t>
+      </w:r>
+      <w:r>
+        <w:rPr>
+          <w:rFonts w:hint="eastAsia"/>
+        </w:rPr>
+        <w:t xml:space="preserve"> equation types:</w:t>
+      </w:r>
+      <w:r>
+        <w:rPr>
+          <w:rFonts w:hint="eastAsia"/>
+        </w:rPr>
+        <w:t xml:space="preserve"> </w:t>
+      </w:r>
+      <w:r>
+        <w:t>Hardness-dependent</w:t>
+      </w:r>
+      <w:r>
+        <w:rPr>
+          <w:rFonts w:hint="eastAsia"/>
+        </w:rPr>
+        <w:t xml:space="preserve">, </w:t>
+      </w:r>
+      <w:r>
+        <w:t>pH-dependent</w:t>
+      </w:r>
+      <w:r>
+        <w:rPr>
+          <w:rFonts w:hint="eastAsia"/>
+        </w:rPr>
+        <w:t xml:space="preserve">, </w:t>
+      </w:r>
+      <w:r>
+        <w:t xml:space="preserve">pH </w:t>
+      </w:r>
+      <w:r>
+        <w:rPr>
+          <w:rFonts w:hint="eastAsia"/>
+        </w:rPr>
+        <w:t xml:space="preserve">and </w:t>
+      </w:r>
+      <w:r>
+        <w:t>Hardness</w:t>
+      </w:r>
+      <w:r>
+        <w:rPr>
+          <w:rFonts w:hint="eastAsia"/>
+        </w:rPr>
+        <w:t xml:space="preserve"> dependent, and pH and Temperature dependent. </w:t>
+      </w:r>
+      <w:r>
+        <w:rPr>
+          <w:rFonts w:hint="eastAsia"/>
+        </w:rPr>
+        <w:t>then com</w:t>
+      </w:r>
+      <w:r>
+        <w:rPr>
+          <w:rFonts w:hint="eastAsia"/>
+        </w:rPr>
+        <w:t xml:space="preserve">pare the measured value to the threshold. </w:t>
+      </w:r>
+      <w:r>
+        <w:t>Flag excursions when values fall outside acceptable range</w:t>
+      </w:r>
+      <w:r>
+        <w:rPr>
+          <w:rFonts w:hint="eastAsia"/>
+        </w:rPr>
+        <w:t>.</w:t>
+      </w:r>
+    </w:p>
+    <w:p>
+      <w:pPr>
+        <w:pStyle w:val="a9"/>
+        <w:numPr>
+          <w:ilvl w:val="1"/>
+          <w:numId w:val="6"/>
+        </w:numPr>
+        <w:rPr>
           <w:b/>
           <w:bCs/>
         </w:rPr>
-        <w:t>custom</w:t>
-      </w:r>
-      <w:r>
-        <w:rPr>
-          <w:b/>
-          <w:bCs/>
-        </w:rPr>
-        <w:t>_analysis_result.csv</w:t>
+      </w:pPr>
+      <w:r>
+        <w:rPr>
+          <w:rFonts w:hint="eastAsia"/>
+        </w:rPr>
+        <w:t xml:space="preserve">Summarize the excursion dataset. </w:t>
+      </w:r>
+      <w:r>
+        <w:t xml:space="preserve">Aggregate excursion data by </w:t>
+      </w:r>
+      <w:r>
+        <w:rPr>
+          <w:rFonts w:hint="eastAsia"/>
+        </w:rPr>
+        <w:t xml:space="preserve">the </w:t>
+      </w:r>
+      <w:r>
+        <w:t>selected analysis unit</w:t>
+      </w:r>
+      <w:r>
+        <w:rPr>
+          <w:rFonts w:hint="eastAsia"/>
+        </w:rPr>
+        <w:t xml:space="preserve">. </w:t>
+      </w:r>
+      <w:r>
+        <w:t>Calculate</w:t>
+      </w:r>
+      <w:r>
+        <w:rPr>
+          <w:rFonts w:hint="eastAsia"/>
+        </w:rPr>
+        <w:t xml:space="preserve"> the</w:t>
+      </w:r>
+      <w:r>
+        <w:t xml:space="preserve"> sample counts, date ranges, and basic statistics</w:t>
+      </w:r>
+      <w:r>
+        <w:rPr>
+          <w:rFonts w:hint="eastAsia"/>
+        </w:rPr>
+        <w:t xml:space="preserve">. </w:t>
+      </w:r>
+      <w:r>
+        <w:t>Determine excursion frequency and percentage</w:t>
+      </w:r>
+      <w:r>
+        <w:rPr>
+          <w:rFonts w:hint="eastAsia"/>
+        </w:rPr>
+        <w:t>.</w:t>
       </w:r>
     </w:p>
     <w:p>
       <w:pPr>
-        <w:ind w:leftChars="100" w:left="240"/>
-      </w:pPr>
-      <w:r>
-        <w:t>The dataset with the duration analysis</w:t>
-      </w:r>
-      <w:r>
-        <w:t xml:space="preserve"> result</w:t>
-      </w:r>
-      <w:r>
+        <w:pStyle w:val="a9"/>
+        <w:numPr>
+          <w:ilvl w:val="1"/>
+          <w:numId w:val="6"/>
+        </w:numPr>
+      </w:pPr>
+      <w:r>
+        <w:rPr>
+          <w:rFonts w:hint="eastAsia"/>
+        </w:rPr>
+        <w:t>Aggregate the time series</w:t>
+      </w:r>
+      <w:r>
+        <w:rPr>
+          <w:rFonts w:hint="eastAsia"/>
+        </w:rPr>
+        <w:t xml:space="preserve">. </w:t>
+      </w:r>
+      <w:r>
+        <w:t>Collapse duplicate samples at</w:t>
+      </w:r>
+      <w:r>
+        <w:rPr>
+          <w:rFonts w:hint="eastAsia"/>
+        </w:rPr>
+        <w:t xml:space="preserve"> the same dates and times.</w:t>
+      </w:r>
+      <w:r>
+        <w:rPr>
+          <w:rFonts w:hint="eastAsia"/>
+        </w:rPr>
+        <w:t xml:space="preserve"> For sub-daily criteria, calculate the hourly time series</w:t>
+      </w:r>
+      <w:r>
+        <w:rPr>
+          <w:rFonts w:hint="eastAsia"/>
+        </w:rPr>
+        <w:t xml:space="preserve"> of </w:t>
+      </w:r>
+      <w:r>
+        <w:t>measured</w:t>
+      </w:r>
+      <w:r>
+        <w:rPr>
+          <w:rFonts w:hint="eastAsia"/>
+        </w:rPr>
+        <w:t xml:space="preserve"> values</w:t>
+      </w:r>
+      <w:r>
+        <w:rPr>
+          <w:rFonts w:hint="eastAsia"/>
+        </w:rPr>
+        <w:t>. For daily/monthly/seasonal criteria, calculate the daily series</w:t>
+      </w:r>
+      <w:r>
+        <w:rPr>
+          <w:rFonts w:hint="eastAsia"/>
+        </w:rPr>
+        <w:t xml:space="preserve"> of measure values</w:t>
+      </w:r>
+      <w:r>
+        <w:rPr>
+          <w:rFonts w:hint="eastAsia"/>
+        </w:rPr>
         <w:t>.</w:t>
+      </w:r>
+      <w:r>
+        <w:rPr>
+          <w:rFonts w:hint="eastAsia"/>
+        </w:rPr>
+        <w:t xml:space="preserve"> Aggregate the time series based on the </w:t>
+      </w:r>
+      <w:r>
+        <w:rPr>
+          <w:rFonts w:hint="eastAsia"/>
+        </w:rPr>
+        <w:t>spatial unit (Monitoring location ID</w:t>
+      </w:r>
+      <w:r>
+        <w:rPr>
+          <w:rFonts w:hint="eastAsia"/>
+        </w:rPr>
+        <w:t xml:space="preserve">, </w:t>
+      </w:r>
+      <w:r>
+        <w:rPr>
+          <w:rFonts w:hint="eastAsia"/>
+        </w:rPr>
+        <w:t>Assessment Unit</w:t>
+      </w:r>
+      <w:r>
+        <w:rPr>
+          <w:rFonts w:hint="eastAsia"/>
+        </w:rPr>
+        <w:t>, or Custom Grouping</w:t>
+      </w:r>
+      <w:r>
+        <w:rPr>
+          <w:rFonts w:hint="eastAsia"/>
+        </w:rPr>
+        <w:t>).</w:t>
+      </w:r>
+      <w:r>
+        <w:rPr>
+          <w:rFonts w:hint="eastAsia"/>
+        </w:rPr>
+        <w:t xml:space="preserve"> Conducted the same aggregation for available covariates.</w:t>
       </w:r>
     </w:p>
     <w:p>
       <w:pPr>
-        <w:rPr>
-          <w:b/>
-          <w:bCs/>
-        </w:rPr>
-      </w:pPr>
-      <w:r>
-        <w:t xml:space="preserve">2. </w:t>
-      </w:r>
-      <w:r>
-        <w:rPr>
-          <w:b/>
-          <w:bCs/>
-        </w:rPr>
-        <w:t>TADAShinyAnalyze_</w:t>
-      </w:r>
-      <w:r>
-        <w:rPr>
-          <w:rFonts w:hint="eastAsia"/>
-          <w:b/>
-          <w:bCs/>
-        </w:rPr>
-        <w:t>custom</w:t>
-      </w:r>
-      <w:r>
-        <w:rPr>
-          <w:b/>
-          <w:bCs/>
-        </w:rPr>
-        <w:t>_analysis_summary.csv</w:t>
+        <w:pStyle w:val="a9"/>
+        <w:numPr>
+          <w:ilvl w:val="1"/>
+          <w:numId w:val="6"/>
+        </w:numPr>
+      </w:pPr>
+      <w:r>
+        <w:rPr>
+          <w:rFonts w:hint="eastAsia"/>
+        </w:rPr>
+        <w:t>Appl</w:t>
+      </w:r>
+      <w:r>
+        <w:rPr>
+          <w:rFonts w:hint="eastAsia"/>
+        </w:rPr>
+        <w:t>y</w:t>
+      </w:r>
+      <w:r>
+        <w:rPr>
+          <w:rFonts w:hint="eastAsia"/>
+        </w:rPr>
+        <w:t xml:space="preserve"> the</w:t>
+      </w:r>
+      <w:r>
+        <w:rPr>
+          <w:rFonts w:hint="eastAsia"/>
+        </w:rPr>
+        <w:t xml:space="preserve"> duration</w:t>
+      </w:r>
+      <w:r>
+        <w:rPr>
+          <w:rFonts w:hint="eastAsia"/>
+        </w:rPr>
+        <w:t xml:space="preserve"> </w:t>
+      </w:r>
+      <w:r>
+        <w:t>calculation</w:t>
+      </w:r>
+      <w:r>
+        <w:rPr>
+          <w:rFonts w:hint="eastAsia"/>
+        </w:rPr>
+        <w:t xml:space="preserve"> based on the duration information.</w:t>
+      </w:r>
+      <w:r>
+        <w:rPr>
+          <w:rFonts w:hint="eastAsia"/>
+        </w:rPr>
+        <w:t xml:space="preserve"> The </w:t>
+      </w:r>
+      <w:r>
+        <w:t>DurationValue</w:t>
+      </w:r>
+      <w:r>
+        <w:rPr>
+          <w:rFonts w:hint="eastAsia"/>
+        </w:rPr>
+        <w:t xml:space="preserve"> and </w:t>
+      </w:r>
+      <w:r>
+        <w:t>DurationUnit</w:t>
+      </w:r>
+      <w:r>
+        <w:rPr>
+          <w:rFonts w:hint="eastAsia"/>
+        </w:rPr>
+        <w:t xml:space="preserve"> </w:t>
+      </w:r>
+      <w:r>
+        <w:t>determines</w:t>
+      </w:r>
+      <w:r>
+        <w:rPr>
+          <w:rFonts w:hint="eastAsia"/>
+        </w:rPr>
+        <w:t xml:space="preserve"> the window requirements (e.g., </w:t>
+      </w:r>
+      <w:r>
+        <w:rPr>
+          <w:rFonts w:hint="eastAsia"/>
+        </w:rPr>
+        <w:t xml:space="preserve">1-day, 7-day, 30-day, </w:t>
+      </w:r>
+      <w:r>
+        <w:t>…</w:t>
+      </w:r>
+      <w:r>
+        <w:rPr>
+          <w:rFonts w:hint="eastAsia"/>
+        </w:rPr>
+        <w:t>)</w:t>
+      </w:r>
+      <w:r>
+        <w:rPr>
+          <w:rFonts w:hint="eastAsia"/>
+        </w:rPr>
+        <w:t xml:space="preserve">. The </w:t>
+      </w:r>
+      <w:r>
+        <w:t>DurationMethod</w:t>
+      </w:r>
+      <w:r>
+        <w:rPr>
+          <w:rFonts w:hint="eastAsia"/>
+        </w:rPr>
+        <w:t xml:space="preserve"> </w:t>
+      </w:r>
+      <w:r>
+        <w:rPr>
+          <w:rFonts w:hint="eastAsia"/>
+        </w:rPr>
+        <w:t>specfies</w:t>
+      </w:r>
+      <w:r>
+        <w:rPr>
+          <w:rFonts w:hint="eastAsia"/>
+        </w:rPr>
+        <w:t xml:space="preserve"> the </w:t>
+      </w:r>
+      <w:r>
+        <w:rPr>
+          <w:rFonts w:hint="eastAsia"/>
+        </w:rPr>
+        <w:t xml:space="preserve">summary statistics </w:t>
+      </w:r>
+      <w:r>
+        <w:rPr>
+          <w:rFonts w:hint="eastAsia"/>
+        </w:rPr>
+        <w:t>the following summary statistics with the specific rolling window requirement.</w:t>
       </w:r>
     </w:p>
     <w:p>
-      <w:r>
-        <w:rPr>
-          <w:b/>
-          <w:bCs/>
-        </w:rPr>
-        <w:t xml:space="preserve">  </w:t>
-      </w:r>
-      <w:r>
-        <w:t>The summary dataset with the frequency analysis</w:t>
-      </w:r>
-      <w:r>
-        <w:t xml:space="preserve"> result.</w:t>
+      <w:pPr>
+        <w:pStyle w:val="a9"/>
+        <w:numPr>
+          <w:ilvl w:val="2"/>
+          <w:numId w:val="6"/>
+        </w:numPr>
+      </w:pPr>
+      <w:r>
+        <w:t>Arithmetic mean/min/max</w:t>
+      </w:r>
+      <w:r>
+        <w:rPr>
+          <w:rFonts w:hint="eastAsia"/>
+        </w:rPr>
+        <w:t xml:space="preserve">: </w:t>
       </w:r>
     </w:p>
     <w:p>
       <w:pPr>
-        <w:rPr>
-          <w:b/>
-          <w:bCs/>
-        </w:rPr>
-      </w:pPr>
-      <w:r>
-        <w:t xml:space="preserve">3. </w:t>
-      </w:r>
-      <w:r>
-        <w:rPr>
-          <w:b/>
-          <w:bCs/>
-        </w:rPr>
-        <w:t>TADAShinyAnalyze_prog.rda</w:t>
+        <w:pStyle w:val="a9"/>
+        <w:numPr>
+          <w:ilvl w:val="2"/>
+          <w:numId w:val="6"/>
+        </w:numPr>
+      </w:pPr>
+      <w:r>
+        <w:rPr>
+          <w:rFonts w:hint="eastAsia"/>
+        </w:rPr>
+        <w:t>R</w:t>
+      </w:r>
+      <w:r>
+        <w:t>olling arithmetic mean</w:t>
+      </w:r>
+      <w:r>
+        <w:rPr>
+          <w:rFonts w:hint="eastAsia"/>
+        </w:rPr>
+        <w:t xml:space="preserve"> (Similar to arithmetic mean)</w:t>
       </w:r>
     </w:p>
     <w:p>
-      <w:r>
-        <w:rPr>
-          <w:b/>
-          <w:bCs/>
-        </w:rPr>
-        <w:t xml:space="preserve">  </w:t>
-      </w:r>
-      <w:r>
-        <w:t xml:space="preserve">The R Data file </w:t>
-      </w:r>
-      <w:r>
-        <w:t>stores</w:t>
-      </w:r>
-      <w:r>
-        <w:t xml:space="preserve"> the datasets and session information.</w:t>
+      <w:pPr>
+        <w:pStyle w:val="a9"/>
+        <w:numPr>
+          <w:ilvl w:val="2"/>
+          <w:numId w:val="6"/>
+        </w:numPr>
+      </w:pPr>
+      <w:r>
+        <w:t>Geometric mean</w:t>
       </w:r>
     </w:p>
     <w:p>
       <w:pPr>
         <w:pStyle w:val="a9"/>
         <w:numPr>
-          <w:ilvl w:val="0"/>
+          <w:ilvl w:val="2"/>
           <w:numId w:val="6"/>
         </w:numPr>
-        <w:rPr>
-          <w:b/>
-          <w:bCs/>
-        </w:rPr>
-      </w:pPr>
-      <w:r>
-        <w:rPr>
-          <w:b/>
-          <w:bCs/>
-        </w:rPr>
-        <w:t>Analysis Steps</w:t>
+      </w:pPr>
+      <w:r>
+        <w:rPr>
+          <w:rFonts w:hint="eastAsia"/>
+        </w:rPr>
+        <w:t>A</w:t>
+      </w:r>
+      <w:r>
+        <w:t>rithmetic extremes</w:t>
       </w:r>
     </w:p>
     <w:p>
       <w:pPr>
         <w:pStyle w:val="a9"/>
         <w:numPr>
-          <w:ilvl w:val="0"/>
+          <w:ilvl w:val="1"/>
           <w:numId w:val="6"/>
         </w:numPr>
       </w:pPr>
       <w:r>
-        <w:t xml:space="preserve">Step </w:t>
-      </w:r>
-      <w:r>
-        <w:rPr>
-          <w:rFonts w:hint="eastAsia"/>
-        </w:rPr>
-        <w:t>1</w:t>
-      </w:r>
-      <w:r>
-        <w:t xml:space="preserve">: Filters criteria table for specific </w:t>
-      </w:r>
-      <w:r>
-        <w:rPr>
-          <w:rFonts w:hint="eastAsia"/>
-        </w:rPr>
-        <w:t xml:space="preserve">state/tribe, which contains magnitude, </w:t>
-      </w:r>
-      <w:r>
-        <w:t>duration</w:t>
-      </w:r>
-      <w:r>
-        <w:rPr>
-          <w:rFonts w:hint="eastAsia"/>
-        </w:rPr>
-        <w:t xml:space="preserve">, and frequency. Joins the criteria </w:t>
-      </w:r>
-      <w:r>
-        <w:t>table</w:t>
-      </w:r>
-      <w:r>
-        <w:rPr>
-          <w:rFonts w:hint="eastAsia"/>
-        </w:rPr>
-        <w:t xml:space="preserve"> to </w:t>
+        <w:rPr>
+          <w:rFonts w:hint="eastAsia"/>
+        </w:rPr>
+        <w:t xml:space="preserve">Update the magnitude threshold based on the new </w:t>
+      </w:r>
+      <w:r>
+        <w:rPr>
+          <w:rFonts w:hint="eastAsia"/>
+        </w:rPr>
+        <w:t xml:space="preserve">daily and monthly dataset. For non-equation-based criteria, use the original magnitude threshold. For equation-based </w:t>
+      </w:r>
+      <w:r>
+        <w:rPr>
+          <w:rFonts w:hint="eastAsia"/>
+        </w:rPr>
+        <w:t xml:space="preserve">criteria, </w:t>
+      </w:r>
+      <w:r>
+        <w:rPr>
+          <w:rFonts w:hint="eastAsia"/>
+        </w:rPr>
+        <w:t>calculate the th</w:t>
+      </w:r>
+      <w:r>
+        <w:rPr>
+          <w:rFonts w:hint="eastAsia"/>
+        </w:rPr>
+        <w:t xml:space="preserve">reshold based on the </w:t>
+      </w:r>
+      <w:r>
+        <w:t>available</w:t>
+      </w:r>
+      <w:r>
+        <w:rPr>
+          <w:rFonts w:hint="eastAsia"/>
+        </w:rPr>
+        <w:t xml:space="preserve"> covariates.</w:t>
       </w:r>
     </w:p>
     <w:p>
-      <w:r>
-        <w:t xml:space="preserve">Step </w:t>
-      </w:r>
-      <w:r>
-        <w:rPr>
-          <w:rFonts w:hint="eastAsia"/>
-        </w:rPr>
-        <w:t>2</w:t>
-      </w:r>
-      <w:r>
-        <w:t xml:space="preserve">: </w:t>
-      </w:r>
-      <w:r>
-        <w:t>Joins pH, temperature, and hardness measurements to main dataset as covariates</w:t>
-      </w:r>
-      <w:r>
+      <w:pPr>
+        <w:pStyle w:val="a9"/>
+        <w:numPr>
+          <w:ilvl w:val="1"/>
+          <w:numId w:val="6"/>
+        </w:numPr>
+      </w:pPr>
+      <w:r>
+        <w:rPr>
+          <w:rFonts w:hint="eastAsia"/>
+        </w:rPr>
+        <w:t>Conduct the frequency assessment</w:t>
+      </w:r>
+      <w:r>
+        <w:rPr>
+          <w:rFonts w:hint="eastAsia"/>
+        </w:rPr>
+        <w:t xml:space="preserve"> based on the </w:t>
+      </w:r>
+      <w:r>
+        <w:t>frequency</w:t>
+      </w:r>
+      <w:r>
+        <w:rPr>
+          <w:rFonts w:hint="eastAsia"/>
+        </w:rPr>
+        <w:t xml:space="preserve"> information (</w:t>
+      </w:r>
+      <w:r>
+        <w:t>FreqValue</w:t>
+      </w:r>
+      <w:r>
+        <w:rPr>
+          <w:rFonts w:hint="eastAsia"/>
+        </w:rPr>
+        <w:t xml:space="preserve"> and </w:t>
+      </w:r>
+      <w:r>
+        <w:t>FreqMethod</w:t>
+      </w:r>
+      <w:r>
+        <w:rPr>
+          <w:rFonts w:hint="eastAsia"/>
+        </w:rPr>
+        <w:t>)</w:t>
+      </w:r>
+      <w:r>
+        <w:rPr>
+          <w:rFonts w:hint="eastAsia"/>
+        </w:rPr>
         <w:t xml:space="preserve">. </w:t>
       </w:r>
       <w:r>
-        <w:t xml:space="preserve">Uses </w:t>
-      </w:r>
-      <w:r>
-        <w:t>plus/minus one</w:t>
-      </w:r>
-      <w:r>
-        <w:t xml:space="preserve"> day temporal window to match nearby measurements</w:t>
-      </w:r>
-      <w:r>
-        <w:t xml:space="preserve">. </w:t>
-      </w:r>
-      <w:r>
-        <w:t>These covariates are essential for equation-based criteria calculations</w:t>
+        <w:rPr>
+          <w:rFonts w:hint="eastAsia"/>
+        </w:rPr>
+        <w:t xml:space="preserve">The </w:t>
+      </w:r>
+      <w:r>
+        <w:t>FreqMethod</w:t>
+      </w:r>
+      <w:r>
+        <w:rPr>
+          <w:rFonts w:hint="eastAsia"/>
+        </w:rPr>
+        <w:t xml:space="preserve"> specifies the following frequency assessment method</w:t>
+      </w:r>
+      <w:r>
+        <w:rPr>
+          <w:rFonts w:hint="eastAsia"/>
+        </w:rPr>
+        <w:t xml:space="preserve">s, while </w:t>
+      </w:r>
+      <w:r>
+        <w:t>FreqValue</w:t>
+      </w:r>
+      <w:r>
+        <w:rPr>
+          <w:rFonts w:hint="eastAsia"/>
+        </w:rPr>
+        <w:t xml:space="preserve"> </w:t>
+      </w:r>
+      <w:r>
+        <w:t>document</w:t>
+      </w:r>
+      <w:r>
+        <w:rPr>
+          <w:rFonts w:hint="eastAsia"/>
+        </w:rPr>
+        <w:t>s the associated key values to use.</w:t>
       </w:r>
     </w:p>
     <w:p>
-      <w:r>
-        <w:t>Step 3: Data Integration</w:t>
+      <w:pPr>
+        <w:pStyle w:val="a9"/>
+        <w:numPr>
+          <w:ilvl w:val="2"/>
+          <w:numId w:val="6"/>
+        </w:numPr>
+      </w:pPr>
+      <w:r>
+        <w:t>Number not meeting</w:t>
+      </w:r>
+      <w:r>
+        <w:rPr>
+          <w:rFonts w:hint="eastAsia"/>
+        </w:rPr>
+        <w:t xml:space="preserve">: </w:t>
+      </w:r>
+      <w:r>
+        <w:rPr>
+          <w:rFonts w:hint="eastAsia"/>
+        </w:rPr>
+        <w:t>Use</w:t>
+      </w:r>
+      <w:r>
+        <w:rPr>
+          <w:rFonts w:hint="eastAsia"/>
+        </w:rPr>
+        <w:t xml:space="preserve"> a s</w:t>
+      </w:r>
+      <w:r>
+        <w:t xml:space="preserve">imple </w:t>
+      </w:r>
+      <w:r>
+        <w:rPr>
+          <w:rFonts w:hint="eastAsia"/>
+        </w:rPr>
+        <w:t>excursion</w:t>
+      </w:r>
+      <w:r>
+        <w:t xml:space="preserve"> count</w:t>
+      </w:r>
+      <w:r>
+        <w:rPr>
+          <w:rFonts w:hint="eastAsia"/>
+        </w:rPr>
+        <w:t xml:space="preserve"> to </w:t>
+      </w:r>
+      <w:r>
+        <w:t>determine</w:t>
+      </w:r>
+      <w:r>
+        <w:rPr>
+          <w:rFonts w:hint="eastAsia"/>
+        </w:rPr>
+        <w:t xml:space="preserve"> exceedance</w:t>
+      </w:r>
+      <w:r>
+        <w:rPr>
+          <w:rFonts w:hint="eastAsia"/>
+        </w:rPr>
+        <w:t>.</w:t>
       </w:r>
     </w:p>
     <w:p>
-      <w:r>
-        <w:t>•</w:t>
-      </w:r>
-      <w:r>
-        <w:tab/>
-        <w:t>Links monitoring locations to assessment units</w:t>
+      <w:pPr>
+        <w:pStyle w:val="a9"/>
+        <w:numPr>
+          <w:ilvl w:val="2"/>
+          <w:numId w:val="6"/>
+        </w:numPr>
+      </w:pPr>
+      <w:r>
+        <w:lastRenderedPageBreak/>
+        <w:t>Percent of samples not meeting</w:t>
+      </w:r>
+      <w:r>
+        <w:rPr>
+          <w:rFonts w:hint="eastAsia"/>
+        </w:rPr>
+        <w:t xml:space="preserve">: </w:t>
+      </w:r>
+      <w:r>
+        <w:rPr>
+          <w:rFonts w:hint="eastAsia"/>
+        </w:rPr>
+        <w:t>Calculate the percentage of samples not meeting the criteria to determine exceedance.</w:t>
       </w:r>
     </w:p>
     <w:p>
-      <w:r>
-        <w:t>•</w:t>
-      </w:r>
-      <w:r>
-        <w:tab/>
-        <w:t>Joins designated uses to each assessment unit</w:t>
+      <w:pPr>
+        <w:pStyle w:val="a9"/>
+        <w:numPr>
+          <w:ilvl w:val="2"/>
+          <w:numId w:val="6"/>
+        </w:numPr>
+      </w:pPr>
+      <w:r>
+        <w:t>Percentile method</w:t>
+      </w:r>
+      <w:r>
+        <w:rPr>
+          <w:rFonts w:hint="eastAsia"/>
+        </w:rPr>
+        <w:t xml:space="preserve">: </w:t>
+      </w:r>
+      <w:r>
+        <w:rPr>
+          <w:rFonts w:hint="eastAsia"/>
+        </w:rPr>
+        <w:t>Calculate the percentile of the sample and compare with the magnitude threshold.</w:t>
       </w:r>
     </w:p>
     <w:p>
-      <w:r>
-        <w:t>•</w:t>
-      </w:r>
-      <w:r>
-        <w:tab/>
-        <w:t>Matches applicable water quality criteria to each data point</w:t>
+      <w:pPr>
+        <w:pStyle w:val="a9"/>
+        <w:numPr>
+          <w:ilvl w:val="1"/>
+          <w:numId w:val="6"/>
+        </w:numPr>
+      </w:pPr>
+      <w:r>
+        <w:rPr>
+          <w:rFonts w:hint="eastAsia"/>
+        </w:rPr>
+        <w:t>Summarize the frequency analysis and determine</w:t>
+      </w:r>
+      <w:r>
+        <w:rPr>
+          <w:rFonts w:hint="eastAsia"/>
+        </w:rPr>
+        <w:t xml:space="preserve"> the </w:t>
+      </w:r>
+      <w:r>
+        <w:rPr>
+          <w:rFonts w:hint="eastAsia"/>
+        </w:rPr>
+        <w:t>Exceed/Not Exceed status of each spatial unit.</w:t>
       </w:r>
     </w:p>
     <w:p>
-      <w:r>
-        <w:t>•</w:t>
-      </w:r>
-      <w:r>
-        <w:tab/>
-        <w:t>Results in expanded dataset with all relevant regulatory context</w:t>
-      </w:r>
-    </w:p>
-    <w:p>
-      <w:r>
-        <w:t>Exceedance Calculation Phase (Steps 4-5)</w:t>
-      </w:r>
-    </w:p>
-    <w:p>
-      <w:r>
-        <w:t>Step 4: Non-Equation Criteria Evaluation</w:t>
-      </w:r>
-    </w:p>
-    <w:p>
-      <w:r>
-        <w:t>•</w:t>
-      </w:r>
-      <w:r>
-        <w:tab/>
-        <w:t>Processes fixed threshold criteria (simple numeric limits)</w:t>
-      </w:r>
-    </w:p>
-    <w:p>
-      <w:r>
-        <w:lastRenderedPageBreak/>
-        <w:t>•</w:t>
-      </w:r>
-      <w:r>
-        <w:tab/>
-        <w:t>Compares measured values against upper/lower bounds</w:t>
-      </w:r>
-    </w:p>
-    <w:p>
-      <w:r>
-        <w:t>•</w:t>
-      </w:r>
-      <w:r>
-        <w:tab/>
-        <w:t>Flags excursions when values fall outside acceptable range</w:t>
-      </w:r>
-    </w:p>
-    <w:p>
-      <w:r>
-        <w:t>Step 5: Equation-Based Criteria Calculation</w:t>
-      </w:r>
-    </w:p>
-    <w:p>
-      <w:r>
-        <w:t>•</w:t>
-      </w:r>
-      <w:r>
-        <w:tab/>
-        <w:t xml:space="preserve">Handles dynamic criteria that depend on water chemistry: </w:t>
-      </w:r>
-    </w:p>
-    <w:p>
-      <w:r>
-        <w:t>o</w:t>
-      </w:r>
-      <w:r>
-        <w:tab/>
-        <w:t>Hardness-dependent: Common for metals criteria</w:t>
-      </w:r>
-    </w:p>
-    <w:p>
-      <w:r>
-        <w:t>o</w:t>
-      </w:r>
-      <w:r>
-        <w:tab/>
-        <w:t>pH-dependent: For parameters affected by acidity</w:t>
-      </w:r>
-    </w:p>
-    <w:p>
-      <w:r>
-        <w:t>o</w:t>
-      </w:r>
-      <w:r>
-        <w:tab/>
-        <w:t>pH + Hardness combined: For complex interactions</w:t>
-      </w:r>
-    </w:p>
-    <w:p>
-      <w:r>
-        <w:t>o</w:t>
-      </w:r>
-      <w:r>
-        <w:tab/>
-        <w:t>pH + Temperature: For temperature-sensitive parameters</w:t>
-      </w:r>
-    </w:p>
-    <w:p>
-      <w:r>
-        <w:t>•</w:t>
-      </w:r>
-      <w:r>
-        <w:tab/>
-        <w:t>Calculates site-specific thresholds using measured covariates</w:t>
-      </w:r>
-    </w:p>
-    <w:p>
-      <w:r>
-        <w:t>•</w:t>
-      </w:r>
-      <w:r>
-        <w:tab/>
-        <w:t>Evaluates excursions against calculated thresholds</w:t>
-      </w:r>
-    </w:p>
-    <w:p>
-      <w:r>
-        <w:t>Aggregation Phase (Steps 6-7)</w:t>
-      </w:r>
-    </w:p>
-    <w:p>
-      <w:r>
-        <w:t>Step 6: Initial Summary Statistics</w:t>
-      </w:r>
-    </w:p>
-    <w:p>
-      <w:r>
-        <w:t>•</w:t>
-      </w:r>
-      <w:r>
-        <w:tab/>
-        <w:t>Aggregates excursion data by selected analysis unit (Site/AU/Criteria Group)</w:t>
-      </w:r>
-    </w:p>
-    <w:p>
-      <w:r>
-        <w:t>•</w:t>
-      </w:r>
-      <w:r>
-        <w:tab/>
-        <w:t>Calculates sample counts, date ranges, and basic statistics</w:t>
-      </w:r>
-    </w:p>
-    <w:p>
-      <w:r>
-        <w:t>•</w:t>
-      </w:r>
-      <w:r>
-        <w:tab/>
-        <w:t>Determines excursion frequency and percentage</w:t>
-      </w:r>
-    </w:p>
-    <w:p>
-      <w:r>
-        <w:t>Step 7: Time Series Standardization</w:t>
-      </w:r>
-    </w:p>
-    <w:p>
-      <w:r>
-        <w:t>•</w:t>
-      </w:r>
-      <w:r>
-        <w:tab/>
-        <w:t>Collapses duplicate samples at same timestamp (averaging)</w:t>
-      </w:r>
-    </w:p>
-    <w:p>
-      <w:r>
-        <w:t>•</w:t>
-      </w:r>
-      <w:r>
-        <w:tab/>
-        <w:t xml:space="preserve">Creates canonical time series: </w:t>
-      </w:r>
-    </w:p>
-    <w:p>
-      <w:r>
-        <w:t>o</w:t>
-      </w:r>
-      <w:r>
-        <w:tab/>
-        <w:t>Hourly series: For sub-daily criteria</w:t>
-      </w:r>
-    </w:p>
-    <w:p>
-      <w:r>
-        <w:t>o</w:t>
-      </w:r>
-      <w:r>
-        <w:tab/>
-        <w:t>Daily series: For daily/monthly/seasonal criteria</w:t>
-      </w:r>
-    </w:p>
-    <w:p>
-      <w:r>
-        <w:t>•</w:t>
-      </w:r>
-      <w:r>
-        <w:tab/>
-        <w:t>Prepares data for rolling window calculations</w:t>
-      </w:r>
-    </w:p>
-    <w:p>
-      <w:r>
-        <w:t>Duration Analysis Phase (Steps 8-9)</w:t>
-      </w:r>
-    </w:p>
-    <w:p>
-      <w:r>
-        <w:t>Step 8: Duration Window Calculation</w:t>
-      </w:r>
-    </w:p>
-    <w:p>
-      <w:r>
-        <w:t>•</w:t>
-      </w:r>
-      <w:r>
-        <w:tab/>
-        <w:t xml:space="preserve">Applies rolling windows based on duration requirements (e.g., 30-day </w:t>
-      </w:r>
-      <w:r>
-        <w:lastRenderedPageBreak/>
-        <w:t>average)</w:t>
-      </w:r>
-    </w:p>
-    <w:p>
-      <w:r>
-        <w:t>•</w:t>
-      </w:r>
-      <w:r>
-        <w:tab/>
-        <w:t xml:space="preserve">Calculates specified statistics within each window: </w:t>
-      </w:r>
-    </w:p>
-    <w:p>
-      <w:r>
-        <w:t>o</w:t>
-      </w:r>
-      <w:r>
-        <w:tab/>
-        <w:t>Arithmetic mean/min/max</w:t>
-      </w:r>
-    </w:p>
-    <w:p>
-      <w:r>
-        <w:t>o</w:t>
-      </w:r>
-      <w:r>
-        <w:tab/>
-        <w:t>Geometric mean</w:t>
-      </w:r>
-    </w:p>
-    <w:p>
-      <w:r>
-        <w:t>o</w:t>
-      </w:r>
-      <w:r>
-        <w:tab/>
-        <w:t>Percentiles</w:t>
-      </w:r>
-    </w:p>
-    <w:p>
-      <w:r>
-        <w:t>•</w:t>
-      </w:r>
-      <w:r>
-        <w:tab/>
-        <w:t>Updates equation-based thresholds using windowed covariate values</w:t>
-      </w:r>
-    </w:p>
-    <w:p>
-      <w:r>
-        <w:t>Step 9: Frequency Assessment</w:t>
-      </w:r>
-    </w:p>
-    <w:p>
-      <w:r>
-        <w:t>•</w:t>
-      </w:r>
-      <w:r>
-        <w:tab/>
-        <w:t xml:space="preserve">Evaluates compliance with frequency-based criteria: </w:t>
-      </w:r>
-    </w:p>
-    <w:p>
-      <w:r>
-        <w:t>o</w:t>
-      </w:r>
-      <w:r>
-        <w:tab/>
-        <w:t>Number not meeting: Simple exceedance count</w:t>
-      </w:r>
-    </w:p>
-    <w:p>
-      <w:r>
-        <w:t>o</w:t>
-      </w:r>
-      <w:r>
-        <w:tab/>
-        <w:t>Percent not meeting: Exceedance percentage threshold</w:t>
-      </w:r>
-    </w:p>
-    <w:p>
-      <w:r>
-        <w:t>o</w:t>
-      </w:r>
-      <w:r>
-        <w:tab/>
-        <w:t>N-samples in 3 years: Rolling 3-year maximum</w:t>
-      </w:r>
-    </w:p>
-    <w:p>
-      <w:r>
-        <w:t>o</w:t>
-      </w:r>
-      <w:r>
-        <w:tab/>
-        <w:t>Percentile method: Statistical distribution approach</w:t>
-      </w:r>
-    </w:p>
-    <w:p>
-      <w:r>
-        <w:t>•</w:t>
-      </w:r>
-      <w:r>
-        <w:tab/>
-        <w:t>Determines final compliance status (Exceed/Not Exceed)</w:t>
-      </w:r>
-    </w:p>
-    <w:p>
-      <w:r>
-        <w:t>Results Compilation Phase (Steps 10-11)</w:t>
-      </w:r>
-    </w:p>
-    <w:p>
-      <w:r>
-        <w:t>Step 10: Results Integration</w:t>
-      </w:r>
-    </w:p>
-    <w:p>
-      <w:r>
-        <w:t>•</w:t>
-      </w:r>
-      <w:r>
-        <w:tab/>
-        <w:t>Joins duration and frequency assessments</w:t>
-      </w:r>
-    </w:p>
-    <w:p>
-      <w:r>
-        <w:t>•</w:t>
-      </w:r>
-      <w:r>
-        <w:tab/>
-        <w:t>Combines with original excursion summary</w:t>
-      </w:r>
-    </w:p>
-    <w:p>
-      <w:r>
-        <w:t>•</w:t>
-      </w:r>
-      <w:r>
-        <w:tab/>
-        <w:t>Creates comprehensive compliance dataset</w:t>
-      </w:r>
-    </w:p>
-    <w:p>
-      <w:r>
-        <w:t>Step 11: Output Simplification</w:t>
-      </w:r>
-    </w:p>
-    <w:p>
-      <w:r>
-        <w:t>•</w:t>
-      </w:r>
-      <w:r>
-        <w:tab/>
-        <w:t>Formats duration/frequency information into readable strings</w:t>
-      </w:r>
-    </w:p>
-    <w:p>
-      <w:r>
-        <w:t>•</w:t>
-      </w:r>
-      <w:r>
-        <w:tab/>
-        <w:t>Removes intermediate calculation columns</w:t>
-      </w:r>
-    </w:p>
-    <w:p>
-      <w:r>
-        <w:t>•</w:t>
-      </w:r>
-      <w:r>
-        <w:tab/>
-        <w:t>Produces final user-friendly assessment results</w:t>
-      </w:r>
-    </w:p>
-    <w:p>
-      <w:r>
-        <w:t>Key Analysis Features</w:t>
-      </w:r>
-    </w:p>
-    <w:p>
-      <w:r>
-        <w:t>The pipeline handles three regulatory complexity levels:</w:t>
-      </w:r>
-    </w:p>
-    <w:p>
-      <w:r>
-        <w:lastRenderedPageBreak/>
-        <w:t>1.</w:t>
-      </w:r>
-      <w:r>
-        <w:tab/>
-        <w:t>Magnitude: Direct comparison to thresholds</w:t>
-      </w:r>
-    </w:p>
-    <w:p>
-      <w:r>
-        <w:t>2.</w:t>
-      </w:r>
-      <w:r>
-        <w:tab/>
-        <w:t>Duration: Time-averaged compliance (e.g., "30-day mean not to exceed X")</w:t>
-      </w:r>
-    </w:p>
-    <w:p>
-      <w:r>
-        <w:t>3.</w:t>
-      </w:r>
-      <w:r>
-        <w:tab/>
-        <w:t>Frequency: Allowable exceedance rates (e.g., "not more than once in 3 years")</w:t>
-      </w:r>
-    </w:p>
-    <w:p>
-      <w:r>
-        <w:t>The modular design allows for:</w:t>
-      </w:r>
-    </w:p>
-    <w:p>
-      <w:r>
-        <w:t>•</w:t>
-      </w:r>
-      <w:r>
-        <w:tab/>
-        <w:t>Multiple spatial aggregation levels</w:t>
-      </w:r>
-    </w:p>
-    <w:p>
-      <w:r>
-        <w:t>•</w:t>
-      </w:r>
-      <w:r>
-        <w:tab/>
-        <w:t>Various statistical methods</w:t>
-      </w:r>
-    </w:p>
-    <w:p>
-      <w:r>
-        <w:t>•</w:t>
-      </w:r>
-      <w:r>
-        <w:tab/>
-        <w:t>Dynamic criteria based on site conditions</w:t>
-      </w:r>
-    </w:p>
-    <w:p>
-      <w:r>
-        <w:t>•</w:t>
-      </w:r>
-      <w:r>
-        <w:tab/>
-        <w:t>Complex regulatory logic implementation</w:t>
+      <w:pPr>
+        <w:pStyle w:val="a9"/>
+        <w:numPr>
+          <w:ilvl w:val="1"/>
+          <w:numId w:val="6"/>
+        </w:numPr>
+      </w:pPr>
+      <w:r>
+        <w:rPr>
+          <w:rFonts w:hint="eastAsia"/>
+        </w:rPr>
+        <w:t xml:space="preserve">Combine the </w:t>
+      </w:r>
+      <w:r>
+        <w:rPr>
+          <w:rFonts w:hint="eastAsia"/>
+        </w:rPr>
+        <w:t xml:space="preserve">duration and frequency assessment </w:t>
+      </w:r>
+      <w:r>
+        <w:t>summary</w:t>
+      </w:r>
+      <w:r>
+        <w:rPr>
+          <w:rFonts w:hint="eastAsia"/>
+        </w:rPr>
+        <w:t xml:space="preserve"> with the original </w:t>
+      </w:r>
+      <w:r>
+        <w:t>excursion</w:t>
+      </w:r>
+      <w:r>
+        <w:rPr>
+          <w:rFonts w:hint="eastAsia"/>
+        </w:rPr>
+        <w:t xml:space="preserve"> summary.</w:t>
       </w:r>
     </w:p>
     <w:sectPr>
@@ -865,6 +1190,56 @@
 </w:document>
 </file>
 
+<file path=word/endnotes.xml><?xml version="1.0" encoding="utf-8"?>
+<w:endnotes xmlns:wpc="http://schemas.microsoft.com/office/word/2010/wordprocessingCanvas" xmlns:cx="http://schemas.microsoft.com/office/drawing/2014/chartex" xmlns:cx1="http://schemas.microsoft.com/office/drawing/2015/9/8/chartex" xmlns:cx2="http://schemas.microsoft.com/office/drawing/2015/10/21/chartex" xmlns:cx3="http://schemas.microsoft.com/office/drawing/2016/5/9/chartex" xmlns:cx4="http://schemas.microsoft.com/office/drawing/2016/5/10/chartex" xmlns:cx5="http://schemas.microsoft.com/office/drawing/2016/5/11/chartex" xmlns:cx6="http://schemas.microsoft.com/office/drawing/2016/5/12/chartex" xmlns:cx7="http://schemas.microsoft.com/office/drawing/2016/5/13/chartex" xmlns:cx8="http://schemas.microsoft.com/office/drawing/2016/5/14/chartex" xmlns:mc="http://schemas.openxmlformats.org/markup-compatibility/2006" xmlns:aink="http://schemas.microsoft.com/office/drawing/2016/ink" xmlns:am3d="http://schemas.microsoft.com/office/drawing/2017/model3d" xmlns:o="urn:schemas-microsoft-com:office:office" xmlns:oel="http://schemas.microsoft.com/office/2019/extlst" xmlns:r="http://schemas.openxmlformats.org/officeDocument/2006/relationships" xmlns:m="http://schemas.openxmlformats.org/officeDocument/2006/math" xmlns:v="urn:schemas-microsoft-com:vml" xmlns:wp14="http://schemas.microsoft.com/office/word/2010/wordprocessingDrawing" xmlns:wp="http://schemas.openxmlformats.org/drawingml/2006/wordprocessingDrawing" xmlns:w10="urn:schemas-microsoft-com:office:word" xmlns:w="http://schemas.openxmlformats.org/wordprocessingml/2006/main" xmlns:w14="http://schemas.microsoft.com/office/word/2010/wordml" xmlns:w15="http://schemas.microsoft.com/office/word/2012/wordml" xmlns:w16cex="http://schemas.microsoft.com/office/word/2018/wordml/cex" xmlns:w16cid="http://schemas.microsoft.com/office/word/2016/wordml/cid" xmlns:w16="http://schemas.microsoft.com/office/word/2018/wordml" xmlns:w16du="http://schemas.microsoft.com/office/word/2023/wordml/word16du" xmlns:w16sdtdh="http://schemas.microsoft.com/office/word/2020/wordml/sdtdatahash" xmlns:w16sdtfl="http://schemas.microsoft.com/office/word/2024/wordml/sdtformatlock" xmlns:w16se="http://schemas.microsoft.com/office/word/2015/wordml/symex" xmlns:wpg="http://schemas.microsoft.com/office/word/2010/wordprocessingGroup" xmlns:wpi="http://schemas.microsoft.com/office/word/2010/wordprocessingInk" xmlns:wne="http://schemas.microsoft.com/office/word/2006/wordml" xmlns:wps="http://schemas.microsoft.com/office/word/2010/wordprocessingShape" mc:Ignorable="w14 w15 w16se w16cid w16 w16cex w16sdtdh w16sdtfl w16du wp14">
+  <w:endnote w:type="separator" w:id="-1">
+    <w:p>
+      <w:pPr>
+        <w:spacing w:after="0" w:line="240" w:lineRule="auto"/>
+      </w:pPr>
+      <w:r>
+        <w:separator/>
+      </w:r>
+    </w:p>
+  </w:endnote>
+  <w:endnote w:type="continuationSeparator" w:id="0">
+    <w:p>
+      <w:pPr>
+        <w:spacing w:after="0" w:line="240" w:lineRule="auto"/>
+      </w:pPr>
+      <w:r>
+        <w:continuationSeparator/>
+      </w:r>
+    </w:p>
+  </w:endnote>
+</w:endnotes>
+</file>
+
+<file path=word/footnotes.xml><?xml version="1.0" encoding="utf-8"?>
+<w:footnotes xmlns:wpc="http://schemas.microsoft.com/office/word/2010/wordprocessingCanvas" xmlns:cx="http://schemas.microsoft.com/office/drawing/2014/chartex" xmlns:cx1="http://schemas.microsoft.com/office/drawing/2015/9/8/chartex" xmlns:cx2="http://schemas.microsoft.com/office/drawing/2015/10/21/chartex" xmlns:cx3="http://schemas.microsoft.com/office/drawing/2016/5/9/chartex" xmlns:cx4="http://schemas.microsoft.com/office/drawing/2016/5/10/chartex" xmlns:cx5="http://schemas.microsoft.com/office/drawing/2016/5/11/chartex" xmlns:cx6="http://schemas.microsoft.com/office/drawing/2016/5/12/chartex" xmlns:cx7="http://schemas.microsoft.com/office/drawing/2016/5/13/chartex" xmlns:cx8="http://schemas.microsoft.com/office/drawing/2016/5/14/chartex" xmlns:mc="http://schemas.openxmlformats.org/markup-compatibility/2006" xmlns:aink="http://schemas.microsoft.com/office/drawing/2016/ink" xmlns:am3d="http://schemas.microsoft.com/office/drawing/2017/model3d" xmlns:o="urn:schemas-microsoft-com:office:office" xmlns:oel="http://schemas.microsoft.com/office/2019/extlst" xmlns:r="http://schemas.openxmlformats.org/officeDocument/2006/relationships" xmlns:m="http://schemas.openxmlformats.org/officeDocument/2006/math" xmlns:v="urn:schemas-microsoft-com:vml" xmlns:wp14="http://schemas.microsoft.com/office/word/2010/wordprocessingDrawing" xmlns:wp="http://schemas.openxmlformats.org/drawingml/2006/wordprocessingDrawing" xmlns:w10="urn:schemas-microsoft-com:office:word" xmlns:w="http://schemas.openxmlformats.org/wordprocessingml/2006/main" xmlns:w14="http://schemas.microsoft.com/office/word/2010/wordml" xmlns:w15="http://schemas.microsoft.com/office/word/2012/wordml" xmlns:w16cex="http://schemas.microsoft.com/office/word/2018/wordml/cex" xmlns:w16cid="http://schemas.microsoft.com/office/word/2016/wordml/cid" xmlns:w16="http://schemas.microsoft.com/office/word/2018/wordml" xmlns:w16du="http://schemas.microsoft.com/office/word/2023/wordml/word16du" xmlns:w16sdtdh="http://schemas.microsoft.com/office/word/2020/wordml/sdtdatahash" xmlns:w16sdtfl="http://schemas.microsoft.com/office/word/2024/wordml/sdtformatlock" xmlns:w16se="http://schemas.microsoft.com/office/word/2015/wordml/symex" xmlns:wpg="http://schemas.microsoft.com/office/word/2010/wordprocessingGroup" xmlns:wpi="http://schemas.microsoft.com/office/word/2010/wordprocessingInk" xmlns:wne="http://schemas.microsoft.com/office/word/2006/wordml" xmlns:wps="http://schemas.microsoft.com/office/word/2010/wordprocessingShape" mc:Ignorable="w14 w15 w16se w16cid w16 w16cex w16sdtdh w16sdtfl w16du wp14">
+  <w:footnote w:type="separator" w:id="-1">
+    <w:p>
+      <w:pPr>
+        <w:spacing w:after="0" w:line="240" w:lineRule="auto"/>
+      </w:pPr>
+      <w:r>
+        <w:separator/>
+      </w:r>
+    </w:p>
+  </w:footnote>
+  <w:footnote w:type="continuationSeparator" w:id="0">
+    <w:p>
+      <w:pPr>
+        <w:spacing w:after="0" w:line="240" w:lineRule="auto"/>
+      </w:pPr>
+      <w:r>
+        <w:continuationSeparator/>
+      </w:r>
+    </w:p>
+  </w:footnote>
+</w:footnotes>
+</file>
+
 <file path=word/numbering.xml><?xml version="1.0" encoding="utf-8"?>
 <w:numbering xmlns:wpc="http://schemas.microsoft.com/office/word/2010/wordprocessingCanvas" xmlns:cx="http://schemas.microsoft.com/office/drawing/2014/chartex" xmlns:cx1="http://schemas.microsoft.com/office/drawing/2015/9/8/chartex" xmlns:cx2="http://schemas.microsoft.com/office/drawing/2015/10/21/chartex" xmlns:cx3="http://schemas.microsoft.com/office/drawing/2016/5/9/chartex" xmlns:cx4="http://schemas.microsoft.com/office/drawing/2016/5/10/chartex" xmlns:cx5="http://schemas.microsoft.com/office/drawing/2016/5/11/chartex" xmlns:cx6="http://schemas.microsoft.com/office/drawing/2016/5/12/chartex" xmlns:cx7="http://schemas.microsoft.com/office/drawing/2016/5/13/chartex" xmlns:cx8="http://schemas.microsoft.com/office/drawing/2016/5/14/chartex" xmlns:mc="http://schemas.openxmlformats.org/markup-compatibility/2006" xmlns:aink="http://schemas.microsoft.com/office/drawing/2016/ink" xmlns:am3d="http://schemas.microsoft.com/office/drawing/2017/model3d" xmlns:o="urn:schemas-microsoft-com:office:office" xmlns:oel="http://schemas.microsoft.com/office/2019/extlst" xmlns:r="http://schemas.openxmlformats.org/officeDocument/2006/relationships" xmlns:m="http://schemas.openxmlformats.org/officeDocument/2006/math" xmlns:v="urn:schemas-microsoft-com:vml" xmlns:wp14="http://schemas.microsoft.com/office/word/2010/wordprocessingDrawing" xmlns:wp="http://schemas.openxmlformats.org/drawingml/2006/wordprocessingDrawing" xmlns:w10="urn:schemas-microsoft-com:office:word" xmlns:w="http://schemas.openxmlformats.org/wordprocessingml/2006/main" xmlns:w14="http://schemas.microsoft.com/office/word/2010/wordml" xmlns:w15="http://schemas.microsoft.com/office/word/2012/wordml" xmlns:w16cex="http://schemas.microsoft.com/office/word/2018/wordml/cex" xmlns:w16cid="http://schemas.microsoft.com/office/word/2016/wordml/cid" xmlns:w16="http://schemas.microsoft.com/office/word/2018/wordml" xmlns:w16du="http://schemas.microsoft.com/office/word/2023/wordml/word16du" xmlns:w16sdtdh="http://schemas.microsoft.com/office/word/2020/wordml/sdtdatahash" xmlns:w16sdtfl="http://schemas.microsoft.com/office/word/2024/wordml/sdtformatlock" xmlns:w16se="http://schemas.microsoft.com/office/word/2015/wordml/symex" xmlns:wpg="http://schemas.microsoft.com/office/word/2010/wordprocessingGroup" xmlns:wpi="http://schemas.microsoft.com/office/word/2010/wordprocessingInk" xmlns:wne="http://schemas.microsoft.com/office/word/2006/wordml" xmlns:wps="http://schemas.microsoft.com/office/word/2010/wordprocessingShape" mc:Ignorable="w14 w15 w16se w16cid w16 w16cex w16sdtdh w16sdtfl w16du wp14">
   <w:abstractNum w:abstractNumId="0" w15:restartNumberingAfterBreak="0">
@@ -987,7 +1362,7 @@
   <w:abstractNum w:abstractNumId="1" w15:restartNumberingAfterBreak="0">
     <w:nsid w:val="0A022614"/>
     <w:multiLevelType w:val="hybridMultilevel"/>
-    <w:tmpl w:val="304C433A"/>
+    <w:tmpl w:val="147C548A"/>
     <w:lvl w:ilvl="0" w:tplc="04090001">
       <w:start w:val="1"/>
       <w:numFmt w:val="bullet"/>
@@ -1000,19 +1375,20 @@
         <w:rFonts w:ascii="Wingdings" w:hAnsi="Wingdings" w:hint="default"/>
       </w:rPr>
     </w:lvl>
-    <w:lvl w:ilvl="1" w:tplc="04090003" w:tentative="1">
-      <w:start w:val="1"/>
-      <w:numFmt w:val="bullet"/>
-      <w:lvlText w:val=""/>
+    <w:lvl w:ilvl="1" w:tplc="6BD8C5BC">
+      <w:start w:val="1"/>
+      <w:numFmt w:val="decimal"/>
+      <w:lvlText w:val="%2."/>
       <w:lvlJc w:val="left"/>
       <w:pPr>
         <w:ind w:left="960" w:hanging="480"/>
       </w:pPr>
       <w:rPr>
-        <w:rFonts w:ascii="Wingdings" w:hAnsi="Wingdings" w:hint="default"/>
-      </w:rPr>
-    </w:lvl>
-    <w:lvl w:ilvl="2" w:tplc="04090005" w:tentative="1">
+        <w:b/>
+        <w:bCs/>
+      </w:rPr>
+    </w:lvl>
+    <w:lvl w:ilvl="2" w:tplc="04090005">
       <w:start w:val="1"/>
       <w:numFmt w:val="bullet"/>
       <w:lvlText w:val=""/>
@@ -2528,6 +2904,66 @@
       <w:spacing w:val="5"/>
     </w:rPr>
   </w:style>
+  <w:style w:type="paragraph" w:styleId="ae">
+    <w:name w:val="header"/>
+    <w:basedOn w:val="a"/>
+    <w:link w:val="af"/>
+    <w:uiPriority w:val="99"/>
+    <w:unhideWhenUsed/>
+    <w:rsid w:val="00497A55"/>
+    <w:pPr>
+      <w:tabs>
+        <w:tab w:val="center" w:pos="4153"/>
+        <w:tab w:val="right" w:pos="8306"/>
+      </w:tabs>
+      <w:snapToGrid w:val="0"/>
+    </w:pPr>
+    <w:rPr>
+      <w:sz w:val="20"/>
+      <w:szCs w:val="20"/>
+    </w:rPr>
+  </w:style>
+  <w:style w:type="character" w:customStyle="1" w:styleId="af">
+    <w:name w:val="頁首 字元"/>
+    <w:basedOn w:val="a0"/>
+    <w:link w:val="ae"/>
+    <w:uiPriority w:val="99"/>
+    <w:rsid w:val="00497A55"/>
+    <w:rPr>
+      <w:sz w:val="20"/>
+      <w:szCs w:val="20"/>
+    </w:rPr>
+  </w:style>
+  <w:style w:type="paragraph" w:styleId="af0">
+    <w:name w:val="footer"/>
+    <w:basedOn w:val="a"/>
+    <w:link w:val="af1"/>
+    <w:uiPriority w:val="99"/>
+    <w:unhideWhenUsed/>
+    <w:rsid w:val="00497A55"/>
+    <w:pPr>
+      <w:tabs>
+        <w:tab w:val="center" w:pos="4153"/>
+        <w:tab w:val="right" w:pos="8306"/>
+      </w:tabs>
+      <w:snapToGrid w:val="0"/>
+    </w:pPr>
+    <w:rPr>
+      <w:sz w:val="20"/>
+      <w:szCs w:val="20"/>
+    </w:rPr>
+  </w:style>
+  <w:style w:type="character" w:customStyle="1" w:styleId="af1">
+    <w:name w:val="頁尾 字元"/>
+    <w:basedOn w:val="a0"/>
+    <w:link w:val="af0"/>
+    <w:uiPriority w:val="99"/>
+    <w:rsid w:val="00497A55"/>
+    <w:rPr>
+      <w:sz w:val="20"/>
+      <w:szCs w:val="20"/>
+    </w:rPr>
+  </w:style>
 </w:styles>
 </file>
 

--- a/inst/extdata/ReadMe_Custom.docx
+++ b/inst/extdata/ReadMe_Custom.docx
@@ -642,6 +642,3335 @@
       <w:r>
         <w:t xml:space="preserve"> Integrate the duration and frequency assessment summaries with the original excursion summary.</w:t>
       </w:r>
+    </w:p>
+    <w:p>
+      <w:pPr>
+        <w:rPr>
+          <w:b/>
+          <w:bCs/>
+        </w:rPr>
+      </w:pPr>
+      <w:r>
+        <w:rPr>
+          <w:b/>
+          <w:bCs/>
+        </w:rPr>
+        <w:t>Column Descriptions</w:t>
+      </w:r>
+    </w:p>
+    <w:p>
+      <w:pPr>
+        <w:pStyle w:val="a9"/>
+        <w:numPr>
+          <w:ilvl w:val="0"/>
+          <w:numId w:val="7"/>
+        </w:numPr>
+        <w:rPr>
+          <w:b/>
+          <w:bCs/>
+        </w:rPr>
+      </w:pPr>
+      <w:r>
+        <w:rPr>
+          <w:b/>
+          <w:bCs/>
+        </w:rPr>
+        <w:t>TADAShinyAnalyze_</w:t>
+      </w:r>
+      <w:r>
+        <w:rPr>
+          <w:rFonts w:hint="eastAsia"/>
+          <w:b/>
+          <w:bCs/>
+        </w:rPr>
+        <w:t>custom</w:t>
+      </w:r>
+      <w:r>
+        <w:rPr>
+          <w:b/>
+          <w:bCs/>
+        </w:rPr>
+        <w:t>_analysis_result.csv</w:t>
+      </w:r>
+    </w:p>
+    <w:tbl>
+      <w:tblPr>
+        <w:tblStyle w:val="af2"/>
+        <w:tblW w:w="0" w:type="auto"/>
+        <w:tblLook w:val="04A0" w:firstRow="1" w:lastRow="0" w:firstColumn="1" w:lastColumn="0" w:noHBand="0" w:noVBand="1"/>
+      </w:tblPr>
+      <w:tblGrid>
+        <w:gridCol w:w="3605"/>
+        <w:gridCol w:w="4691"/>
+      </w:tblGrid>
+      <w:tr>
+        <w:trPr>
+          <w:trHeight w:val="315"/>
+        </w:trPr>
+        <w:tc>
+          <w:tcPr>
+            <w:tcW w:w="3544" w:type="dxa"/>
+            <w:noWrap/>
+            <w:hideMark/>
+          </w:tcPr>
+          <w:p>
+            <w:pPr>
+              <w:rPr>
+                <w:b/>
+                <w:bCs/>
+                <w:sz w:val="20"/>
+                <w:szCs w:val="20"/>
+              </w:rPr>
+            </w:pPr>
+            <w:r>
+              <w:rPr>
+                <w:b/>
+                <w:bCs/>
+                <w:sz w:val="20"/>
+                <w:szCs w:val="20"/>
+              </w:rPr>
+              <w:t>Column</w:t>
+            </w:r>
+          </w:p>
+        </w:tc>
+        <w:tc>
+          <w:tcPr>
+            <w:tcW w:w="4752" w:type="dxa"/>
+            <w:noWrap/>
+            <w:hideMark/>
+          </w:tcPr>
+          <w:p>
+            <w:pPr>
+              <w:rPr>
+                <w:b/>
+                <w:bCs/>
+                <w:sz w:val="20"/>
+                <w:szCs w:val="20"/>
+              </w:rPr>
+            </w:pPr>
+            <w:r>
+              <w:rPr>
+                <w:b/>
+                <w:bCs/>
+                <w:sz w:val="20"/>
+                <w:szCs w:val="20"/>
+              </w:rPr>
+              <w:t>Description</w:t>
+            </w:r>
+          </w:p>
+        </w:tc>
+      </w:tr>
+      <w:tr>
+        <w:trPr>
+          <w:trHeight w:val="315"/>
+        </w:trPr>
+        <w:tc>
+          <w:tcPr>
+            <w:tcW w:w="3544" w:type="dxa"/>
+            <w:noWrap/>
+            <w:hideMark/>
+          </w:tcPr>
+          <w:p>
+            <w:pPr>
+              <w:rPr>
+                <w:sz w:val="20"/>
+                <w:szCs w:val="20"/>
+              </w:rPr>
+            </w:pPr>
+            <w:r>
+              <w:rPr>
+                <w:sz w:val="20"/>
+                <w:szCs w:val="20"/>
+              </w:rPr>
+              <w:t>TADA.MonitoringLocationIdentifier</w:t>
+            </w:r>
+          </w:p>
+        </w:tc>
+        <w:tc>
+          <w:tcPr>
+            <w:tcW w:w="4752" w:type="dxa"/>
+            <w:noWrap/>
+            <w:hideMark/>
+          </w:tcPr>
+          <w:p>
+            <w:pPr>
+              <w:rPr>
+                <w:sz w:val="20"/>
+                <w:szCs w:val="20"/>
+              </w:rPr>
+            </w:pPr>
+            <w:r>
+              <w:rPr>
+                <w:sz w:val="20"/>
+                <w:szCs w:val="20"/>
+              </w:rPr>
+              <w:t>TADA-standardized version of MonitoringLocationIdentifier. A designator used to describe the unique name, number, or code assigned to identify the monitoring location.</w:t>
+            </w:r>
+          </w:p>
+        </w:tc>
+      </w:tr>
+      <w:tr>
+        <w:trPr>
+          <w:trHeight w:val="315"/>
+        </w:trPr>
+        <w:tc>
+          <w:tcPr>
+            <w:tcW w:w="3544" w:type="dxa"/>
+            <w:noWrap/>
+            <w:hideMark/>
+          </w:tcPr>
+          <w:p>
+            <w:pPr>
+              <w:rPr>
+                <w:sz w:val="20"/>
+                <w:szCs w:val="20"/>
+              </w:rPr>
+            </w:pPr>
+            <w:r>
+              <w:rPr>
+                <w:sz w:val="20"/>
+                <w:szCs w:val="20"/>
+              </w:rPr>
+              <w:t>JoinToAU.AssessmentUnitIdentifier</w:t>
+            </w:r>
+          </w:p>
+        </w:tc>
+        <w:tc>
+          <w:tcPr>
+            <w:tcW w:w="4752" w:type="dxa"/>
+            <w:noWrap/>
+            <w:hideMark/>
+          </w:tcPr>
+          <w:p>
+            <w:pPr>
+              <w:rPr>
+                <w:sz w:val="20"/>
+                <w:szCs w:val="20"/>
+              </w:rPr>
+            </w:pPr>
+            <w:r>
+              <w:rPr>
+                <w:sz w:val="20"/>
+                <w:szCs w:val="20"/>
+              </w:rPr>
+              <w:t>The assessment unit identifier</w:t>
+            </w:r>
+          </w:p>
+        </w:tc>
+      </w:tr>
+      <w:tr>
+        <w:trPr>
+          <w:trHeight w:val="315"/>
+        </w:trPr>
+        <w:tc>
+          <w:tcPr>
+            <w:tcW w:w="3544" w:type="dxa"/>
+            <w:noWrap/>
+            <w:hideMark/>
+          </w:tcPr>
+          <w:p>
+            <w:pPr>
+              <w:rPr>
+                <w:sz w:val="20"/>
+                <w:szCs w:val="20"/>
+              </w:rPr>
+            </w:pPr>
+            <w:r>
+              <w:rPr>
+                <w:sz w:val="20"/>
+                <w:szCs w:val="20"/>
+              </w:rPr>
+              <w:t>ATTAINS.OrganizationIdentifier</w:t>
+            </w:r>
+          </w:p>
+        </w:tc>
+        <w:tc>
+          <w:tcPr>
+            <w:tcW w:w="4752" w:type="dxa"/>
+            <w:noWrap/>
+            <w:hideMark/>
+          </w:tcPr>
+          <w:p>
+            <w:pPr>
+              <w:rPr>
+                <w:sz w:val="20"/>
+                <w:szCs w:val="20"/>
+              </w:rPr>
+            </w:pPr>
+            <w:r>
+              <w:rPr>
+                <w:sz w:val="20"/>
+                <w:szCs w:val="20"/>
+              </w:rPr>
+              <w:t>The ATTAINS organization identifier</w:t>
+            </w:r>
+          </w:p>
+        </w:tc>
+      </w:tr>
+      <w:tr>
+        <w:trPr>
+          <w:trHeight w:val="315"/>
+        </w:trPr>
+        <w:tc>
+          <w:tcPr>
+            <w:tcW w:w="3544" w:type="dxa"/>
+            <w:noWrap/>
+            <w:hideMark/>
+          </w:tcPr>
+          <w:p>
+            <w:pPr>
+              <w:rPr>
+                <w:sz w:val="20"/>
+                <w:szCs w:val="20"/>
+              </w:rPr>
+            </w:pPr>
+            <w:r>
+              <w:rPr>
+                <w:sz w:val="20"/>
+                <w:szCs w:val="20"/>
+              </w:rPr>
+              <w:t>ATTAINS.ParameterName</w:t>
+            </w:r>
+          </w:p>
+        </w:tc>
+        <w:tc>
+          <w:tcPr>
+            <w:tcW w:w="4752" w:type="dxa"/>
+            <w:noWrap/>
+            <w:hideMark/>
+          </w:tcPr>
+          <w:p>
+            <w:pPr>
+              <w:rPr>
+                <w:sz w:val="20"/>
+                <w:szCs w:val="20"/>
+              </w:rPr>
+            </w:pPr>
+            <w:r>
+              <w:rPr>
+                <w:sz w:val="20"/>
+                <w:szCs w:val="20"/>
+              </w:rPr>
+              <w:t>The ATTAINS parameter name</w:t>
+            </w:r>
+          </w:p>
+        </w:tc>
+      </w:tr>
+      <w:tr>
+        <w:trPr>
+          <w:trHeight w:val="315"/>
+        </w:trPr>
+        <w:tc>
+          <w:tcPr>
+            <w:tcW w:w="3544" w:type="dxa"/>
+            <w:noWrap/>
+            <w:hideMark/>
+          </w:tcPr>
+          <w:p>
+            <w:pPr>
+              <w:rPr>
+                <w:sz w:val="20"/>
+                <w:szCs w:val="20"/>
+              </w:rPr>
+            </w:pPr>
+            <w:r>
+              <w:rPr>
+                <w:sz w:val="20"/>
+                <w:szCs w:val="20"/>
+              </w:rPr>
+              <w:lastRenderedPageBreak/>
+              <w:t>ATTAINS.UseName</w:t>
+            </w:r>
+          </w:p>
+        </w:tc>
+        <w:tc>
+          <w:tcPr>
+            <w:tcW w:w="4752" w:type="dxa"/>
+            <w:noWrap/>
+            <w:hideMark/>
+          </w:tcPr>
+          <w:p>
+            <w:pPr>
+              <w:rPr>
+                <w:sz w:val="20"/>
+                <w:szCs w:val="20"/>
+              </w:rPr>
+            </w:pPr>
+            <w:r>
+              <w:rPr>
+                <w:sz w:val="20"/>
+                <w:szCs w:val="20"/>
+              </w:rPr>
+              <w:t>The ATTAINS use name of an assessment unit</w:t>
+            </w:r>
+          </w:p>
+        </w:tc>
+      </w:tr>
+      <w:tr>
+        <w:trPr>
+          <w:trHeight w:val="315"/>
+        </w:trPr>
+        <w:tc>
+          <w:tcPr>
+            <w:tcW w:w="3544" w:type="dxa"/>
+            <w:noWrap/>
+            <w:hideMark/>
+          </w:tcPr>
+          <w:p>
+            <w:pPr>
+              <w:rPr>
+                <w:sz w:val="20"/>
+                <w:szCs w:val="20"/>
+              </w:rPr>
+            </w:pPr>
+            <w:r>
+              <w:rPr>
+                <w:sz w:val="20"/>
+                <w:szCs w:val="20"/>
+              </w:rPr>
+              <w:t>AcuteChronic</w:t>
+            </w:r>
+          </w:p>
+        </w:tc>
+        <w:tc>
+          <w:tcPr>
+            <w:tcW w:w="4752" w:type="dxa"/>
+            <w:noWrap/>
+            <w:hideMark/>
+          </w:tcPr>
+          <w:p>
+            <w:pPr>
+              <w:rPr>
+                <w:sz w:val="20"/>
+                <w:szCs w:val="20"/>
+              </w:rPr>
+            </w:pPr>
+            <w:r>
+              <w:rPr>
+                <w:sz w:val="20"/>
+                <w:szCs w:val="20"/>
+              </w:rPr>
+              <w:t>Acute or chronic criteria category</w:t>
+            </w:r>
+          </w:p>
+        </w:tc>
+      </w:tr>
+      <w:tr>
+        <w:trPr>
+          <w:trHeight w:val="315"/>
+        </w:trPr>
+        <w:tc>
+          <w:tcPr>
+            <w:tcW w:w="3544" w:type="dxa"/>
+            <w:noWrap/>
+            <w:hideMark/>
+          </w:tcPr>
+          <w:p>
+            <w:pPr>
+              <w:rPr>
+                <w:sz w:val="20"/>
+                <w:szCs w:val="20"/>
+              </w:rPr>
+            </w:pPr>
+            <w:r>
+              <w:rPr>
+                <w:sz w:val="20"/>
+                <w:szCs w:val="20"/>
+              </w:rPr>
+              <w:t>UniqueSpatialCriteria</w:t>
+            </w:r>
+          </w:p>
+        </w:tc>
+        <w:tc>
+          <w:tcPr>
+            <w:tcW w:w="4752" w:type="dxa"/>
+            <w:noWrap/>
+            <w:hideMark/>
+          </w:tcPr>
+          <w:p>
+            <w:pPr>
+              <w:rPr>
+                <w:sz w:val="20"/>
+                <w:szCs w:val="20"/>
+              </w:rPr>
+            </w:pPr>
+            <w:r>
+              <w:rPr>
+                <w:sz w:val="20"/>
+                <w:szCs w:val="20"/>
+              </w:rPr>
+              <w:t>The unique spatial criteria information</w:t>
+            </w:r>
+          </w:p>
+        </w:tc>
+      </w:tr>
+      <w:tr>
+        <w:trPr>
+          <w:trHeight w:val="315"/>
+        </w:trPr>
+        <w:tc>
+          <w:tcPr>
+            <w:tcW w:w="3544" w:type="dxa"/>
+            <w:noWrap/>
+            <w:hideMark/>
+          </w:tcPr>
+          <w:p>
+            <w:pPr>
+              <w:rPr>
+                <w:sz w:val="20"/>
+                <w:szCs w:val="20"/>
+              </w:rPr>
+            </w:pPr>
+            <w:r>
+              <w:rPr>
+                <w:sz w:val="20"/>
+                <w:szCs w:val="20"/>
+              </w:rPr>
+              <w:t>Season</w:t>
+            </w:r>
+          </w:p>
+        </w:tc>
+        <w:tc>
+          <w:tcPr>
+            <w:tcW w:w="4752" w:type="dxa"/>
+            <w:noWrap/>
+            <w:hideMark/>
+          </w:tcPr>
+          <w:p>
+            <w:pPr>
+              <w:rPr>
+                <w:sz w:val="20"/>
+                <w:szCs w:val="20"/>
+              </w:rPr>
+            </w:pPr>
+            <w:r>
+              <w:rPr>
+                <w:sz w:val="20"/>
+                <w:szCs w:val="20"/>
+              </w:rPr>
+              <w:t>The season criteria information</w:t>
+            </w:r>
+          </w:p>
+        </w:tc>
+      </w:tr>
+      <w:tr>
+        <w:trPr>
+          <w:trHeight w:val="315"/>
+        </w:trPr>
+        <w:tc>
+          <w:tcPr>
+            <w:tcW w:w="3544" w:type="dxa"/>
+            <w:noWrap/>
+            <w:hideMark/>
+          </w:tcPr>
+          <w:p>
+            <w:pPr>
+              <w:rPr>
+                <w:sz w:val="20"/>
+                <w:szCs w:val="20"/>
+              </w:rPr>
+            </w:pPr>
+            <w:r>
+              <w:rPr>
+                <w:sz w:val="20"/>
+                <w:szCs w:val="20"/>
+              </w:rPr>
+              <w:t>EquationBased</w:t>
+            </w:r>
+          </w:p>
+        </w:tc>
+        <w:tc>
+          <w:tcPr>
+            <w:tcW w:w="4752" w:type="dxa"/>
+            <w:noWrap/>
+            <w:hideMark/>
+          </w:tcPr>
+          <w:p>
+            <w:pPr>
+              <w:rPr>
+                <w:sz w:val="20"/>
+                <w:szCs w:val="20"/>
+              </w:rPr>
+            </w:pPr>
+            <w:r>
+              <w:rPr>
+                <w:sz w:val="20"/>
+                <w:szCs w:val="20"/>
+              </w:rPr>
+              <w:t>Whether the criteria is based on an equation with covariates or is a fixed magnitude</w:t>
+            </w:r>
+          </w:p>
+        </w:tc>
+      </w:tr>
+      <w:tr>
+        <w:trPr>
+          <w:trHeight w:val="315"/>
+        </w:trPr>
+        <w:tc>
+          <w:tcPr>
+            <w:tcW w:w="3544" w:type="dxa"/>
+            <w:noWrap/>
+            <w:hideMark/>
+          </w:tcPr>
+          <w:p>
+            <w:pPr>
+              <w:rPr>
+                <w:sz w:val="20"/>
+                <w:szCs w:val="20"/>
+              </w:rPr>
+            </w:pPr>
+            <w:r>
+              <w:rPr>
+                <w:sz w:val="20"/>
+                <w:szCs w:val="20"/>
+              </w:rPr>
+              <w:t>EquationType</w:t>
+            </w:r>
+          </w:p>
+        </w:tc>
+        <w:tc>
+          <w:tcPr>
+            <w:tcW w:w="4752" w:type="dxa"/>
+            <w:noWrap/>
+            <w:hideMark/>
+          </w:tcPr>
+          <w:p>
+            <w:pPr>
+              <w:rPr>
+                <w:sz w:val="20"/>
+                <w:szCs w:val="20"/>
+              </w:rPr>
+            </w:pPr>
+            <w:r>
+              <w:rPr>
+                <w:sz w:val="20"/>
+                <w:szCs w:val="20"/>
+              </w:rPr>
+              <w:t xml:space="preserve">The type of the equation if the criteria is equation-based </w:t>
+            </w:r>
+          </w:p>
+        </w:tc>
+      </w:tr>
+      <w:tr>
+        <w:trPr>
+          <w:trHeight w:val="315"/>
+        </w:trPr>
+        <w:tc>
+          <w:tcPr>
+            <w:tcW w:w="3544" w:type="dxa"/>
+            <w:noWrap/>
+            <w:hideMark/>
+          </w:tcPr>
+          <w:p>
+            <w:pPr>
+              <w:rPr>
+                <w:sz w:val="20"/>
+                <w:szCs w:val="20"/>
+              </w:rPr>
+            </w:pPr>
+            <w:r>
+              <w:rPr>
+                <w:sz w:val="20"/>
+                <w:szCs w:val="20"/>
+              </w:rPr>
+              <w:t>TADA.CharacteristicName</w:t>
+            </w:r>
+          </w:p>
+        </w:tc>
+        <w:tc>
+          <w:tcPr>
+            <w:tcW w:w="4752" w:type="dxa"/>
+            <w:noWrap/>
+            <w:hideMark/>
+          </w:tcPr>
+          <w:p>
+            <w:pPr>
+              <w:rPr>
+                <w:sz w:val="20"/>
+                <w:szCs w:val="20"/>
+              </w:rPr>
+            </w:pPr>
+            <w:r>
+              <w:rPr>
+                <w:sz w:val="20"/>
+                <w:szCs w:val="20"/>
+              </w:rPr>
+              <w:t>The object, property, or substance which is evaluated or enumerated by either a direct field measurement, a direct field observation, or by laboratory analysis of material collected in the field.  TADA-standardized variables are presented in uppercase and are the result of harmonization between USGS and WQX values, which may vary by case.</w:t>
+            </w:r>
+          </w:p>
+        </w:tc>
+      </w:tr>
+      <w:tr>
+        <w:trPr>
+          <w:trHeight w:val="315"/>
+        </w:trPr>
+        <w:tc>
+          <w:tcPr>
+            <w:tcW w:w="3544" w:type="dxa"/>
+            <w:noWrap/>
+            <w:hideMark/>
+          </w:tcPr>
+          <w:p>
+            <w:pPr>
+              <w:rPr>
+                <w:sz w:val="20"/>
+                <w:szCs w:val="20"/>
+              </w:rPr>
+            </w:pPr>
+            <w:r>
+              <w:rPr>
+                <w:sz w:val="20"/>
+                <w:szCs w:val="20"/>
+              </w:rPr>
+              <w:t>TADA.ResultSampleFractionText</w:t>
+            </w:r>
+          </w:p>
+        </w:tc>
+        <w:tc>
+          <w:tcPr>
+            <w:tcW w:w="4752" w:type="dxa"/>
+            <w:noWrap/>
+            <w:hideMark/>
+          </w:tcPr>
+          <w:p>
+            <w:pPr>
+              <w:rPr>
+                <w:sz w:val="20"/>
+                <w:szCs w:val="20"/>
+              </w:rPr>
+            </w:pPr>
+            <w:r>
+              <w:rPr>
+                <w:sz w:val="20"/>
+                <w:szCs w:val="20"/>
+              </w:rPr>
+              <w:t>The text name of the portion of the sample associated with results obtained from a physically-partitioned sample (e.g., dissolved).  TADA-standardized variables are presented in uppercase and are the result of harmonization between USGS and WQX values, which may vary by case.</w:t>
+            </w:r>
+          </w:p>
+        </w:tc>
+      </w:tr>
+      <w:tr>
+        <w:trPr>
+          <w:trHeight w:val="315"/>
+        </w:trPr>
+        <w:tc>
+          <w:tcPr>
+            <w:tcW w:w="3544" w:type="dxa"/>
+            <w:noWrap/>
+            <w:hideMark/>
+          </w:tcPr>
+          <w:p>
+            <w:pPr>
+              <w:rPr>
+                <w:sz w:val="20"/>
+                <w:szCs w:val="20"/>
+              </w:rPr>
+            </w:pPr>
+            <w:r>
+              <w:rPr>
+                <w:sz w:val="20"/>
+                <w:szCs w:val="20"/>
+              </w:rPr>
+              <w:t>TADA.MethodSpeciationName</w:t>
+            </w:r>
+          </w:p>
+        </w:tc>
+        <w:tc>
+          <w:tcPr>
+            <w:tcW w:w="4752" w:type="dxa"/>
+            <w:noWrap/>
+            <w:hideMark/>
+          </w:tcPr>
+          <w:p>
+            <w:pPr>
+              <w:rPr>
+                <w:sz w:val="20"/>
+                <w:szCs w:val="20"/>
+              </w:rPr>
+            </w:pPr>
+            <w:r>
+              <w:rPr>
+                <w:sz w:val="20"/>
+                <w:szCs w:val="20"/>
+              </w:rPr>
+              <w:t>Identifies the chemical speciation in which the measured result is expressed. TADA-standardized variables are presented in uppercase and are the result of harmonization between USGS and WQX values, which may vary by case.</w:t>
+            </w:r>
+          </w:p>
+        </w:tc>
+      </w:tr>
+      <w:tr>
+        <w:trPr>
+          <w:trHeight w:val="315"/>
+        </w:trPr>
+        <w:tc>
+          <w:tcPr>
+            <w:tcW w:w="3544" w:type="dxa"/>
+            <w:noWrap/>
+            <w:hideMark/>
+          </w:tcPr>
+          <w:p>
+            <w:pPr>
+              <w:rPr>
+                <w:sz w:val="20"/>
+                <w:szCs w:val="20"/>
+              </w:rPr>
+            </w:pPr>
+            <w:r>
+              <w:rPr>
+                <w:sz w:val="20"/>
+                <w:szCs w:val="20"/>
+              </w:rPr>
+              <w:t>TADA.ResultMeasure.MeasureUnitCode</w:t>
+            </w:r>
+          </w:p>
+        </w:tc>
+        <w:tc>
+          <w:tcPr>
+            <w:tcW w:w="4752" w:type="dxa"/>
+            <w:noWrap/>
+            <w:hideMark/>
+          </w:tcPr>
+          <w:p>
+            <w:pPr>
+              <w:rPr>
+                <w:sz w:val="20"/>
+                <w:szCs w:val="20"/>
+              </w:rPr>
+            </w:pPr>
+            <w:r>
+              <w:rPr>
+                <w:sz w:val="20"/>
+                <w:szCs w:val="20"/>
+              </w:rPr>
+              <w:t>TADA-standardized version of ResultMeasure.MeasureUnitCode. The code describing the units of the reportable measure of the result for the chemical, microbiological or other characteristic being analyzed.</w:t>
+            </w:r>
+          </w:p>
+        </w:tc>
+      </w:tr>
+      <w:tr>
+        <w:trPr>
+          <w:trHeight w:val="315"/>
+        </w:trPr>
+        <w:tc>
+          <w:tcPr>
+            <w:tcW w:w="3544" w:type="dxa"/>
+            <w:noWrap/>
+            <w:hideMark/>
+          </w:tcPr>
+          <w:p>
+            <w:pPr>
+              <w:rPr>
+                <w:sz w:val="20"/>
+                <w:szCs w:val="20"/>
+              </w:rPr>
+            </w:pPr>
+            <w:r>
+              <w:rPr>
+                <w:sz w:val="20"/>
+                <w:szCs w:val="20"/>
+              </w:rPr>
+              <w:t>DurationValue</w:t>
+            </w:r>
+          </w:p>
+        </w:tc>
+        <w:tc>
+          <w:tcPr>
+            <w:tcW w:w="4752" w:type="dxa"/>
+            <w:noWrap/>
+            <w:hideMark/>
+          </w:tcPr>
+          <w:p>
+            <w:pPr>
+              <w:rPr>
+                <w:sz w:val="20"/>
+                <w:szCs w:val="20"/>
+              </w:rPr>
+            </w:pPr>
+            <w:r>
+              <w:rPr>
+                <w:sz w:val="20"/>
+                <w:szCs w:val="20"/>
+              </w:rPr>
+              <w:t>The duration value of the criteria</w:t>
+            </w:r>
+          </w:p>
+        </w:tc>
+      </w:tr>
+      <w:tr>
+        <w:trPr>
+          <w:trHeight w:val="315"/>
+        </w:trPr>
+        <w:tc>
+          <w:tcPr>
+            <w:tcW w:w="3544" w:type="dxa"/>
+            <w:noWrap/>
+            <w:hideMark/>
+          </w:tcPr>
+          <w:p>
+            <w:pPr>
+              <w:rPr>
+                <w:sz w:val="20"/>
+                <w:szCs w:val="20"/>
+              </w:rPr>
+            </w:pPr>
+            <w:r>
+              <w:rPr>
+                <w:sz w:val="20"/>
+                <w:szCs w:val="20"/>
+              </w:rPr>
+              <w:t>DurationUnit</w:t>
+            </w:r>
+          </w:p>
+        </w:tc>
+        <w:tc>
+          <w:tcPr>
+            <w:tcW w:w="4752" w:type="dxa"/>
+            <w:noWrap/>
+            <w:hideMark/>
+          </w:tcPr>
+          <w:p>
+            <w:pPr>
+              <w:rPr>
+                <w:sz w:val="20"/>
+                <w:szCs w:val="20"/>
+              </w:rPr>
+            </w:pPr>
+            <w:r>
+              <w:rPr>
+                <w:sz w:val="20"/>
+                <w:szCs w:val="20"/>
+              </w:rPr>
+              <w:t>The duration unit of the criteria</w:t>
+            </w:r>
+          </w:p>
+        </w:tc>
+      </w:tr>
+      <w:tr>
+        <w:trPr>
+          <w:trHeight w:val="315"/>
+        </w:trPr>
+        <w:tc>
+          <w:tcPr>
+            <w:tcW w:w="3544" w:type="dxa"/>
+            <w:noWrap/>
+            <w:hideMark/>
+          </w:tcPr>
+          <w:p>
+            <w:pPr>
+              <w:rPr>
+                <w:sz w:val="20"/>
+                <w:szCs w:val="20"/>
+              </w:rPr>
+            </w:pPr>
+            <w:r>
+              <w:rPr>
+                <w:sz w:val="20"/>
+                <w:szCs w:val="20"/>
+              </w:rPr>
+              <w:t>DurationMethod</w:t>
+            </w:r>
+          </w:p>
+        </w:tc>
+        <w:tc>
+          <w:tcPr>
+            <w:tcW w:w="4752" w:type="dxa"/>
+            <w:noWrap/>
+            <w:hideMark/>
+          </w:tcPr>
+          <w:p>
+            <w:pPr>
+              <w:rPr>
+                <w:sz w:val="20"/>
+                <w:szCs w:val="20"/>
+              </w:rPr>
+            </w:pPr>
+            <w:r>
+              <w:rPr>
+                <w:sz w:val="20"/>
+                <w:szCs w:val="20"/>
+              </w:rPr>
+              <w:t>The statistial method used to summaried the duration of the criteria</w:t>
+            </w:r>
+          </w:p>
+        </w:tc>
+      </w:tr>
+      <w:tr>
+        <w:trPr>
+          <w:trHeight w:val="315"/>
+        </w:trPr>
+        <w:tc>
+          <w:tcPr>
+            <w:tcW w:w="3544" w:type="dxa"/>
+            <w:noWrap/>
+            <w:hideMark/>
+          </w:tcPr>
+          <w:p>
+            <w:pPr>
+              <w:rPr>
+                <w:sz w:val="20"/>
+                <w:szCs w:val="20"/>
+              </w:rPr>
+            </w:pPr>
+            <w:r>
+              <w:rPr>
+                <w:sz w:val="20"/>
+                <w:szCs w:val="20"/>
+              </w:rPr>
+              <w:t>FreqValue</w:t>
+            </w:r>
+          </w:p>
+        </w:tc>
+        <w:tc>
+          <w:tcPr>
+            <w:tcW w:w="4752" w:type="dxa"/>
+            <w:noWrap/>
+            <w:hideMark/>
+          </w:tcPr>
+          <w:p>
+            <w:pPr>
+              <w:rPr>
+                <w:sz w:val="20"/>
+                <w:szCs w:val="20"/>
+              </w:rPr>
+            </w:pPr>
+            <w:r>
+              <w:rPr>
+                <w:sz w:val="20"/>
+                <w:szCs w:val="20"/>
+              </w:rPr>
+              <w:t>The frequency value of the criteria</w:t>
+            </w:r>
+          </w:p>
+        </w:tc>
+      </w:tr>
+      <w:tr>
+        <w:trPr>
+          <w:trHeight w:val="315"/>
+        </w:trPr>
+        <w:tc>
+          <w:tcPr>
+            <w:tcW w:w="3544" w:type="dxa"/>
+            <w:noWrap/>
+            <w:hideMark/>
+          </w:tcPr>
+          <w:p>
+            <w:pPr>
+              <w:rPr>
+                <w:sz w:val="20"/>
+                <w:szCs w:val="20"/>
+              </w:rPr>
+            </w:pPr>
+            <w:r>
+              <w:rPr>
+                <w:sz w:val="20"/>
+                <w:szCs w:val="20"/>
+              </w:rPr>
+              <w:t>FreqMethod</w:t>
+            </w:r>
+          </w:p>
+        </w:tc>
+        <w:tc>
+          <w:tcPr>
+            <w:tcW w:w="4752" w:type="dxa"/>
+            <w:noWrap/>
+            <w:hideMark/>
+          </w:tcPr>
+          <w:p>
+            <w:pPr>
+              <w:rPr>
+                <w:sz w:val="20"/>
+                <w:szCs w:val="20"/>
+              </w:rPr>
+            </w:pPr>
+            <w:r>
+              <w:rPr>
+                <w:sz w:val="20"/>
+                <w:szCs w:val="20"/>
+              </w:rPr>
+              <w:t>The frequency method of the criteria</w:t>
+            </w:r>
+          </w:p>
+        </w:tc>
+      </w:tr>
+      <w:tr>
+        <w:trPr>
+          <w:trHeight w:val="315"/>
+        </w:trPr>
+        <w:tc>
+          <w:tcPr>
+            <w:tcW w:w="3544" w:type="dxa"/>
+            <w:noWrap/>
+            <w:hideMark/>
+          </w:tcPr>
+          <w:p>
+            <w:pPr>
+              <w:rPr>
+                <w:sz w:val="20"/>
+                <w:szCs w:val="20"/>
+              </w:rPr>
+            </w:pPr>
+            <w:r>
+              <w:rPr>
+                <w:sz w:val="20"/>
+                <w:szCs w:val="20"/>
+              </w:rPr>
+              <w:lastRenderedPageBreak/>
+              <w:t>Value</w:t>
+            </w:r>
+          </w:p>
+        </w:tc>
+        <w:tc>
+          <w:tcPr>
+            <w:tcW w:w="4752" w:type="dxa"/>
+            <w:noWrap/>
+            <w:hideMark/>
+          </w:tcPr>
+          <w:p>
+            <w:pPr>
+              <w:rPr>
+                <w:sz w:val="20"/>
+                <w:szCs w:val="20"/>
+              </w:rPr>
+            </w:pPr>
+            <w:r>
+              <w:rPr>
+                <w:sz w:val="20"/>
+                <w:szCs w:val="20"/>
+              </w:rPr>
+              <w:t>The parameter measured value before the duration summary</w:t>
+            </w:r>
+          </w:p>
+        </w:tc>
+      </w:tr>
+      <w:tr>
+        <w:trPr>
+          <w:trHeight w:val="315"/>
+        </w:trPr>
+        <w:tc>
+          <w:tcPr>
+            <w:tcW w:w="3544" w:type="dxa"/>
+            <w:noWrap/>
+            <w:hideMark/>
+          </w:tcPr>
+          <w:p>
+            <w:pPr>
+              <w:rPr>
+                <w:sz w:val="20"/>
+                <w:szCs w:val="20"/>
+              </w:rPr>
+            </w:pPr>
+            <w:r>
+              <w:rPr>
+                <w:sz w:val="20"/>
+                <w:szCs w:val="20"/>
+              </w:rPr>
+              <w:t>Window_Start_win</w:t>
+            </w:r>
+          </w:p>
+        </w:tc>
+        <w:tc>
+          <w:tcPr>
+            <w:tcW w:w="4752" w:type="dxa"/>
+            <w:noWrap/>
+            <w:hideMark/>
+          </w:tcPr>
+          <w:p>
+            <w:pPr>
+              <w:rPr>
+                <w:sz w:val="20"/>
+                <w:szCs w:val="20"/>
+              </w:rPr>
+            </w:pPr>
+            <w:r>
+              <w:rPr>
+                <w:sz w:val="20"/>
+                <w:szCs w:val="20"/>
+              </w:rPr>
+              <w:t>The window start date and time</w:t>
+            </w:r>
+          </w:p>
+        </w:tc>
+      </w:tr>
+      <w:tr>
+        <w:trPr>
+          <w:trHeight w:val="315"/>
+        </w:trPr>
+        <w:tc>
+          <w:tcPr>
+            <w:tcW w:w="3544" w:type="dxa"/>
+            <w:noWrap/>
+            <w:hideMark/>
+          </w:tcPr>
+          <w:p>
+            <w:pPr>
+              <w:rPr>
+                <w:sz w:val="20"/>
+                <w:szCs w:val="20"/>
+              </w:rPr>
+            </w:pPr>
+            <w:r>
+              <w:rPr>
+                <w:sz w:val="20"/>
+                <w:szCs w:val="20"/>
+              </w:rPr>
+              <w:t>Window_End_win</w:t>
+            </w:r>
+          </w:p>
+        </w:tc>
+        <w:tc>
+          <w:tcPr>
+            <w:tcW w:w="4752" w:type="dxa"/>
+            <w:noWrap/>
+            <w:hideMark/>
+          </w:tcPr>
+          <w:p>
+            <w:pPr>
+              <w:rPr>
+                <w:sz w:val="20"/>
+                <w:szCs w:val="20"/>
+              </w:rPr>
+            </w:pPr>
+            <w:r>
+              <w:rPr>
+                <w:sz w:val="20"/>
+                <w:szCs w:val="20"/>
+              </w:rPr>
+              <w:t>The window end date and time</w:t>
+            </w:r>
+          </w:p>
+        </w:tc>
+      </w:tr>
+      <w:tr>
+        <w:trPr>
+          <w:trHeight w:val="315"/>
+        </w:trPr>
+        <w:tc>
+          <w:tcPr>
+            <w:tcW w:w="3544" w:type="dxa"/>
+            <w:noWrap/>
+            <w:hideMark/>
+          </w:tcPr>
+          <w:p>
+            <w:pPr>
+              <w:rPr>
+                <w:sz w:val="20"/>
+                <w:szCs w:val="20"/>
+              </w:rPr>
+            </w:pPr>
+            <w:r>
+              <w:rPr>
+                <w:sz w:val="20"/>
+                <w:szCs w:val="20"/>
+              </w:rPr>
+              <w:t>N_in_Window</w:t>
+            </w:r>
+          </w:p>
+        </w:tc>
+        <w:tc>
+          <w:tcPr>
+            <w:tcW w:w="4752" w:type="dxa"/>
+            <w:noWrap/>
+            <w:hideMark/>
+          </w:tcPr>
+          <w:p>
+            <w:pPr>
+              <w:rPr>
+                <w:sz w:val="20"/>
+                <w:szCs w:val="20"/>
+              </w:rPr>
+            </w:pPr>
+            <w:r>
+              <w:rPr>
+                <w:sz w:val="20"/>
+                <w:szCs w:val="20"/>
+              </w:rPr>
+              <w:t>Sample size in a duration window</w:t>
+            </w:r>
+          </w:p>
+        </w:tc>
+      </w:tr>
+      <w:tr>
+        <w:trPr>
+          <w:trHeight w:val="315"/>
+        </w:trPr>
+        <w:tc>
+          <w:tcPr>
+            <w:tcW w:w="3544" w:type="dxa"/>
+            <w:noWrap/>
+            <w:hideMark/>
+          </w:tcPr>
+          <w:p>
+            <w:pPr>
+              <w:rPr>
+                <w:sz w:val="20"/>
+                <w:szCs w:val="20"/>
+              </w:rPr>
+            </w:pPr>
+            <w:r>
+              <w:rPr>
+                <w:sz w:val="20"/>
+                <w:szCs w:val="20"/>
+              </w:rPr>
+              <w:t>Result_Duration</w:t>
+            </w:r>
+          </w:p>
+        </w:tc>
+        <w:tc>
+          <w:tcPr>
+            <w:tcW w:w="4752" w:type="dxa"/>
+            <w:noWrap/>
+            <w:hideMark/>
+          </w:tcPr>
+          <w:p>
+            <w:pPr>
+              <w:rPr>
+                <w:sz w:val="20"/>
+                <w:szCs w:val="20"/>
+              </w:rPr>
+            </w:pPr>
+            <w:r>
+              <w:rPr>
+                <w:sz w:val="20"/>
+                <w:szCs w:val="20"/>
+              </w:rPr>
+              <w:t>The summarized parameter value in the duration window</w:t>
+            </w:r>
+          </w:p>
+        </w:tc>
+      </w:tr>
+      <w:tr>
+        <w:trPr>
+          <w:trHeight w:val="315"/>
+        </w:trPr>
+        <w:tc>
+          <w:tcPr>
+            <w:tcW w:w="3544" w:type="dxa"/>
+            <w:noWrap/>
+            <w:hideMark/>
+          </w:tcPr>
+          <w:p>
+            <w:pPr>
+              <w:rPr>
+                <w:sz w:val="20"/>
+                <w:szCs w:val="20"/>
+              </w:rPr>
+            </w:pPr>
+            <w:r>
+              <w:rPr>
+                <w:sz w:val="20"/>
+                <w:szCs w:val="20"/>
+              </w:rPr>
+              <w:t>Value_win_min</w:t>
+            </w:r>
+          </w:p>
+        </w:tc>
+        <w:tc>
+          <w:tcPr>
+            <w:tcW w:w="4752" w:type="dxa"/>
+            <w:noWrap/>
+            <w:hideMark/>
+          </w:tcPr>
+          <w:p>
+            <w:pPr>
+              <w:rPr>
+                <w:sz w:val="20"/>
+                <w:szCs w:val="20"/>
+              </w:rPr>
+            </w:pPr>
+            <w:r>
+              <w:rPr>
+                <w:sz w:val="20"/>
+                <w:szCs w:val="20"/>
+              </w:rPr>
+              <w:t>The minimum value in the duration window</w:t>
+            </w:r>
+          </w:p>
+        </w:tc>
+      </w:tr>
+      <w:tr>
+        <w:trPr>
+          <w:trHeight w:val="315"/>
+        </w:trPr>
+        <w:tc>
+          <w:tcPr>
+            <w:tcW w:w="3544" w:type="dxa"/>
+            <w:noWrap/>
+            <w:hideMark/>
+          </w:tcPr>
+          <w:p>
+            <w:pPr>
+              <w:rPr>
+                <w:sz w:val="20"/>
+                <w:szCs w:val="20"/>
+              </w:rPr>
+            </w:pPr>
+            <w:r>
+              <w:rPr>
+                <w:sz w:val="20"/>
+                <w:szCs w:val="20"/>
+              </w:rPr>
+              <w:t>Value_win_max</w:t>
+            </w:r>
+          </w:p>
+        </w:tc>
+        <w:tc>
+          <w:tcPr>
+            <w:tcW w:w="4752" w:type="dxa"/>
+            <w:noWrap/>
+            <w:hideMark/>
+          </w:tcPr>
+          <w:p>
+            <w:pPr>
+              <w:rPr>
+                <w:sz w:val="20"/>
+                <w:szCs w:val="20"/>
+              </w:rPr>
+            </w:pPr>
+            <w:r>
+              <w:rPr>
+                <w:sz w:val="20"/>
+                <w:szCs w:val="20"/>
+              </w:rPr>
+              <w:t>The maximum value in the duration window</w:t>
+            </w:r>
+          </w:p>
+        </w:tc>
+      </w:tr>
+      <w:tr>
+        <w:trPr>
+          <w:trHeight w:val="315"/>
+        </w:trPr>
+        <w:tc>
+          <w:tcPr>
+            <w:tcW w:w="3544" w:type="dxa"/>
+            <w:noWrap/>
+            <w:hideMark/>
+          </w:tcPr>
+          <w:p>
+            <w:pPr>
+              <w:rPr>
+                <w:sz w:val="20"/>
+                <w:szCs w:val="20"/>
+              </w:rPr>
+            </w:pPr>
+            <w:r>
+              <w:rPr>
+                <w:sz w:val="20"/>
+                <w:szCs w:val="20"/>
+              </w:rPr>
+              <w:t>Threshold_Lower_win</w:t>
+            </w:r>
+          </w:p>
+        </w:tc>
+        <w:tc>
+          <w:tcPr>
+            <w:tcW w:w="4752" w:type="dxa"/>
+            <w:noWrap/>
+            <w:hideMark/>
+          </w:tcPr>
+          <w:p>
+            <w:pPr>
+              <w:rPr>
+                <w:sz w:val="20"/>
+                <w:szCs w:val="20"/>
+              </w:rPr>
+            </w:pPr>
+            <w:r>
+              <w:rPr>
+                <w:sz w:val="20"/>
+                <w:szCs w:val="20"/>
+              </w:rPr>
+              <w:t>The lower threshold of the criteria in the duration window</w:t>
+            </w:r>
+          </w:p>
+        </w:tc>
+      </w:tr>
+      <w:tr>
+        <w:trPr>
+          <w:trHeight w:val="315"/>
+        </w:trPr>
+        <w:tc>
+          <w:tcPr>
+            <w:tcW w:w="3544" w:type="dxa"/>
+            <w:noWrap/>
+            <w:hideMark/>
+          </w:tcPr>
+          <w:p>
+            <w:pPr>
+              <w:rPr>
+                <w:sz w:val="20"/>
+                <w:szCs w:val="20"/>
+              </w:rPr>
+            </w:pPr>
+            <w:r>
+              <w:rPr>
+                <w:sz w:val="20"/>
+                <w:szCs w:val="20"/>
+              </w:rPr>
+              <w:t>Threshold_Upper_win</w:t>
+            </w:r>
+          </w:p>
+        </w:tc>
+        <w:tc>
+          <w:tcPr>
+            <w:tcW w:w="4752" w:type="dxa"/>
+            <w:noWrap/>
+            <w:hideMark/>
+          </w:tcPr>
+          <w:p>
+            <w:pPr>
+              <w:rPr>
+                <w:sz w:val="20"/>
+                <w:szCs w:val="20"/>
+              </w:rPr>
+            </w:pPr>
+            <w:r>
+              <w:rPr>
+                <w:sz w:val="20"/>
+                <w:szCs w:val="20"/>
+              </w:rPr>
+              <w:t>The upper threshold of the criteria in the duration window</w:t>
+            </w:r>
+          </w:p>
+        </w:tc>
+      </w:tr>
+      <w:tr>
+        <w:trPr>
+          <w:trHeight w:val="315"/>
+        </w:trPr>
+        <w:tc>
+          <w:tcPr>
+            <w:tcW w:w="3544" w:type="dxa"/>
+            <w:noWrap/>
+            <w:hideMark/>
+          </w:tcPr>
+          <w:p>
+            <w:pPr>
+              <w:rPr>
+                <w:sz w:val="20"/>
+                <w:szCs w:val="20"/>
+              </w:rPr>
+            </w:pPr>
+            <w:r>
+              <w:rPr>
+                <w:sz w:val="20"/>
+                <w:szCs w:val="20"/>
+              </w:rPr>
+              <w:t>pH_win</w:t>
+            </w:r>
+          </w:p>
+        </w:tc>
+        <w:tc>
+          <w:tcPr>
+            <w:tcW w:w="4752" w:type="dxa"/>
+            <w:noWrap/>
+            <w:hideMark/>
+          </w:tcPr>
+          <w:p>
+            <w:pPr>
+              <w:rPr>
+                <w:sz w:val="20"/>
+                <w:szCs w:val="20"/>
+              </w:rPr>
+            </w:pPr>
+            <w:r>
+              <w:rPr>
+                <w:sz w:val="20"/>
+                <w:szCs w:val="20"/>
+              </w:rPr>
+              <w:t>The mean pH value in the duration window</w:t>
+            </w:r>
+          </w:p>
+        </w:tc>
+      </w:tr>
+      <w:tr>
+        <w:trPr>
+          <w:trHeight w:val="315"/>
+        </w:trPr>
+        <w:tc>
+          <w:tcPr>
+            <w:tcW w:w="3544" w:type="dxa"/>
+            <w:noWrap/>
+            <w:hideMark/>
+          </w:tcPr>
+          <w:p>
+            <w:pPr>
+              <w:rPr>
+                <w:sz w:val="20"/>
+                <w:szCs w:val="20"/>
+              </w:rPr>
+            </w:pPr>
+            <w:r>
+              <w:rPr>
+                <w:sz w:val="20"/>
+                <w:szCs w:val="20"/>
+              </w:rPr>
+              <w:t>Temperature_win</w:t>
+            </w:r>
+          </w:p>
+        </w:tc>
+        <w:tc>
+          <w:tcPr>
+            <w:tcW w:w="4752" w:type="dxa"/>
+            <w:noWrap/>
+            <w:hideMark/>
+          </w:tcPr>
+          <w:p>
+            <w:pPr>
+              <w:rPr>
+                <w:sz w:val="20"/>
+                <w:szCs w:val="20"/>
+              </w:rPr>
+            </w:pPr>
+            <w:r>
+              <w:rPr>
+                <w:sz w:val="20"/>
+                <w:szCs w:val="20"/>
+              </w:rPr>
+              <w:t>The mean temperature value in the duration window</w:t>
+            </w:r>
+          </w:p>
+        </w:tc>
+      </w:tr>
+      <w:tr>
+        <w:trPr>
+          <w:trHeight w:val="315"/>
+        </w:trPr>
+        <w:tc>
+          <w:tcPr>
+            <w:tcW w:w="3544" w:type="dxa"/>
+            <w:noWrap/>
+            <w:hideMark/>
+          </w:tcPr>
+          <w:p>
+            <w:pPr>
+              <w:rPr>
+                <w:sz w:val="20"/>
+                <w:szCs w:val="20"/>
+              </w:rPr>
+            </w:pPr>
+            <w:r>
+              <w:rPr>
+                <w:sz w:val="20"/>
+                <w:szCs w:val="20"/>
+              </w:rPr>
+              <w:t>Hardness_win</w:t>
+            </w:r>
+          </w:p>
+        </w:tc>
+        <w:tc>
+          <w:tcPr>
+            <w:tcW w:w="4752" w:type="dxa"/>
+            <w:noWrap/>
+            <w:hideMark/>
+          </w:tcPr>
+          <w:p>
+            <w:pPr>
+              <w:rPr>
+                <w:sz w:val="20"/>
+                <w:szCs w:val="20"/>
+              </w:rPr>
+            </w:pPr>
+            <w:r>
+              <w:rPr>
+                <w:sz w:val="20"/>
+                <w:szCs w:val="20"/>
+              </w:rPr>
+              <w:t>The mean hardness value in the duration window</w:t>
+            </w:r>
+          </w:p>
+        </w:tc>
+      </w:tr>
+      <w:tr>
+        <w:trPr>
+          <w:trHeight w:val="315"/>
+        </w:trPr>
+        <w:tc>
+          <w:tcPr>
+            <w:tcW w:w="3544" w:type="dxa"/>
+            <w:noWrap/>
+            <w:hideMark/>
+          </w:tcPr>
+          <w:p>
+            <w:pPr>
+              <w:rPr>
+                <w:sz w:val="20"/>
+                <w:szCs w:val="20"/>
+              </w:rPr>
+            </w:pPr>
+            <w:r>
+              <w:rPr>
+                <w:sz w:val="20"/>
+                <w:szCs w:val="20"/>
+              </w:rPr>
+              <w:t>Window_Status</w:t>
+            </w:r>
+          </w:p>
+        </w:tc>
+        <w:tc>
+          <w:tcPr>
+            <w:tcW w:w="4752" w:type="dxa"/>
+            <w:noWrap/>
+            <w:hideMark/>
+          </w:tcPr>
+          <w:p>
+            <w:pPr>
+              <w:rPr>
+                <w:sz w:val="20"/>
+                <w:szCs w:val="20"/>
+              </w:rPr>
+            </w:pPr>
+            <w:r>
+              <w:rPr>
+                <w:sz w:val="20"/>
+                <w:szCs w:val="20"/>
+              </w:rPr>
+              <w:t>Whether the window is complete or incomplete based on the duration value, unit and method</w:t>
+            </w:r>
+          </w:p>
+        </w:tc>
+      </w:tr>
+    </w:tbl>
+    <w:p>
+      <w:pPr>
+        <w:rPr>
+          <w:b/>
+          <w:bCs/>
+        </w:rPr>
+      </w:pPr>
+    </w:p>
+    <w:p>
+      <w:pPr>
+        <w:pStyle w:val="a9"/>
+        <w:numPr>
+          <w:ilvl w:val="0"/>
+          <w:numId w:val="7"/>
+        </w:numPr>
+        <w:rPr>
+          <w:b/>
+          <w:bCs/>
+        </w:rPr>
+      </w:pPr>
+      <w:r>
+        <w:rPr>
+          <w:b/>
+          <w:bCs/>
+        </w:rPr>
+        <w:t>TADAShinyAnalyze_</w:t>
+      </w:r>
+      <w:r>
+        <w:rPr>
+          <w:rFonts w:hint="eastAsia"/>
+          <w:b/>
+          <w:bCs/>
+        </w:rPr>
+        <w:t>custom</w:t>
+      </w:r>
+      <w:r>
+        <w:rPr>
+          <w:b/>
+          <w:bCs/>
+        </w:rPr>
+        <w:t>_analysis_summary.csv</w:t>
+      </w:r>
+    </w:p>
+    <w:tbl>
+      <w:tblPr>
+        <w:tblStyle w:val="af2"/>
+        <w:tblW w:w="0" w:type="auto"/>
+        <w:tblLook w:val="04A0" w:firstRow="1" w:lastRow="0" w:firstColumn="1" w:lastColumn="0" w:noHBand="0" w:noVBand="1"/>
+      </w:tblPr>
+      <w:tblGrid>
+        <w:gridCol w:w="3560"/>
+        <w:gridCol w:w="4736"/>
+      </w:tblGrid>
+      <w:tr>
+        <w:trPr>
+          <w:trHeight w:val="323"/>
+        </w:trPr>
+        <w:tc>
+          <w:tcPr>
+            <w:tcW w:w="2972" w:type="dxa"/>
+            <w:noWrap/>
+            <w:hideMark/>
+          </w:tcPr>
+          <w:p>
+            <w:pPr>
+              <w:rPr>
+                <w:b/>
+                <w:bCs/>
+                <w:sz w:val="22"/>
+                <w:szCs w:val="22"/>
+              </w:rPr>
+            </w:pPr>
+            <w:r>
+              <w:rPr>
+                <w:b/>
+                <w:bCs/>
+                <w:sz w:val="22"/>
+                <w:szCs w:val="22"/>
+              </w:rPr>
+              <w:t>Column</w:t>
+            </w:r>
+          </w:p>
+        </w:tc>
+        <w:tc>
+          <w:tcPr>
+            <w:tcW w:w="5324" w:type="dxa"/>
+            <w:noWrap/>
+            <w:hideMark/>
+          </w:tcPr>
+          <w:p>
+            <w:pPr>
+              <w:rPr>
+                <w:b/>
+                <w:bCs/>
+                <w:sz w:val="22"/>
+                <w:szCs w:val="22"/>
+              </w:rPr>
+            </w:pPr>
+            <w:r>
+              <w:rPr>
+                <w:b/>
+                <w:bCs/>
+                <w:sz w:val="22"/>
+                <w:szCs w:val="22"/>
+              </w:rPr>
+              <w:t>Description</w:t>
+            </w:r>
+          </w:p>
+        </w:tc>
+      </w:tr>
+      <w:tr>
+        <w:trPr>
+          <w:trHeight w:val="323"/>
+        </w:trPr>
+        <w:tc>
+          <w:tcPr>
+            <w:tcW w:w="2972" w:type="dxa"/>
+            <w:noWrap/>
+            <w:hideMark/>
+          </w:tcPr>
+          <w:p>
+            <w:pPr>
+              <w:rPr>
+                <w:sz w:val="22"/>
+                <w:szCs w:val="22"/>
+              </w:rPr>
+            </w:pPr>
+            <w:r>
+              <w:rPr>
+                <w:sz w:val="22"/>
+                <w:szCs w:val="22"/>
+              </w:rPr>
+              <w:t>TADA.MonitoringLocationIdentifier</w:t>
+            </w:r>
+          </w:p>
+        </w:tc>
+        <w:tc>
+          <w:tcPr>
+            <w:tcW w:w="5324" w:type="dxa"/>
+            <w:noWrap/>
+            <w:hideMark/>
+          </w:tcPr>
+          <w:p>
+            <w:pPr>
+              <w:rPr>
+                <w:sz w:val="22"/>
+                <w:szCs w:val="22"/>
+              </w:rPr>
+            </w:pPr>
+            <w:r>
+              <w:rPr>
+                <w:sz w:val="22"/>
+                <w:szCs w:val="22"/>
+              </w:rPr>
+              <w:t>TADA-standardized version of MonitoringLocationIdentifier. A designator used to describe the unique name, number, or code assigned to identify the monitoring location.</w:t>
+            </w:r>
+          </w:p>
+        </w:tc>
+      </w:tr>
+      <w:tr>
+        <w:trPr>
+          <w:trHeight w:val="323"/>
+        </w:trPr>
+        <w:tc>
+          <w:tcPr>
+            <w:tcW w:w="2972" w:type="dxa"/>
+            <w:noWrap/>
+            <w:hideMark/>
+          </w:tcPr>
+          <w:p>
+            <w:pPr>
+              <w:rPr>
+                <w:sz w:val="22"/>
+                <w:szCs w:val="22"/>
+              </w:rPr>
+            </w:pPr>
+            <w:r>
+              <w:rPr>
+                <w:sz w:val="22"/>
+                <w:szCs w:val="22"/>
+              </w:rPr>
+              <w:t>TADA.MonitoringLocationName</w:t>
+            </w:r>
+          </w:p>
+        </w:tc>
+        <w:tc>
+          <w:tcPr>
+            <w:tcW w:w="5324" w:type="dxa"/>
+            <w:noWrap/>
+            <w:hideMark/>
+          </w:tcPr>
+          <w:p>
+            <w:pPr>
+              <w:rPr>
+                <w:sz w:val="22"/>
+                <w:szCs w:val="22"/>
+              </w:rPr>
+            </w:pPr>
+            <w:r>
+              <w:rPr>
+                <w:sz w:val="22"/>
+                <w:szCs w:val="22"/>
+              </w:rPr>
+              <w:t>TADA-standardized version of MonitoringLocationName. The designator specified by the sampling organization for the site at which sampling or other activities are conducted.</w:t>
+            </w:r>
+          </w:p>
+        </w:tc>
+      </w:tr>
+      <w:tr>
+        <w:trPr>
+          <w:trHeight w:val="323"/>
+        </w:trPr>
+        <w:tc>
+          <w:tcPr>
+            <w:tcW w:w="2972" w:type="dxa"/>
+            <w:noWrap/>
+            <w:hideMark/>
+          </w:tcPr>
+          <w:p>
+            <w:pPr>
+              <w:rPr>
+                <w:sz w:val="22"/>
+                <w:szCs w:val="22"/>
+              </w:rPr>
+            </w:pPr>
+            <w:r>
+              <w:rPr>
+                <w:sz w:val="22"/>
+                <w:szCs w:val="22"/>
+              </w:rPr>
+              <w:t>TADA.LongitudeMeasure</w:t>
+            </w:r>
+          </w:p>
+        </w:tc>
+        <w:tc>
+          <w:tcPr>
+            <w:tcW w:w="5324" w:type="dxa"/>
+            <w:noWrap/>
+            <w:hideMark/>
+          </w:tcPr>
+          <w:p>
+            <w:pPr>
+              <w:rPr>
+                <w:sz w:val="22"/>
+                <w:szCs w:val="22"/>
+              </w:rPr>
+            </w:pPr>
+            <w:r>
+              <w:rPr>
+                <w:sz w:val="22"/>
+                <w:szCs w:val="22"/>
+              </w:rPr>
+              <w:t>TADA-standarized version of LongitudeMeasure. The measure of the angular distance on a meridian east or west of the prime meridian.</w:t>
+            </w:r>
+          </w:p>
+        </w:tc>
+      </w:tr>
+      <w:tr>
+        <w:trPr>
+          <w:trHeight w:val="323"/>
+        </w:trPr>
+        <w:tc>
+          <w:tcPr>
+            <w:tcW w:w="2972" w:type="dxa"/>
+            <w:noWrap/>
+            <w:hideMark/>
+          </w:tcPr>
+          <w:p>
+            <w:pPr>
+              <w:rPr>
+                <w:sz w:val="22"/>
+                <w:szCs w:val="22"/>
+              </w:rPr>
+            </w:pPr>
+            <w:r>
+              <w:rPr>
+                <w:sz w:val="22"/>
+                <w:szCs w:val="22"/>
+              </w:rPr>
+              <w:t>TADA.LatitudeMeasure</w:t>
+            </w:r>
+          </w:p>
+        </w:tc>
+        <w:tc>
+          <w:tcPr>
+            <w:tcW w:w="5324" w:type="dxa"/>
+            <w:noWrap/>
+            <w:hideMark/>
+          </w:tcPr>
+          <w:p>
+            <w:pPr>
+              <w:rPr>
+                <w:sz w:val="22"/>
+                <w:szCs w:val="22"/>
+              </w:rPr>
+            </w:pPr>
+            <w:r>
+              <w:rPr>
+                <w:sz w:val="22"/>
+                <w:szCs w:val="22"/>
+              </w:rPr>
+              <w:t>TADA-standarized version of LatitudeMeasure. The measure of the angular distance on a meridian north or south of the equator.</w:t>
+            </w:r>
+          </w:p>
+        </w:tc>
+      </w:tr>
+      <w:tr>
+        <w:trPr>
+          <w:trHeight w:val="323"/>
+        </w:trPr>
+        <w:tc>
+          <w:tcPr>
+            <w:tcW w:w="2972" w:type="dxa"/>
+            <w:noWrap/>
+            <w:hideMark/>
+          </w:tcPr>
+          <w:p>
+            <w:pPr>
+              <w:rPr>
+                <w:sz w:val="22"/>
+                <w:szCs w:val="22"/>
+              </w:rPr>
+            </w:pPr>
+            <w:r>
+              <w:rPr>
+                <w:sz w:val="22"/>
+                <w:szCs w:val="22"/>
+              </w:rPr>
+              <w:lastRenderedPageBreak/>
+              <w:t>JoinToAU.AssessmentUnitIdentifier</w:t>
+            </w:r>
+          </w:p>
+        </w:tc>
+        <w:tc>
+          <w:tcPr>
+            <w:tcW w:w="5324" w:type="dxa"/>
+            <w:noWrap/>
+            <w:hideMark/>
+          </w:tcPr>
+          <w:p>
+            <w:pPr>
+              <w:rPr>
+                <w:sz w:val="22"/>
+                <w:szCs w:val="22"/>
+              </w:rPr>
+            </w:pPr>
+            <w:r>
+              <w:rPr>
+                <w:sz w:val="22"/>
+                <w:szCs w:val="22"/>
+              </w:rPr>
+              <w:t>The assessment unit identifier</w:t>
+            </w:r>
+          </w:p>
+        </w:tc>
+      </w:tr>
+      <w:tr>
+        <w:trPr>
+          <w:trHeight w:val="323"/>
+        </w:trPr>
+        <w:tc>
+          <w:tcPr>
+            <w:tcW w:w="2972" w:type="dxa"/>
+            <w:noWrap/>
+            <w:hideMark/>
+          </w:tcPr>
+          <w:p>
+            <w:pPr>
+              <w:rPr>
+                <w:sz w:val="22"/>
+                <w:szCs w:val="22"/>
+              </w:rPr>
+            </w:pPr>
+            <w:r>
+              <w:rPr>
+                <w:sz w:val="22"/>
+                <w:szCs w:val="22"/>
+              </w:rPr>
+              <w:t>ATTAINS.OrganizationIdentifier</w:t>
+            </w:r>
+          </w:p>
+        </w:tc>
+        <w:tc>
+          <w:tcPr>
+            <w:tcW w:w="5324" w:type="dxa"/>
+            <w:noWrap/>
+            <w:hideMark/>
+          </w:tcPr>
+          <w:p>
+            <w:pPr>
+              <w:rPr>
+                <w:sz w:val="22"/>
+                <w:szCs w:val="22"/>
+              </w:rPr>
+            </w:pPr>
+            <w:r>
+              <w:rPr>
+                <w:sz w:val="22"/>
+                <w:szCs w:val="22"/>
+              </w:rPr>
+              <w:t>The ATTAINS organization identifier</w:t>
+            </w:r>
+          </w:p>
+        </w:tc>
+      </w:tr>
+      <w:tr>
+        <w:trPr>
+          <w:trHeight w:val="323"/>
+        </w:trPr>
+        <w:tc>
+          <w:tcPr>
+            <w:tcW w:w="2972" w:type="dxa"/>
+            <w:noWrap/>
+            <w:hideMark/>
+          </w:tcPr>
+          <w:p>
+            <w:pPr>
+              <w:rPr>
+                <w:sz w:val="22"/>
+                <w:szCs w:val="22"/>
+              </w:rPr>
+            </w:pPr>
+            <w:r>
+              <w:rPr>
+                <w:sz w:val="22"/>
+                <w:szCs w:val="22"/>
+              </w:rPr>
+              <w:t>ATTAINS.ParameterName</w:t>
+            </w:r>
+          </w:p>
+        </w:tc>
+        <w:tc>
+          <w:tcPr>
+            <w:tcW w:w="5324" w:type="dxa"/>
+            <w:noWrap/>
+            <w:hideMark/>
+          </w:tcPr>
+          <w:p>
+            <w:pPr>
+              <w:rPr>
+                <w:sz w:val="22"/>
+                <w:szCs w:val="22"/>
+              </w:rPr>
+            </w:pPr>
+            <w:r>
+              <w:rPr>
+                <w:sz w:val="22"/>
+                <w:szCs w:val="22"/>
+              </w:rPr>
+              <w:t>The ATTAINS parameter name</w:t>
+            </w:r>
+          </w:p>
+        </w:tc>
+      </w:tr>
+      <w:tr>
+        <w:trPr>
+          <w:trHeight w:val="323"/>
+        </w:trPr>
+        <w:tc>
+          <w:tcPr>
+            <w:tcW w:w="2972" w:type="dxa"/>
+            <w:noWrap/>
+            <w:hideMark/>
+          </w:tcPr>
+          <w:p>
+            <w:pPr>
+              <w:rPr>
+                <w:sz w:val="22"/>
+                <w:szCs w:val="22"/>
+              </w:rPr>
+            </w:pPr>
+            <w:r>
+              <w:rPr>
+                <w:sz w:val="22"/>
+                <w:szCs w:val="22"/>
+              </w:rPr>
+              <w:t>ATTAINS.UseName</w:t>
+            </w:r>
+          </w:p>
+        </w:tc>
+        <w:tc>
+          <w:tcPr>
+            <w:tcW w:w="5324" w:type="dxa"/>
+            <w:noWrap/>
+            <w:hideMark/>
+          </w:tcPr>
+          <w:p>
+            <w:pPr>
+              <w:rPr>
+                <w:sz w:val="22"/>
+                <w:szCs w:val="22"/>
+              </w:rPr>
+            </w:pPr>
+            <w:r>
+              <w:rPr>
+                <w:sz w:val="22"/>
+                <w:szCs w:val="22"/>
+              </w:rPr>
+              <w:t>The ATTAINS use name of an assessment unit</w:t>
+            </w:r>
+          </w:p>
+        </w:tc>
+      </w:tr>
+      <w:tr>
+        <w:trPr>
+          <w:trHeight w:val="323"/>
+        </w:trPr>
+        <w:tc>
+          <w:tcPr>
+            <w:tcW w:w="2972" w:type="dxa"/>
+            <w:noWrap/>
+            <w:hideMark/>
+          </w:tcPr>
+          <w:p>
+            <w:pPr>
+              <w:rPr>
+                <w:sz w:val="22"/>
+                <w:szCs w:val="22"/>
+              </w:rPr>
+            </w:pPr>
+            <w:r>
+              <w:rPr>
+                <w:sz w:val="22"/>
+                <w:szCs w:val="22"/>
+              </w:rPr>
+              <w:t>AcuteChronic</w:t>
+            </w:r>
+          </w:p>
+        </w:tc>
+        <w:tc>
+          <w:tcPr>
+            <w:tcW w:w="5324" w:type="dxa"/>
+            <w:noWrap/>
+            <w:hideMark/>
+          </w:tcPr>
+          <w:p>
+            <w:pPr>
+              <w:rPr>
+                <w:sz w:val="22"/>
+                <w:szCs w:val="22"/>
+              </w:rPr>
+            </w:pPr>
+            <w:r>
+              <w:rPr>
+                <w:sz w:val="22"/>
+                <w:szCs w:val="22"/>
+              </w:rPr>
+              <w:t>Acute or chronic criteria category</w:t>
+            </w:r>
+          </w:p>
+        </w:tc>
+      </w:tr>
+      <w:tr>
+        <w:trPr>
+          <w:trHeight w:val="323"/>
+        </w:trPr>
+        <w:tc>
+          <w:tcPr>
+            <w:tcW w:w="2972" w:type="dxa"/>
+            <w:noWrap/>
+            <w:hideMark/>
+          </w:tcPr>
+          <w:p>
+            <w:pPr>
+              <w:rPr>
+                <w:sz w:val="22"/>
+                <w:szCs w:val="22"/>
+              </w:rPr>
+            </w:pPr>
+            <w:r>
+              <w:rPr>
+                <w:sz w:val="22"/>
+                <w:szCs w:val="22"/>
+              </w:rPr>
+              <w:t>UniqueSpatialCriteria</w:t>
+            </w:r>
+          </w:p>
+        </w:tc>
+        <w:tc>
+          <w:tcPr>
+            <w:tcW w:w="5324" w:type="dxa"/>
+            <w:noWrap/>
+            <w:hideMark/>
+          </w:tcPr>
+          <w:p>
+            <w:pPr>
+              <w:rPr>
+                <w:sz w:val="22"/>
+                <w:szCs w:val="22"/>
+              </w:rPr>
+            </w:pPr>
+            <w:r>
+              <w:rPr>
+                <w:sz w:val="22"/>
+                <w:szCs w:val="22"/>
+              </w:rPr>
+              <w:t>The unique spatial criteria information</w:t>
+            </w:r>
+          </w:p>
+        </w:tc>
+      </w:tr>
+      <w:tr>
+        <w:trPr>
+          <w:trHeight w:val="323"/>
+        </w:trPr>
+        <w:tc>
+          <w:tcPr>
+            <w:tcW w:w="2972" w:type="dxa"/>
+            <w:noWrap/>
+            <w:hideMark/>
+          </w:tcPr>
+          <w:p>
+            <w:pPr>
+              <w:rPr>
+                <w:sz w:val="22"/>
+                <w:szCs w:val="22"/>
+              </w:rPr>
+            </w:pPr>
+            <w:r>
+              <w:rPr>
+                <w:sz w:val="22"/>
+                <w:szCs w:val="22"/>
+              </w:rPr>
+              <w:t>Season</w:t>
+            </w:r>
+          </w:p>
+        </w:tc>
+        <w:tc>
+          <w:tcPr>
+            <w:tcW w:w="5324" w:type="dxa"/>
+            <w:noWrap/>
+            <w:hideMark/>
+          </w:tcPr>
+          <w:p>
+            <w:pPr>
+              <w:rPr>
+                <w:sz w:val="22"/>
+                <w:szCs w:val="22"/>
+              </w:rPr>
+            </w:pPr>
+            <w:r>
+              <w:rPr>
+                <w:sz w:val="22"/>
+                <w:szCs w:val="22"/>
+              </w:rPr>
+              <w:t>The season criteria information</w:t>
+            </w:r>
+          </w:p>
+        </w:tc>
+      </w:tr>
+      <w:tr>
+        <w:trPr>
+          <w:trHeight w:val="323"/>
+        </w:trPr>
+        <w:tc>
+          <w:tcPr>
+            <w:tcW w:w="2972" w:type="dxa"/>
+            <w:noWrap/>
+            <w:hideMark/>
+          </w:tcPr>
+          <w:p>
+            <w:pPr>
+              <w:rPr>
+                <w:sz w:val="22"/>
+                <w:szCs w:val="22"/>
+              </w:rPr>
+            </w:pPr>
+            <w:r>
+              <w:rPr>
+                <w:sz w:val="22"/>
+                <w:szCs w:val="22"/>
+              </w:rPr>
+              <w:t>EquationBased</w:t>
+            </w:r>
+          </w:p>
+        </w:tc>
+        <w:tc>
+          <w:tcPr>
+            <w:tcW w:w="5324" w:type="dxa"/>
+            <w:noWrap/>
+            <w:hideMark/>
+          </w:tcPr>
+          <w:p>
+            <w:pPr>
+              <w:rPr>
+                <w:sz w:val="22"/>
+                <w:szCs w:val="22"/>
+              </w:rPr>
+            </w:pPr>
+            <w:r>
+              <w:rPr>
+                <w:sz w:val="22"/>
+                <w:szCs w:val="22"/>
+              </w:rPr>
+              <w:t>Whether the criteria is based on an equation with covariates or is a fixed magnitude</w:t>
+            </w:r>
+          </w:p>
+        </w:tc>
+      </w:tr>
+      <w:tr>
+        <w:trPr>
+          <w:trHeight w:val="323"/>
+        </w:trPr>
+        <w:tc>
+          <w:tcPr>
+            <w:tcW w:w="2972" w:type="dxa"/>
+            <w:noWrap/>
+            <w:hideMark/>
+          </w:tcPr>
+          <w:p>
+            <w:pPr>
+              <w:rPr>
+                <w:sz w:val="22"/>
+                <w:szCs w:val="22"/>
+              </w:rPr>
+            </w:pPr>
+            <w:r>
+              <w:rPr>
+                <w:sz w:val="22"/>
+                <w:szCs w:val="22"/>
+              </w:rPr>
+              <w:t>EquationType</w:t>
+            </w:r>
+          </w:p>
+        </w:tc>
+        <w:tc>
+          <w:tcPr>
+            <w:tcW w:w="5324" w:type="dxa"/>
+            <w:noWrap/>
+            <w:hideMark/>
+          </w:tcPr>
+          <w:p>
+            <w:pPr>
+              <w:rPr>
+                <w:sz w:val="22"/>
+                <w:szCs w:val="22"/>
+              </w:rPr>
+            </w:pPr>
+            <w:r>
+              <w:rPr>
+                <w:sz w:val="22"/>
+                <w:szCs w:val="22"/>
+              </w:rPr>
+              <w:t xml:space="preserve">The type of the equation if the criteria is equation-based </w:t>
+            </w:r>
+          </w:p>
+        </w:tc>
+      </w:tr>
+      <w:tr>
+        <w:trPr>
+          <w:trHeight w:val="323"/>
+        </w:trPr>
+        <w:tc>
+          <w:tcPr>
+            <w:tcW w:w="2972" w:type="dxa"/>
+            <w:noWrap/>
+            <w:hideMark/>
+          </w:tcPr>
+          <w:p>
+            <w:pPr>
+              <w:rPr>
+                <w:sz w:val="22"/>
+                <w:szCs w:val="22"/>
+              </w:rPr>
+            </w:pPr>
+            <w:r>
+              <w:rPr>
+                <w:sz w:val="22"/>
+                <w:szCs w:val="22"/>
+              </w:rPr>
+              <w:t>TADA.CharacteristicName</w:t>
+            </w:r>
+          </w:p>
+        </w:tc>
+        <w:tc>
+          <w:tcPr>
+            <w:tcW w:w="5324" w:type="dxa"/>
+            <w:noWrap/>
+            <w:hideMark/>
+          </w:tcPr>
+          <w:p>
+            <w:pPr>
+              <w:rPr>
+                <w:sz w:val="22"/>
+                <w:szCs w:val="22"/>
+              </w:rPr>
+            </w:pPr>
+            <w:r>
+              <w:rPr>
+                <w:sz w:val="22"/>
+                <w:szCs w:val="22"/>
+              </w:rPr>
+              <w:t>The object, property, or substance which is evaluated or enumerated by either a direct field measurement, a direct field observation, or by laboratory analysis of material collected in the field.  TADA-standardized variables are presented in uppercase and are the result of harmonization between USGS and WQX values, which may vary by case.</w:t>
+            </w:r>
+          </w:p>
+        </w:tc>
+      </w:tr>
+      <w:tr>
+        <w:trPr>
+          <w:trHeight w:val="323"/>
+        </w:trPr>
+        <w:tc>
+          <w:tcPr>
+            <w:tcW w:w="2972" w:type="dxa"/>
+            <w:noWrap/>
+            <w:hideMark/>
+          </w:tcPr>
+          <w:p>
+            <w:pPr>
+              <w:rPr>
+                <w:sz w:val="22"/>
+                <w:szCs w:val="22"/>
+              </w:rPr>
+            </w:pPr>
+            <w:r>
+              <w:rPr>
+                <w:sz w:val="22"/>
+                <w:szCs w:val="22"/>
+              </w:rPr>
+              <w:t>TADA.ResultSampleFractionText</w:t>
+            </w:r>
+          </w:p>
+        </w:tc>
+        <w:tc>
+          <w:tcPr>
+            <w:tcW w:w="5324" w:type="dxa"/>
+            <w:noWrap/>
+            <w:hideMark/>
+          </w:tcPr>
+          <w:p>
+            <w:pPr>
+              <w:rPr>
+                <w:sz w:val="22"/>
+                <w:szCs w:val="22"/>
+              </w:rPr>
+            </w:pPr>
+            <w:r>
+              <w:rPr>
+                <w:sz w:val="22"/>
+                <w:szCs w:val="22"/>
+              </w:rPr>
+              <w:t>The text name of the portion of the sample associated with results obtained from a physically-partitioned sample (e.g., dissolved).  TADA-standardized variables are presented in uppercase and are the result of harmonization between USGS and WQX values, which may vary by case.</w:t>
+            </w:r>
+          </w:p>
+        </w:tc>
+      </w:tr>
+      <w:tr>
+        <w:trPr>
+          <w:trHeight w:val="323"/>
+        </w:trPr>
+        <w:tc>
+          <w:tcPr>
+            <w:tcW w:w="2972" w:type="dxa"/>
+            <w:noWrap/>
+            <w:hideMark/>
+          </w:tcPr>
+          <w:p>
+            <w:pPr>
+              <w:rPr>
+                <w:sz w:val="22"/>
+                <w:szCs w:val="22"/>
+              </w:rPr>
+            </w:pPr>
+            <w:r>
+              <w:rPr>
+                <w:sz w:val="22"/>
+                <w:szCs w:val="22"/>
+              </w:rPr>
+              <w:t>TADA.MethodSpeciationName</w:t>
+            </w:r>
+          </w:p>
+        </w:tc>
+        <w:tc>
+          <w:tcPr>
+            <w:tcW w:w="5324" w:type="dxa"/>
+            <w:noWrap/>
+            <w:hideMark/>
+          </w:tcPr>
+          <w:p>
+            <w:pPr>
+              <w:rPr>
+                <w:sz w:val="22"/>
+                <w:szCs w:val="22"/>
+              </w:rPr>
+            </w:pPr>
+            <w:r>
+              <w:rPr>
+                <w:sz w:val="22"/>
+                <w:szCs w:val="22"/>
+              </w:rPr>
+              <w:t>Identifies the chemical speciation in which the measured result is expressed. TADA-standardized variables are presented in uppercase and are the result of harmonization between USGS and WQX values, which may vary by case.</w:t>
+            </w:r>
+          </w:p>
+        </w:tc>
+      </w:tr>
+      <w:tr>
+        <w:trPr>
+          <w:trHeight w:val="323"/>
+        </w:trPr>
+        <w:tc>
+          <w:tcPr>
+            <w:tcW w:w="2972" w:type="dxa"/>
+            <w:noWrap/>
+            <w:hideMark/>
+          </w:tcPr>
+          <w:p>
+            <w:pPr>
+              <w:rPr>
+                <w:sz w:val="22"/>
+                <w:szCs w:val="22"/>
+              </w:rPr>
+            </w:pPr>
+            <w:r>
+              <w:rPr>
+                <w:sz w:val="22"/>
+                <w:szCs w:val="22"/>
+              </w:rPr>
+              <w:t>TADA.ResultMeasure.MeasureUnitCode</w:t>
+            </w:r>
+          </w:p>
+        </w:tc>
+        <w:tc>
+          <w:tcPr>
+            <w:tcW w:w="5324" w:type="dxa"/>
+            <w:noWrap/>
+            <w:hideMark/>
+          </w:tcPr>
+          <w:p>
+            <w:pPr>
+              <w:rPr>
+                <w:sz w:val="22"/>
+                <w:szCs w:val="22"/>
+              </w:rPr>
+            </w:pPr>
+            <w:r>
+              <w:rPr>
+                <w:sz w:val="22"/>
+                <w:szCs w:val="22"/>
+              </w:rPr>
+              <w:t>TADA-standardized version of ResultMeasure.MeasureUnitCode. The code describing the units of the reportable measure of the result for the chemical, microbiological or other characteristic being analyzed.</w:t>
+            </w:r>
+          </w:p>
+        </w:tc>
+      </w:tr>
+      <w:tr>
+        <w:trPr>
+          <w:trHeight w:val="323"/>
+        </w:trPr>
+        <w:tc>
+          <w:tcPr>
+            <w:tcW w:w="2972" w:type="dxa"/>
+            <w:noWrap/>
+            <w:hideMark/>
+          </w:tcPr>
+          <w:p>
+            <w:pPr>
+              <w:rPr>
+                <w:sz w:val="22"/>
+                <w:szCs w:val="22"/>
+              </w:rPr>
+            </w:pPr>
+            <w:r>
+              <w:rPr>
+                <w:sz w:val="22"/>
+                <w:szCs w:val="22"/>
+              </w:rPr>
+              <w:t>Sample_Count</w:t>
+            </w:r>
+          </w:p>
+        </w:tc>
+        <w:tc>
+          <w:tcPr>
+            <w:tcW w:w="5324" w:type="dxa"/>
+            <w:noWrap/>
+            <w:hideMark/>
+          </w:tcPr>
+          <w:p>
+            <w:pPr>
+              <w:rPr>
+                <w:sz w:val="22"/>
+                <w:szCs w:val="22"/>
+              </w:rPr>
+            </w:pPr>
+            <w:r>
+              <w:rPr>
+                <w:sz w:val="22"/>
+                <w:szCs w:val="22"/>
+              </w:rPr>
+              <w:t>Sample size in a site</w:t>
+            </w:r>
+          </w:p>
+        </w:tc>
+      </w:tr>
+      <w:tr>
+        <w:trPr>
+          <w:trHeight w:val="323"/>
+        </w:trPr>
+        <w:tc>
+          <w:tcPr>
+            <w:tcW w:w="2972" w:type="dxa"/>
+            <w:noWrap/>
+            <w:hideMark/>
+          </w:tcPr>
+          <w:p>
+            <w:pPr>
+              <w:rPr>
+                <w:sz w:val="22"/>
+                <w:szCs w:val="22"/>
+              </w:rPr>
+            </w:pPr>
+            <w:r>
+              <w:rPr>
+                <w:sz w:val="22"/>
+                <w:szCs w:val="22"/>
+              </w:rPr>
+              <w:lastRenderedPageBreak/>
+              <w:t>Start_Date</w:t>
+            </w:r>
+          </w:p>
+        </w:tc>
+        <w:tc>
+          <w:tcPr>
+            <w:tcW w:w="5324" w:type="dxa"/>
+            <w:noWrap/>
+            <w:hideMark/>
+          </w:tcPr>
+          <w:p>
+            <w:pPr>
+              <w:rPr>
+                <w:sz w:val="22"/>
+                <w:szCs w:val="22"/>
+              </w:rPr>
+            </w:pPr>
+            <w:r>
+              <w:rPr>
+                <w:sz w:val="22"/>
+                <w:szCs w:val="22"/>
+              </w:rPr>
+              <w:t>The state date of the samples in a site</w:t>
+            </w:r>
+          </w:p>
+        </w:tc>
+      </w:tr>
+      <w:tr>
+        <w:trPr>
+          <w:trHeight w:val="323"/>
+        </w:trPr>
+        <w:tc>
+          <w:tcPr>
+            <w:tcW w:w="2972" w:type="dxa"/>
+            <w:noWrap/>
+            <w:hideMark/>
+          </w:tcPr>
+          <w:p>
+            <w:pPr>
+              <w:rPr>
+                <w:sz w:val="22"/>
+                <w:szCs w:val="22"/>
+              </w:rPr>
+            </w:pPr>
+            <w:r>
+              <w:rPr>
+                <w:sz w:val="22"/>
+                <w:szCs w:val="22"/>
+              </w:rPr>
+              <w:t>End_Date</w:t>
+            </w:r>
+          </w:p>
+        </w:tc>
+        <w:tc>
+          <w:tcPr>
+            <w:tcW w:w="5324" w:type="dxa"/>
+            <w:noWrap/>
+            <w:hideMark/>
+          </w:tcPr>
+          <w:p>
+            <w:pPr>
+              <w:rPr>
+                <w:sz w:val="22"/>
+                <w:szCs w:val="22"/>
+              </w:rPr>
+            </w:pPr>
+            <w:r>
+              <w:rPr>
+                <w:sz w:val="22"/>
+                <w:szCs w:val="22"/>
+              </w:rPr>
+              <w:t>The end date of the samples in a site</w:t>
+            </w:r>
+          </w:p>
+        </w:tc>
+      </w:tr>
+      <w:tr>
+        <w:trPr>
+          <w:trHeight w:val="323"/>
+        </w:trPr>
+        <w:tc>
+          <w:tcPr>
+            <w:tcW w:w="2972" w:type="dxa"/>
+            <w:noWrap/>
+            <w:hideMark/>
+          </w:tcPr>
+          <w:p>
+            <w:pPr>
+              <w:rPr>
+                <w:sz w:val="22"/>
+                <w:szCs w:val="22"/>
+              </w:rPr>
+            </w:pPr>
+            <w:r>
+              <w:rPr>
+                <w:sz w:val="22"/>
+                <w:szCs w:val="22"/>
+              </w:rPr>
+              <w:t>Minimum</w:t>
+            </w:r>
+          </w:p>
+        </w:tc>
+        <w:tc>
+          <w:tcPr>
+            <w:tcW w:w="5324" w:type="dxa"/>
+            <w:noWrap/>
+            <w:hideMark/>
+          </w:tcPr>
+          <w:p>
+            <w:pPr>
+              <w:rPr>
+                <w:sz w:val="22"/>
+                <w:szCs w:val="22"/>
+              </w:rPr>
+            </w:pPr>
+            <w:r>
+              <w:rPr>
+                <w:sz w:val="22"/>
+                <w:szCs w:val="22"/>
+              </w:rPr>
+              <w:t>The minimum value in a site</w:t>
+            </w:r>
+          </w:p>
+        </w:tc>
+      </w:tr>
+      <w:tr>
+        <w:trPr>
+          <w:trHeight w:val="323"/>
+        </w:trPr>
+        <w:tc>
+          <w:tcPr>
+            <w:tcW w:w="2972" w:type="dxa"/>
+            <w:noWrap/>
+            <w:hideMark/>
+          </w:tcPr>
+          <w:p>
+            <w:pPr>
+              <w:rPr>
+                <w:sz w:val="22"/>
+                <w:szCs w:val="22"/>
+              </w:rPr>
+            </w:pPr>
+            <w:r>
+              <w:rPr>
+                <w:sz w:val="22"/>
+                <w:szCs w:val="22"/>
+              </w:rPr>
+              <w:t>Median</w:t>
+            </w:r>
+          </w:p>
+        </w:tc>
+        <w:tc>
+          <w:tcPr>
+            <w:tcW w:w="5324" w:type="dxa"/>
+            <w:noWrap/>
+            <w:hideMark/>
+          </w:tcPr>
+          <w:p>
+            <w:pPr>
+              <w:rPr>
+                <w:sz w:val="22"/>
+                <w:szCs w:val="22"/>
+              </w:rPr>
+            </w:pPr>
+            <w:r>
+              <w:rPr>
+                <w:sz w:val="22"/>
+                <w:szCs w:val="22"/>
+              </w:rPr>
+              <w:t>The median value in a site</w:t>
+            </w:r>
+          </w:p>
+        </w:tc>
+      </w:tr>
+      <w:tr>
+        <w:trPr>
+          <w:trHeight w:val="323"/>
+        </w:trPr>
+        <w:tc>
+          <w:tcPr>
+            <w:tcW w:w="2972" w:type="dxa"/>
+            <w:noWrap/>
+            <w:hideMark/>
+          </w:tcPr>
+          <w:p>
+            <w:pPr>
+              <w:rPr>
+                <w:sz w:val="22"/>
+                <w:szCs w:val="22"/>
+              </w:rPr>
+            </w:pPr>
+            <w:r>
+              <w:rPr>
+                <w:sz w:val="22"/>
+                <w:szCs w:val="22"/>
+              </w:rPr>
+              <w:t>Maximum</w:t>
+            </w:r>
+          </w:p>
+        </w:tc>
+        <w:tc>
+          <w:tcPr>
+            <w:tcW w:w="5324" w:type="dxa"/>
+            <w:noWrap/>
+            <w:hideMark/>
+          </w:tcPr>
+          <w:p>
+            <w:pPr>
+              <w:rPr>
+                <w:sz w:val="22"/>
+                <w:szCs w:val="22"/>
+              </w:rPr>
+            </w:pPr>
+            <w:r>
+              <w:rPr>
+                <w:sz w:val="22"/>
+                <w:szCs w:val="22"/>
+              </w:rPr>
+              <w:t>The maximum in a site</w:t>
+            </w:r>
+          </w:p>
+        </w:tc>
+      </w:tr>
+      <w:tr>
+        <w:trPr>
+          <w:trHeight w:val="323"/>
+        </w:trPr>
+        <w:tc>
+          <w:tcPr>
+            <w:tcW w:w="2972" w:type="dxa"/>
+            <w:noWrap/>
+            <w:hideMark/>
+          </w:tcPr>
+          <w:p>
+            <w:pPr>
+              <w:rPr>
+                <w:sz w:val="22"/>
+                <w:szCs w:val="22"/>
+              </w:rPr>
+            </w:pPr>
+            <w:r>
+              <w:rPr>
+                <w:sz w:val="22"/>
+                <w:szCs w:val="22"/>
+              </w:rPr>
+              <w:t>Number_of_Excursions</w:t>
+            </w:r>
+          </w:p>
+        </w:tc>
+        <w:tc>
+          <w:tcPr>
+            <w:tcW w:w="5324" w:type="dxa"/>
+            <w:noWrap/>
+            <w:hideMark/>
+          </w:tcPr>
+          <w:p>
+            <w:pPr>
+              <w:rPr>
+                <w:sz w:val="22"/>
+                <w:szCs w:val="22"/>
+              </w:rPr>
+            </w:pPr>
+            <w:r>
+              <w:rPr>
+                <w:sz w:val="22"/>
+                <w:szCs w:val="22"/>
+              </w:rPr>
+              <w:t>The number of excursions in a site</w:t>
+            </w:r>
+          </w:p>
+        </w:tc>
+      </w:tr>
+      <w:tr>
+        <w:trPr>
+          <w:trHeight w:val="323"/>
+        </w:trPr>
+        <w:tc>
+          <w:tcPr>
+            <w:tcW w:w="2972" w:type="dxa"/>
+            <w:noWrap/>
+            <w:hideMark/>
+          </w:tcPr>
+          <w:p>
+            <w:pPr>
+              <w:rPr>
+                <w:sz w:val="22"/>
+                <w:szCs w:val="22"/>
+              </w:rPr>
+            </w:pPr>
+            <w:r>
+              <w:rPr>
+                <w:sz w:val="22"/>
+                <w:szCs w:val="22"/>
+              </w:rPr>
+              <w:t>Excursion_Percentage</w:t>
+            </w:r>
+          </w:p>
+        </w:tc>
+        <w:tc>
+          <w:tcPr>
+            <w:tcW w:w="5324" w:type="dxa"/>
+            <w:noWrap/>
+            <w:hideMark/>
+          </w:tcPr>
+          <w:p>
+            <w:pPr>
+              <w:rPr>
+                <w:sz w:val="22"/>
+                <w:szCs w:val="22"/>
+              </w:rPr>
+            </w:pPr>
+            <w:r>
+              <w:rPr>
+                <w:sz w:val="22"/>
+                <w:szCs w:val="22"/>
+              </w:rPr>
+              <w:t>The percentage of excursion in a site</w:t>
+            </w:r>
+          </w:p>
+        </w:tc>
+      </w:tr>
+      <w:tr>
+        <w:trPr>
+          <w:trHeight w:val="323"/>
+        </w:trPr>
+        <w:tc>
+          <w:tcPr>
+            <w:tcW w:w="2972" w:type="dxa"/>
+            <w:noWrap/>
+            <w:hideMark/>
+          </w:tcPr>
+          <w:p>
+            <w:pPr>
+              <w:rPr>
+                <w:sz w:val="22"/>
+                <w:szCs w:val="22"/>
+              </w:rPr>
+            </w:pPr>
+            <w:r>
+              <w:rPr>
+                <w:sz w:val="22"/>
+                <w:szCs w:val="22"/>
+              </w:rPr>
+              <w:t>Duration_Excursions</w:t>
+            </w:r>
+          </w:p>
+        </w:tc>
+        <w:tc>
+          <w:tcPr>
+            <w:tcW w:w="5324" w:type="dxa"/>
+            <w:noWrap/>
+            <w:hideMark/>
+          </w:tcPr>
+          <w:p>
+            <w:pPr>
+              <w:rPr>
+                <w:sz w:val="22"/>
+                <w:szCs w:val="22"/>
+              </w:rPr>
+            </w:pPr>
+            <w:r>
+              <w:rPr>
+                <w:sz w:val="22"/>
+                <w:szCs w:val="22"/>
+              </w:rPr>
+              <w:t>The number of excursions based on the duration method in a site</w:t>
+            </w:r>
+          </w:p>
+        </w:tc>
+      </w:tr>
+      <w:tr>
+        <w:trPr>
+          <w:trHeight w:val="323"/>
+        </w:trPr>
+        <w:tc>
+          <w:tcPr>
+            <w:tcW w:w="2972" w:type="dxa"/>
+            <w:noWrap/>
+            <w:hideMark/>
+          </w:tcPr>
+          <w:p>
+            <w:pPr>
+              <w:rPr>
+                <w:sz w:val="22"/>
+                <w:szCs w:val="22"/>
+              </w:rPr>
+            </w:pPr>
+            <w:r>
+              <w:rPr>
+                <w:sz w:val="22"/>
+                <w:szCs w:val="22"/>
+              </w:rPr>
+              <w:t>Duration_Percentage</w:t>
+            </w:r>
+          </w:p>
+        </w:tc>
+        <w:tc>
+          <w:tcPr>
+            <w:tcW w:w="5324" w:type="dxa"/>
+            <w:noWrap/>
+            <w:hideMark/>
+          </w:tcPr>
+          <w:p>
+            <w:pPr>
+              <w:rPr>
+                <w:sz w:val="22"/>
+                <w:szCs w:val="22"/>
+              </w:rPr>
+            </w:pPr>
+            <w:r>
+              <w:rPr>
+                <w:sz w:val="22"/>
+                <w:szCs w:val="22"/>
+              </w:rPr>
+              <w:t>The percentage of excursions based on the duration method in a site</w:t>
+            </w:r>
+          </w:p>
+        </w:tc>
+      </w:tr>
+      <w:tr>
+        <w:trPr>
+          <w:trHeight w:val="323"/>
+        </w:trPr>
+        <w:tc>
+          <w:tcPr>
+            <w:tcW w:w="2972" w:type="dxa"/>
+            <w:noWrap/>
+            <w:hideMark/>
+          </w:tcPr>
+          <w:p>
+            <w:pPr>
+              <w:rPr>
+                <w:sz w:val="22"/>
+                <w:szCs w:val="22"/>
+              </w:rPr>
+            </w:pPr>
+            <w:r>
+              <w:rPr>
+                <w:sz w:val="22"/>
+                <w:szCs w:val="22"/>
+              </w:rPr>
+              <w:t>Exceedance</w:t>
+            </w:r>
+          </w:p>
+        </w:tc>
+        <w:tc>
+          <w:tcPr>
+            <w:tcW w:w="5324" w:type="dxa"/>
+            <w:noWrap/>
+            <w:hideMark/>
+          </w:tcPr>
+          <w:p>
+            <w:pPr>
+              <w:rPr>
+                <w:sz w:val="22"/>
+                <w:szCs w:val="22"/>
+              </w:rPr>
+            </w:pPr>
+            <w:r>
+              <w:rPr>
+                <w:sz w:val="22"/>
+                <w:szCs w:val="22"/>
+              </w:rPr>
+              <w:t>Whether the parameter exceeds or does not exceed based on the duration and frequency methods</w:t>
+            </w:r>
+          </w:p>
+        </w:tc>
+      </w:tr>
+      <w:tr>
+        <w:trPr>
+          <w:trHeight w:val="323"/>
+        </w:trPr>
+        <w:tc>
+          <w:tcPr>
+            <w:tcW w:w="2972" w:type="dxa"/>
+            <w:noWrap/>
+            <w:hideMark/>
+          </w:tcPr>
+          <w:p>
+            <w:pPr>
+              <w:rPr>
+                <w:sz w:val="22"/>
+                <w:szCs w:val="22"/>
+              </w:rPr>
+            </w:pPr>
+            <w:r>
+              <w:rPr>
+                <w:sz w:val="22"/>
+                <w:szCs w:val="22"/>
+              </w:rPr>
+              <w:t>Sufficient_Data</w:t>
+            </w:r>
+          </w:p>
+        </w:tc>
+        <w:tc>
+          <w:tcPr>
+            <w:tcW w:w="5324" w:type="dxa"/>
+            <w:noWrap/>
+            <w:hideMark/>
+          </w:tcPr>
+          <w:p>
+            <w:pPr>
+              <w:rPr>
+                <w:sz w:val="22"/>
+                <w:szCs w:val="22"/>
+              </w:rPr>
+            </w:pPr>
+            <w:r>
+              <w:rPr>
+                <w:sz w:val="22"/>
+                <w:szCs w:val="22"/>
+              </w:rPr>
+              <w:t>Whether the sample size is sufficient or insufficient</w:t>
+            </w:r>
+          </w:p>
+        </w:tc>
+      </w:tr>
+      <w:tr>
+        <w:trPr>
+          <w:trHeight w:val="323"/>
+        </w:trPr>
+        <w:tc>
+          <w:tcPr>
+            <w:tcW w:w="2972" w:type="dxa"/>
+            <w:noWrap/>
+            <w:hideMark/>
+          </w:tcPr>
+          <w:p>
+            <w:pPr>
+              <w:rPr>
+                <w:sz w:val="22"/>
+                <w:szCs w:val="22"/>
+              </w:rPr>
+            </w:pPr>
+            <w:r>
+              <w:rPr>
+                <w:sz w:val="22"/>
+                <w:szCs w:val="22"/>
+              </w:rPr>
+              <w:t>Duration</w:t>
+            </w:r>
+          </w:p>
+        </w:tc>
+        <w:tc>
+          <w:tcPr>
+            <w:tcW w:w="5324" w:type="dxa"/>
+            <w:noWrap/>
+            <w:hideMark/>
+          </w:tcPr>
+          <w:p>
+            <w:pPr>
+              <w:rPr>
+                <w:sz w:val="22"/>
+                <w:szCs w:val="22"/>
+              </w:rPr>
+            </w:pPr>
+            <w:r>
+              <w:rPr>
+                <w:sz w:val="22"/>
+                <w:szCs w:val="22"/>
+              </w:rPr>
+              <w:t>The duration value, method, and unit</w:t>
+            </w:r>
+          </w:p>
+        </w:tc>
+      </w:tr>
+      <w:tr>
+        <w:trPr>
+          <w:trHeight w:val="323"/>
+        </w:trPr>
+        <w:tc>
+          <w:tcPr>
+            <w:tcW w:w="2972" w:type="dxa"/>
+            <w:noWrap/>
+            <w:hideMark/>
+          </w:tcPr>
+          <w:p>
+            <w:pPr>
+              <w:rPr>
+                <w:sz w:val="22"/>
+                <w:szCs w:val="22"/>
+              </w:rPr>
+            </w:pPr>
+            <w:r>
+              <w:rPr>
+                <w:sz w:val="22"/>
+                <w:szCs w:val="22"/>
+              </w:rPr>
+              <w:t>Frequency</w:t>
+            </w:r>
+          </w:p>
+        </w:tc>
+        <w:tc>
+          <w:tcPr>
+            <w:tcW w:w="5324" w:type="dxa"/>
+            <w:noWrap/>
+            <w:hideMark/>
+          </w:tcPr>
+          <w:p>
+            <w:pPr>
+              <w:rPr>
+                <w:sz w:val="22"/>
+                <w:szCs w:val="22"/>
+              </w:rPr>
+            </w:pPr>
+            <w:r>
+              <w:rPr>
+                <w:sz w:val="22"/>
+                <w:szCs w:val="22"/>
+              </w:rPr>
+              <w:t>The frequency value and method</w:t>
+            </w:r>
+          </w:p>
+        </w:tc>
+      </w:tr>
+    </w:tbl>
+    <w:p>
+      <w:pPr>
+        <w:rPr>
+          <w:rFonts w:hint="eastAsia"/>
+          <w:b/>
+          <w:bCs/>
+        </w:rPr>
+      </w:pPr>
     </w:p>
     <w:p/>
     <w:sectPr>
@@ -652,6 +3981,56 @@
     </w:sectPr>
   </w:body>
 </w:document>
+</file>
+
+<file path=word/endnotes.xml><?xml version="1.0" encoding="utf-8"?>
+<w:endnotes xmlns:wpc="http://schemas.microsoft.com/office/word/2010/wordprocessingCanvas" xmlns:cx="http://schemas.microsoft.com/office/drawing/2014/chartex" xmlns:cx1="http://schemas.microsoft.com/office/drawing/2015/9/8/chartex" xmlns:cx2="http://schemas.microsoft.com/office/drawing/2015/10/21/chartex" xmlns:cx3="http://schemas.microsoft.com/office/drawing/2016/5/9/chartex" xmlns:cx4="http://schemas.microsoft.com/office/drawing/2016/5/10/chartex" xmlns:cx5="http://schemas.microsoft.com/office/drawing/2016/5/11/chartex" xmlns:cx6="http://schemas.microsoft.com/office/drawing/2016/5/12/chartex" xmlns:cx7="http://schemas.microsoft.com/office/drawing/2016/5/13/chartex" xmlns:cx8="http://schemas.microsoft.com/office/drawing/2016/5/14/chartex" xmlns:mc="http://schemas.openxmlformats.org/markup-compatibility/2006" xmlns:aink="http://schemas.microsoft.com/office/drawing/2016/ink" xmlns:am3d="http://schemas.microsoft.com/office/drawing/2017/model3d" xmlns:o="urn:schemas-microsoft-com:office:office" xmlns:oel="http://schemas.microsoft.com/office/2019/extlst" xmlns:r="http://schemas.openxmlformats.org/officeDocument/2006/relationships" xmlns:m="http://schemas.openxmlformats.org/officeDocument/2006/math" xmlns:v="urn:schemas-microsoft-com:vml" xmlns:wp14="http://schemas.microsoft.com/office/word/2010/wordprocessingDrawing" xmlns:wp="http://schemas.openxmlformats.org/drawingml/2006/wordprocessingDrawing" xmlns:w10="urn:schemas-microsoft-com:office:word" xmlns:w="http://schemas.openxmlformats.org/wordprocessingml/2006/main" xmlns:w14="http://schemas.microsoft.com/office/word/2010/wordml" xmlns:w15="http://schemas.microsoft.com/office/word/2012/wordml" xmlns:w16cex="http://schemas.microsoft.com/office/word/2018/wordml/cex" xmlns:w16cid="http://schemas.microsoft.com/office/word/2016/wordml/cid" xmlns:w16="http://schemas.microsoft.com/office/word/2018/wordml" xmlns:w16du="http://schemas.microsoft.com/office/word/2023/wordml/word16du" xmlns:w16sdtdh="http://schemas.microsoft.com/office/word/2020/wordml/sdtdatahash" xmlns:w16sdtfl="http://schemas.microsoft.com/office/word/2024/wordml/sdtformatlock" xmlns:w16se="http://schemas.microsoft.com/office/word/2015/wordml/symex" xmlns:wpg="http://schemas.microsoft.com/office/word/2010/wordprocessingGroup" xmlns:wpi="http://schemas.microsoft.com/office/word/2010/wordprocessingInk" xmlns:wne="http://schemas.microsoft.com/office/word/2006/wordml" xmlns:wps="http://schemas.microsoft.com/office/word/2010/wordprocessingShape" mc:Ignorable="w14 w15 w16se w16cid w16 w16cex w16sdtdh w16sdtfl w16du wp14">
+  <w:endnote w:type="separator" w:id="-1">
+    <w:p>
+      <w:pPr>
+        <w:spacing w:after="0" w:line="240" w:lineRule="auto"/>
+      </w:pPr>
+      <w:r>
+        <w:separator/>
+      </w:r>
+    </w:p>
+  </w:endnote>
+  <w:endnote w:type="continuationSeparator" w:id="0">
+    <w:p>
+      <w:pPr>
+        <w:spacing w:after="0" w:line="240" w:lineRule="auto"/>
+      </w:pPr>
+      <w:r>
+        <w:continuationSeparator/>
+      </w:r>
+    </w:p>
+  </w:endnote>
+</w:endnotes>
+</file>
+
+<file path=word/footnotes.xml><?xml version="1.0" encoding="utf-8"?>
+<w:footnotes xmlns:wpc="http://schemas.microsoft.com/office/word/2010/wordprocessingCanvas" xmlns:cx="http://schemas.microsoft.com/office/drawing/2014/chartex" xmlns:cx1="http://schemas.microsoft.com/office/drawing/2015/9/8/chartex" xmlns:cx2="http://schemas.microsoft.com/office/drawing/2015/10/21/chartex" xmlns:cx3="http://schemas.microsoft.com/office/drawing/2016/5/9/chartex" xmlns:cx4="http://schemas.microsoft.com/office/drawing/2016/5/10/chartex" xmlns:cx5="http://schemas.microsoft.com/office/drawing/2016/5/11/chartex" xmlns:cx6="http://schemas.microsoft.com/office/drawing/2016/5/12/chartex" xmlns:cx7="http://schemas.microsoft.com/office/drawing/2016/5/13/chartex" xmlns:cx8="http://schemas.microsoft.com/office/drawing/2016/5/14/chartex" xmlns:mc="http://schemas.openxmlformats.org/markup-compatibility/2006" xmlns:aink="http://schemas.microsoft.com/office/drawing/2016/ink" xmlns:am3d="http://schemas.microsoft.com/office/drawing/2017/model3d" xmlns:o="urn:schemas-microsoft-com:office:office" xmlns:oel="http://schemas.microsoft.com/office/2019/extlst" xmlns:r="http://schemas.openxmlformats.org/officeDocument/2006/relationships" xmlns:m="http://schemas.openxmlformats.org/officeDocument/2006/math" xmlns:v="urn:schemas-microsoft-com:vml" xmlns:wp14="http://schemas.microsoft.com/office/word/2010/wordprocessingDrawing" xmlns:wp="http://schemas.openxmlformats.org/drawingml/2006/wordprocessingDrawing" xmlns:w10="urn:schemas-microsoft-com:office:word" xmlns:w="http://schemas.openxmlformats.org/wordprocessingml/2006/main" xmlns:w14="http://schemas.microsoft.com/office/word/2010/wordml" xmlns:w15="http://schemas.microsoft.com/office/word/2012/wordml" xmlns:w16cex="http://schemas.microsoft.com/office/word/2018/wordml/cex" xmlns:w16cid="http://schemas.microsoft.com/office/word/2016/wordml/cid" xmlns:w16="http://schemas.microsoft.com/office/word/2018/wordml" xmlns:w16du="http://schemas.microsoft.com/office/word/2023/wordml/word16du" xmlns:w16sdtdh="http://schemas.microsoft.com/office/word/2020/wordml/sdtdatahash" xmlns:w16sdtfl="http://schemas.microsoft.com/office/word/2024/wordml/sdtformatlock" xmlns:w16se="http://schemas.microsoft.com/office/word/2015/wordml/symex" xmlns:wpg="http://schemas.microsoft.com/office/word/2010/wordprocessingGroup" xmlns:wpi="http://schemas.microsoft.com/office/word/2010/wordprocessingInk" xmlns:wne="http://schemas.microsoft.com/office/word/2006/wordml" xmlns:wps="http://schemas.microsoft.com/office/word/2010/wordprocessingShape" mc:Ignorable="w14 w15 w16se w16cid w16 w16cex w16sdtdh w16sdtfl w16du wp14">
+  <w:footnote w:type="separator" w:id="-1">
+    <w:p>
+      <w:pPr>
+        <w:spacing w:after="0" w:line="240" w:lineRule="auto"/>
+      </w:pPr>
+      <w:r>
+        <w:separator/>
+      </w:r>
+    </w:p>
+  </w:footnote>
+  <w:footnote w:type="continuationSeparator" w:id="0">
+    <w:p>
+      <w:pPr>
+        <w:spacing w:after="0" w:line="240" w:lineRule="auto"/>
+      </w:pPr>
+      <w:r>
+        <w:continuationSeparator/>
+      </w:r>
+    </w:p>
+  </w:footnote>
+</w:footnotes>
 </file>
 
 <file path=word/numbering.xml><?xml version="1.0" encoding="utf-8"?>
@@ -1236,6 +4615,119 @@
       </w:pPr>
       <w:rPr>
         <w:rFonts w:hint="default"/>
+      </w:rPr>
+    </w:lvl>
+  </w:abstractNum>
+  <w:abstractNum w:abstractNumId="5" w15:restartNumberingAfterBreak="0">
+    <w:nsid w:val="7A58622F"/>
+    <w:multiLevelType w:val="hybridMultilevel"/>
+    <w:tmpl w:val="E1E49104"/>
+    <w:lvl w:ilvl="0" w:tplc="04090001">
+      <w:start w:val="1"/>
+      <w:numFmt w:val="bullet"/>
+      <w:lvlText w:val=""/>
+      <w:lvlJc w:val="left"/>
+      <w:pPr>
+        <w:ind w:left="480" w:hanging="480"/>
+      </w:pPr>
+      <w:rPr>
+        <w:rFonts w:ascii="Wingdings" w:hAnsi="Wingdings" w:hint="default"/>
+      </w:rPr>
+    </w:lvl>
+    <w:lvl w:ilvl="1" w:tplc="04090003" w:tentative="1">
+      <w:start w:val="1"/>
+      <w:numFmt w:val="bullet"/>
+      <w:lvlText w:val=""/>
+      <w:lvlJc w:val="left"/>
+      <w:pPr>
+        <w:ind w:left="960" w:hanging="480"/>
+      </w:pPr>
+      <w:rPr>
+        <w:rFonts w:ascii="Wingdings" w:hAnsi="Wingdings" w:hint="default"/>
+      </w:rPr>
+    </w:lvl>
+    <w:lvl w:ilvl="2" w:tplc="04090005" w:tentative="1">
+      <w:start w:val="1"/>
+      <w:numFmt w:val="bullet"/>
+      <w:lvlText w:val=""/>
+      <w:lvlJc w:val="left"/>
+      <w:pPr>
+        <w:ind w:left="1440" w:hanging="480"/>
+      </w:pPr>
+      <w:rPr>
+        <w:rFonts w:ascii="Wingdings" w:hAnsi="Wingdings" w:hint="default"/>
+      </w:rPr>
+    </w:lvl>
+    <w:lvl w:ilvl="3" w:tplc="04090001" w:tentative="1">
+      <w:start w:val="1"/>
+      <w:numFmt w:val="bullet"/>
+      <w:lvlText w:val=""/>
+      <w:lvlJc w:val="left"/>
+      <w:pPr>
+        <w:ind w:left="1920" w:hanging="480"/>
+      </w:pPr>
+      <w:rPr>
+        <w:rFonts w:ascii="Wingdings" w:hAnsi="Wingdings" w:hint="default"/>
+      </w:rPr>
+    </w:lvl>
+    <w:lvl w:ilvl="4" w:tplc="04090003" w:tentative="1">
+      <w:start w:val="1"/>
+      <w:numFmt w:val="bullet"/>
+      <w:lvlText w:val=""/>
+      <w:lvlJc w:val="left"/>
+      <w:pPr>
+        <w:ind w:left="2400" w:hanging="480"/>
+      </w:pPr>
+      <w:rPr>
+        <w:rFonts w:ascii="Wingdings" w:hAnsi="Wingdings" w:hint="default"/>
+      </w:rPr>
+    </w:lvl>
+    <w:lvl w:ilvl="5" w:tplc="04090005" w:tentative="1">
+      <w:start w:val="1"/>
+      <w:numFmt w:val="bullet"/>
+      <w:lvlText w:val=""/>
+      <w:lvlJc w:val="left"/>
+      <w:pPr>
+        <w:ind w:left="2880" w:hanging="480"/>
+      </w:pPr>
+      <w:rPr>
+        <w:rFonts w:ascii="Wingdings" w:hAnsi="Wingdings" w:hint="default"/>
+      </w:rPr>
+    </w:lvl>
+    <w:lvl w:ilvl="6" w:tplc="04090001" w:tentative="1">
+      <w:start w:val="1"/>
+      <w:numFmt w:val="bullet"/>
+      <w:lvlText w:val=""/>
+      <w:lvlJc w:val="left"/>
+      <w:pPr>
+        <w:ind w:left="3360" w:hanging="480"/>
+      </w:pPr>
+      <w:rPr>
+        <w:rFonts w:ascii="Wingdings" w:hAnsi="Wingdings" w:hint="default"/>
+      </w:rPr>
+    </w:lvl>
+    <w:lvl w:ilvl="7" w:tplc="04090003" w:tentative="1">
+      <w:start w:val="1"/>
+      <w:numFmt w:val="bullet"/>
+      <w:lvlText w:val=""/>
+      <w:lvlJc w:val="left"/>
+      <w:pPr>
+        <w:ind w:left="3840" w:hanging="480"/>
+      </w:pPr>
+      <w:rPr>
+        <w:rFonts w:ascii="Wingdings" w:hAnsi="Wingdings" w:hint="default"/>
+      </w:rPr>
+    </w:lvl>
+    <w:lvl w:ilvl="8" w:tplc="04090005" w:tentative="1">
+      <w:start w:val="1"/>
+      <w:numFmt w:val="bullet"/>
+      <w:lvlText w:val=""/>
+      <w:lvlJc w:val="left"/>
+      <w:pPr>
+        <w:ind w:left="4320" w:hanging="480"/>
+      </w:pPr>
+      <w:rPr>
+        <w:rFonts w:ascii="Wingdings" w:hAnsi="Wingdings" w:hint="default"/>
       </w:rPr>
     </w:lvl>
   </w:abstractNum>
@@ -1256,6 +4748,9 @@
   </w:num>
   <w:num w:numId="6" w16cid:durableId="69036617">
     <w:abstractNumId w:val="2"/>
+  </w:num>
+  <w:num w:numId="7" w16cid:durableId="1900700040">
+    <w:abstractNumId w:val="5"/>
   </w:num>
 </w:numbering>
 </file>
@@ -2209,6 +5704,85 @@
       <w:spacing w:val="5"/>
     </w:rPr>
   </w:style>
+  <w:style w:type="paragraph" w:styleId="ae">
+    <w:name w:val="header"/>
+    <w:basedOn w:val="a"/>
+    <w:link w:val="af"/>
+    <w:uiPriority w:val="99"/>
+    <w:unhideWhenUsed/>
+    <w:rsid w:val="00EC5E8A"/>
+    <w:pPr>
+      <w:tabs>
+        <w:tab w:val="center" w:pos="4153"/>
+        <w:tab w:val="right" w:pos="8306"/>
+      </w:tabs>
+      <w:snapToGrid w:val="0"/>
+    </w:pPr>
+    <w:rPr>
+      <w:sz w:val="20"/>
+      <w:szCs w:val="20"/>
+    </w:rPr>
+  </w:style>
+  <w:style w:type="character" w:customStyle="1" w:styleId="af">
+    <w:name w:val="頁首 字元"/>
+    <w:basedOn w:val="a0"/>
+    <w:link w:val="ae"/>
+    <w:uiPriority w:val="99"/>
+    <w:rsid w:val="00EC5E8A"/>
+    <w:rPr>
+      <w:sz w:val="20"/>
+      <w:szCs w:val="20"/>
+    </w:rPr>
+  </w:style>
+  <w:style w:type="paragraph" w:styleId="af0">
+    <w:name w:val="footer"/>
+    <w:basedOn w:val="a"/>
+    <w:link w:val="af1"/>
+    <w:uiPriority w:val="99"/>
+    <w:unhideWhenUsed/>
+    <w:rsid w:val="00EC5E8A"/>
+    <w:pPr>
+      <w:tabs>
+        <w:tab w:val="center" w:pos="4153"/>
+        <w:tab w:val="right" w:pos="8306"/>
+      </w:tabs>
+      <w:snapToGrid w:val="0"/>
+    </w:pPr>
+    <w:rPr>
+      <w:sz w:val="20"/>
+      <w:szCs w:val="20"/>
+    </w:rPr>
+  </w:style>
+  <w:style w:type="character" w:customStyle="1" w:styleId="af1">
+    <w:name w:val="頁尾 字元"/>
+    <w:basedOn w:val="a0"/>
+    <w:link w:val="af0"/>
+    <w:uiPriority w:val="99"/>
+    <w:rsid w:val="00EC5E8A"/>
+    <w:rPr>
+      <w:sz w:val="20"/>
+      <w:szCs w:val="20"/>
+    </w:rPr>
+  </w:style>
+  <w:style w:type="table" w:styleId="af2">
+    <w:name w:val="Table Grid"/>
+    <w:basedOn w:val="a1"/>
+    <w:uiPriority w:val="39"/>
+    <w:rsid w:val="00EC5E8A"/>
+    <w:pPr>
+      <w:spacing w:after="0" w:line="240" w:lineRule="auto"/>
+    </w:pPr>
+    <w:tblPr>
+      <w:tblBorders>
+        <w:top w:val="single" w:sz="4" w:space="0" w:color="auto"/>
+        <w:left w:val="single" w:sz="4" w:space="0" w:color="auto"/>
+        <w:bottom w:val="single" w:sz="4" w:space="0" w:color="auto"/>
+        <w:right w:val="single" w:sz="4" w:space="0" w:color="auto"/>
+        <w:insideH w:val="single" w:sz="4" w:space="0" w:color="auto"/>
+        <w:insideV w:val="single" w:sz="4" w:space="0" w:color="auto"/>
+      </w:tblBorders>
+    </w:tblPr>
+  </w:style>
 </w:styles>
 </file>
 

--- a/inst/extdata/ReadMe_Custom.docx
+++ b/inst/extdata/ReadMe_Custom.docx
@@ -53,7 +53,25 @@
         <w:t xml:space="preserve"> Analysis</w:t>
       </w:r>
       <w:r>
-        <w:t xml:space="preserve"> tab is a ZIP archive that contains the results of the water quality excursion and exceedance analysis based on magnitude, duration, and frequency, according to the criteria of a state or tribe.</w:t>
+        <w:t xml:space="preserve"> tab is a ZIP archive that contains the results of the water quality excursion and exceedance analysis based on magnitude, duration, and frequency, according to the criteria of a </w:t>
+      </w:r>
+      <w:r>
+        <w:rPr>
+          <w:rFonts w:hint="eastAsia"/>
+        </w:rPr>
+        <w:t>S</w:t>
+      </w:r>
+      <w:r>
+        <w:t xml:space="preserve">tate or </w:t>
+      </w:r>
+      <w:r>
+        <w:rPr>
+          <w:rFonts w:hint="eastAsia"/>
+        </w:rPr>
+        <w:t>T</w:t>
+      </w:r>
+      <w:r>
+        <w:t>ribe.</w:t>
       </w:r>
     </w:p>
     <w:p>
@@ -164,6 +182,15 @@
         <w:br/>
         <w:t>R Data file that stores the datasets and session information.</w:t>
       </w:r>
+      <w:r>
+        <w:rPr>
+          <w:rFonts w:hint="eastAsia"/>
+        </w:rPr>
+        <w:t xml:space="preserve"> </w:t>
+      </w:r>
+      <w:r>
+        <w:t>While the average user may not need or use this file, the information provided within the .rda file is helpful for the developer as they work to troubleshoot suspected issues with the R Shiny application.</w:t>
+      </w:r>
     </w:p>
     <w:p>
       <w:r>
@@ -179,6 +206,22 @@
           <w:bCs/>
         </w:rPr>
       </w:pPr>
+      <w:r>
+        <w:rPr>
+          <w:rFonts w:hint="eastAsia"/>
+          <w:b/>
+          <w:bCs/>
+        </w:rPr>
+        <w:t>Custom</w:t>
+      </w:r>
+      <w:r>
+        <w:rPr>
+          <w:rFonts w:hint="eastAsia"/>
+          <w:b/>
+          <w:bCs/>
+        </w:rPr>
+        <w:t xml:space="preserve"> </w:t>
+      </w:r>
       <w:r>
         <w:rPr>
           <w:b/>
@@ -202,7 +245,25 @@
         <w:t>Filter the criteria table</w:t>
       </w:r>
       <w:r>
-        <w:t xml:space="preserve"> for the selected state/tribe. The table includes information on magnitude, duration, and frequency.</w:t>
+        <w:t xml:space="preserve"> for the selected </w:t>
+      </w:r>
+      <w:r>
+        <w:rPr>
+          <w:rFonts w:hint="eastAsia"/>
+        </w:rPr>
+        <w:t>S</w:t>
+      </w:r>
+      <w:r>
+        <w:t>tate</w:t>
+      </w:r>
+      <w:r>
+        <w:rPr>
+          <w:rFonts w:hint="eastAsia"/>
+        </w:rPr>
+        <w:t xml:space="preserve"> or T</w:t>
+      </w:r>
+      <w:r>
+        <w:t>ribe. The table includes information on magnitude, duration, and frequency.</w:t>
       </w:r>
     </w:p>
     <w:p>
@@ -238,22 +299,7 @@
         <w:t>Determine the spatial analysis unit</w:t>
       </w:r>
       <w:r>
-        <w:t xml:space="preserve"> as either Monitoring Location ID</w:t>
-      </w:r>
-      <w:r>
-        <w:rPr>
-          <w:rFonts w:hint="eastAsia"/>
-        </w:rPr>
-        <w:t>,</w:t>
-      </w:r>
-      <w:r>
-        <w:t xml:space="preserve"> Assessment Unit</w:t>
-      </w:r>
-      <w:r>
-        <w:rPr>
-          <w:rFonts w:hint="eastAsia"/>
-        </w:rPr>
-        <w:t>, Custom Grouping.</w:t>
+        <w:t xml:space="preserve"> as either Monitoring Location ID or Assessment Unit.</w:t>
       </w:r>
     </w:p>
     <w:p>
@@ -271,7 +317,11 @@
         <w:t>Join the criteria table</w:t>
       </w:r>
       <w:r>
-        <w:t xml:space="preserve"> to the water quality dataset using the parameter name (TADA.CharacteristicName) and unit (TADA.ResultMeasure.MeasureUnitCode in the water quality dataset and MagnitudeUnit in the criteria table) as the primary join keys. Optionally, assessment use (ATTAINS.UseName) and fraction (TADA.ResultSampleFractionText) can be included as additional join keys.</w:t>
+        <w:t xml:space="preserve"> to the water quality dataset using the parameter name (TADA.CharacteristicName) and unit (TADA.ResultMeasure.MeasureUnitCode in the water quality dataset and </w:t>
+      </w:r>
+      <w:r>
+        <w:lastRenderedPageBreak/>
+        <w:t>MagnitudeUnit in the criteria table) as the primary join keys. Optionally, assessment use (ATTAINS.UseName) and fraction (TADA.ResultSampleFractionText) can be included as additional join keys.</w:t>
       </w:r>
     </w:p>
     <w:p>
@@ -286,11 +336,34 @@
           <w:b/>
           <w:bCs/>
         </w:rPr>
-        <w:lastRenderedPageBreak/>
         <w:t>Calculate excursions</w:t>
       </w:r>
       <w:r>
         <w:t xml:space="preserve"> for each water quality measurement record.</w:t>
+      </w:r>
+    </w:p>
+    <w:p>
+      <w:pPr>
+        <w:ind w:left="720"/>
+      </w:pPr>
+      <w:r>
+        <w:t>In this documentation, an excursion is any record (either an individual measurement or a duration-window summary value) whose value does not meet its magnitude criterion, i.e., it falls outside the acceptable range defined by the lower and/or upper thresholds.</w:t>
+      </w:r>
+    </w:p>
+    <w:p>
+      <w:pPr>
+        <w:ind w:left="720"/>
+      </w:pPr>
+      <w:r>
+        <w:t>For criteria without a duration component, excursions are individual measurements that do not meet the criterion.</w:t>
+      </w:r>
+    </w:p>
+    <w:p>
+      <w:pPr>
+        <w:ind w:left="720"/>
+      </w:pPr>
+      <w:r>
+        <w:t>For criteria with a duration component, excursions are duration-window summary values (e.g., 7-day mean, 30-day mean) that do not meet the criterion.</w:t>
       </w:r>
     </w:p>
     <w:p>
@@ -327,10 +400,18 @@
           <w:b/>
           <w:bCs/>
         </w:rPr>
-        <w:t>Summarize the excursion dataset.</w:t>
-      </w:r>
-      <w:r>
-        <w:t xml:space="preserve"> Aggregate excursion data by the selected analysis unit. Calculate sample counts, date ranges, and basic statistics. Determine excursion frequency and percentage.</w:t>
+        <w:t>Summarize the excursion dataset</w:t>
+      </w:r>
+      <w:r>
+        <w:rPr>
+          <w:rFonts w:hint="eastAsia"/>
+          <w:b/>
+          <w:bCs/>
+        </w:rPr>
+        <w:t xml:space="preserve"> </w:t>
+      </w:r>
+      <w:r>
+        <w:t>Aggregate excursion data by the selected analysis unit. Calculate sample counts, date ranges, and basic statistics. Determine excursion frequency and percentage.</w:t>
       </w:r>
     </w:p>
     <w:p>
@@ -345,7 +426,7 @@
           <w:b/>
           <w:bCs/>
         </w:rPr>
-        <w:t>Aggregate the time series.</w:t>
+        <w:t>Aggregate the time series</w:t>
       </w:r>
     </w:p>
     <w:p>
@@ -389,25 +470,8 @@
         </w:numPr>
       </w:pPr>
       <w:r>
-        <w:t>Aggregate the time series by the spatial unit (Monitoring Location ID</w:t>
-      </w:r>
-      <w:r>
-        <w:rPr>
-          <w:rFonts w:hint="eastAsia"/>
-        </w:rPr>
-        <w:t xml:space="preserve">, </w:t>
-      </w:r>
-      <w:r>
-        <w:t>Assessment Unit</w:t>
-      </w:r>
-      <w:r>
-        <w:rPr>
-          <w:rFonts w:hint="eastAsia"/>
-        </w:rPr>
-        <w:t>, or Custom Grouping</w:t>
-      </w:r>
-      <w:r>
-        <w:t>). Apply the same aggregation to available covariates.</w:t>
+        <w:lastRenderedPageBreak/>
+        <w:t>Aggregate the time series by the spatial unit (Monitoring Location ID or Assessment Unit). Apply the same aggregation to available covariates.</w:t>
       </w:r>
     </w:p>
     <w:p>
@@ -458,7 +522,22 @@
         </w:numPr>
       </w:pPr>
       <w:r>
-        <w:t>Arithmetic mean/min/max</w:t>
+        <w:t>Arithmetic mean/min</w:t>
+      </w:r>
+      <w:r>
+        <w:rPr>
+          <w:rFonts w:hint="eastAsia"/>
+        </w:rPr>
+        <w:t>imum (min)</w:t>
+      </w:r>
+      <w:r>
+        <w:t>/max</w:t>
+      </w:r>
+      <w:r>
+        <w:rPr>
+          <w:rFonts w:hint="eastAsia"/>
+        </w:rPr>
+        <w:t>imum (max)</w:t>
       </w:r>
     </w:p>
     <w:p>
@@ -491,8 +570,13 @@
         </w:numPr>
       </w:pPr>
       <w:r>
-        <w:lastRenderedPageBreak/>
         <w:t>Arithmetic extremes</w:t>
+      </w:r>
+      <w:r>
+        <w:rPr>
+          <w:rFonts w:hint="eastAsia"/>
+        </w:rPr>
+        <w:t xml:space="preserve"> (minimum and maximum)</w:t>
       </w:r>
     </w:p>
     <w:p>
@@ -565,10 +649,43 @@
           <w:b/>
           <w:bCs/>
         </w:rPr>
-        <w:t>Number not meeting:</w:t>
-      </w:r>
-      <w:r>
-        <w:t xml:space="preserve"> Count excursions directly to determine exceedance.</w:t>
+        <w:t>Number not meeting</w:t>
+      </w:r>
+      <w:r>
+        <w:rPr>
+          <w:rFonts w:hint="eastAsia"/>
+          <w:b/>
+          <w:bCs/>
+        </w:rPr>
+        <w:t xml:space="preserve"> (</w:t>
+      </w:r>
+      <w:r>
+        <w:rPr>
+          <w:b/>
+          <w:bCs/>
+        </w:rPr>
+        <w:t>NumberNotMeeting</w:t>
+      </w:r>
+      <w:r>
+        <w:rPr>
+          <w:rFonts w:hint="eastAsia"/>
+          <w:b/>
+          <w:bCs/>
+        </w:rPr>
+        <w:t>)</w:t>
+      </w:r>
+      <w:r>
+        <w:rPr>
+          <w:b/>
+          <w:bCs/>
+        </w:rPr>
+        <w:t>:</w:t>
+      </w:r>
+      <w:r>
+        <w:t xml:space="preserve"> </w:t>
+      </w:r>
+      <w:r>
+        <w:t>Count excursions (measurement-level excursions and, where applicable, duration-window excursions) to determine exceedance.</w:t>
       </w:r>
     </w:p>
     <w:p>
@@ -580,13 +697,68 @@
       </w:pPr>
       <w:r>
         <w:rPr>
+          <w:rFonts w:hint="eastAsia"/>
           <w:b/>
           <w:bCs/>
         </w:rPr>
-        <w:t>Percent of samples not meeting:</w:t>
-      </w:r>
-      <w:r>
-        <w:t xml:space="preserve"> Calculate the percentage of samples that do not meet criteria.</w:t>
+        <w:t>N</w:t>
+      </w:r>
+      <w:r>
+        <w:rPr>
+          <w:b/>
+          <w:bCs/>
+        </w:rPr>
+        <w:t>-samples in 3 years</w:t>
+      </w:r>
+      <w:r>
+        <w:rPr>
+          <w:rFonts w:hint="eastAsia"/>
+          <w:b/>
+          <w:bCs/>
+        </w:rPr>
+        <w:t xml:space="preserve"> (</w:t>
+      </w:r>
+      <w:r>
+        <w:rPr>
+          <w:b/>
+          <w:bCs/>
+        </w:rPr>
+        <w:t>n-samples in 3 years</w:t>
+      </w:r>
+      <w:r>
+        <w:rPr>
+          <w:rFonts w:hint="eastAsia"/>
+          <w:b/>
+          <w:bCs/>
+        </w:rPr>
+        <w:t xml:space="preserve">): </w:t>
+      </w:r>
+      <w:r>
+        <w:t>Co</w:t>
+      </w:r>
+      <w:r>
+        <w:rPr>
+          <w:rFonts w:hint="eastAsia"/>
+        </w:rPr>
+        <w:t>unt</w:t>
+      </w:r>
+      <w:r>
+        <w:t xml:space="preserve"> the maximum number of excursions observed in any rolling 3-year period </w:t>
+      </w:r>
+      <w:r>
+        <w:rPr>
+          <w:rFonts w:hint="eastAsia"/>
+        </w:rPr>
+        <w:t>and c</w:t>
+      </w:r>
+      <w:r>
+        <w:t>lassify as Exceed if the maximum 3-year count is greater than</w:t>
+      </w:r>
+      <w:r>
+        <w:rPr>
+          <w:rFonts w:hint="eastAsia"/>
+        </w:rPr>
+        <w:t xml:space="preserve"> the allowed value.</w:t>
       </w:r>
     </w:p>
     <w:p>
@@ -601,6 +773,25 @@
           <w:b/>
           <w:bCs/>
         </w:rPr>
+        <w:t>Percent of samples not meeting:</w:t>
+      </w:r>
+      <w:r>
+        <w:t xml:space="preserve"> Calculate the percentage of samples that do not meet criteria.</w:t>
+      </w:r>
+    </w:p>
+    <w:p>
+      <w:pPr>
+        <w:numPr>
+          <w:ilvl w:val="1"/>
+          <w:numId w:val="6"/>
+        </w:numPr>
+      </w:pPr>
+      <w:r>
+        <w:rPr>
+          <w:b/>
+          <w:bCs/>
+        </w:rPr>
+        <w:lastRenderedPageBreak/>
         <w:t>Percentile method:</w:t>
       </w:r>
       <w:r>
@@ -624,6 +815,27 @@
       <w:r>
         <w:t xml:space="preserve"> and determine the Exceed/Not Exceed status of each spatial unit.</w:t>
       </w:r>
+      <w:r>
+        <w:rPr>
+          <w:rFonts w:hint="eastAsia"/>
+        </w:rPr>
+        <w:t xml:space="preserve"> </w:t>
+      </w:r>
+      <w:r>
+        <w:t>Exceedance is defined as cases where the frequency of excursions exceeds the specified frequency criterion</w:t>
+      </w:r>
+      <w:r>
+        <w:rPr>
+          <w:rFonts w:hint="eastAsia"/>
+        </w:rPr>
+        <w:t xml:space="preserve"> </w:t>
+      </w:r>
+      <w:r>
+        <w:t>(FreqValue and FreqMethod)</w:t>
+      </w:r>
+      <w:r>
+        <w:t xml:space="preserve"> for that spatial unit.</w:t>
+      </w:r>
     </w:p>
     <w:p>
       <w:pPr>
@@ -637,10 +849,46 @@
           <w:b/>
           <w:bCs/>
         </w:rPr>
-        <w:t>Combine results.</w:t>
-      </w:r>
-      <w:r>
-        <w:t xml:space="preserve"> Integrate the duration and frequency assessment summaries with the original excursion summary.</w:t>
+        <w:t>Combine results</w:t>
+      </w:r>
+      <w:r>
+        <w:rPr>
+          <w:rFonts w:hint="eastAsia"/>
+          <w:b/>
+          <w:bCs/>
+        </w:rPr>
+        <w:t xml:space="preserve"> </w:t>
+      </w:r>
+      <w:r>
+        <w:t>Integrate the duration and frequency assessment summaries with the original excursion summary.</w:t>
+      </w:r>
+    </w:p>
+    <w:p>
+      <w:pPr>
+        <w:ind w:left="360"/>
+        <w:rPr>
+          <w:rFonts w:hint="eastAsia"/>
+          <w:b/>
+          <w:bCs/>
+        </w:rPr>
+      </w:pPr>
+      <w:r>
+        <w:rPr>
+          <w:rFonts w:hint="eastAsia"/>
+          <w:b/>
+          <w:bCs/>
+        </w:rPr>
+        <w:t>Notes:</w:t>
+      </w:r>
+      <w:r>
+        <w:rPr>
+          <w:b/>
+          <w:bCs/>
+        </w:rPr>
+        <w:br/>
+      </w:r>
+      <w:r>
+        <w:t>Currently, the tool is designed to analyze the duration and frequency methods described in Steps 8 and 10 above. Additional methods are planned for future updates.</w:t>
       </w:r>
     </w:p>
     <w:p>
@@ -663,7 +911,7 @@
         <w:pStyle w:val="a9"/>
         <w:numPr>
           <w:ilvl w:val="0"/>
-          <w:numId w:val="7"/>
+          <w:numId w:val="8"/>
         </w:numPr>
         <w:rPr>
           <w:b/>
@@ -695,7 +943,7 @@
     </w:p>
     <w:tbl>
       <w:tblPr>
-        <w:tblStyle w:val="af2"/>
+        <w:tblStyle w:val="ae"/>
         <w:tblW w:w="0" w:type="auto"/>
         <w:tblLook w:val="04A0" w:firstRow="1" w:lastRow="0" w:firstColumn="1" w:lastColumn="0" w:noHBand="0" w:noVBand="1"/>
       </w:tblPr>
@@ -978,7 +1226,6 @@
                 <w:sz w:val="20"/>
                 <w:szCs w:val="20"/>
               </w:rPr>
-              <w:lastRenderedPageBreak/>
               <w:t>ATTAINS.UseName</w:t>
             </w:r>
           </w:p>
@@ -1295,7 +1542,15 @@
                 <w:sz w:val="20"/>
                 <w:szCs w:val="20"/>
               </w:rPr>
-              <w:t>The object, property, or substance which is evaluated or enumerated by either a direct field measurement, a direct field observation, or by laboratory analysis of material collected in the field.  TADA-standardized variables are presented in uppercase and are the result of harmonization between USGS and WQX values, which may vary by case.</w:t>
+              <w:t xml:space="preserve">The object, property, or substance which is evaluated or enumerated by either a direct field measurement, a direct field observation, or by </w:t>
+            </w:r>
+            <w:r>
+              <w:rPr>
+                <w:sz w:val="20"/>
+                <w:szCs w:val="20"/>
+              </w:rPr>
+              <w:lastRenderedPageBreak/>
+              <w:t>laboratory analysis of material collected in the field.  TADA-standardized variables are presented in uppercase and are the result of harmonization between USGS and WQX values, which may vary by case.</w:t>
             </w:r>
           </w:p>
         </w:tc>
@@ -1322,6 +1577,7 @@
                 <w:sz w:val="20"/>
                 <w:szCs w:val="20"/>
               </w:rPr>
+              <w:lastRenderedPageBreak/>
               <w:t>TADA.ResultSampleFractionText</w:t>
             </w:r>
           </w:p>
@@ -1589,7 +1845,37 @@
                 <w:sz w:val="20"/>
                 <w:szCs w:val="20"/>
               </w:rPr>
-              <w:t>The statistial method used to summaried the duration of the criteria</w:t>
+              <w:t>The statisti</w:t>
+            </w:r>
+            <w:r>
+              <w:rPr>
+                <w:rFonts w:hint="eastAsia"/>
+                <w:sz w:val="20"/>
+                <w:szCs w:val="20"/>
+              </w:rPr>
+              <w:t>c</w:t>
+            </w:r>
+            <w:r>
+              <w:rPr>
+                <w:sz w:val="20"/>
+                <w:szCs w:val="20"/>
+              </w:rPr>
+              <w:t>al method used to summari</w:t>
+            </w:r>
+            <w:r>
+              <w:rPr>
+                <w:rFonts w:hint="eastAsia"/>
+                <w:sz w:val="20"/>
+                <w:szCs w:val="20"/>
+              </w:rPr>
+              <w:t>z</w:t>
+            </w:r>
+            <w:r>
+              <w:rPr>
+                <w:sz w:val="20"/>
+                <w:szCs w:val="20"/>
+              </w:rPr>
+              <w:t>ed the duration of the criteria</w:t>
             </w:r>
           </w:p>
         </w:tc>
@@ -1714,7 +2000,6 @@
                 <w:sz w:val="20"/>
                 <w:szCs w:val="20"/>
               </w:rPr>
-              <w:lastRenderedPageBreak/>
               <w:t>Value</w:t>
             </w:r>
           </w:p>
@@ -2107,6 +2392,7 @@
                 <w:sz w:val="20"/>
                 <w:szCs w:val="20"/>
               </w:rPr>
+              <w:lastRenderedPageBreak/>
               <w:t>Threshold_Upper_win</w:t>
             </w:r>
           </w:p>
@@ -2344,7 +2630,7 @@
         <w:pStyle w:val="a9"/>
         <w:numPr>
           <w:ilvl w:val="0"/>
-          <w:numId w:val="7"/>
+          <w:numId w:val="8"/>
         </w:numPr>
         <w:rPr>
           <w:b/>
@@ -2376,7 +2662,7 @@
     </w:p>
     <w:tbl>
       <w:tblPr>
-        <w:tblStyle w:val="af2"/>
+        <w:tblStyle w:val="ae"/>
         <w:tblW w:w="0" w:type="auto"/>
         <w:tblLook w:val="04A0" w:firstRow="1" w:lastRow="0" w:firstColumn="1" w:lastColumn="0" w:noHBand="0" w:noVBand="1"/>
       </w:tblPr>
@@ -2583,7 +2869,21 @@
                 <w:sz w:val="22"/>
                 <w:szCs w:val="22"/>
               </w:rPr>
-              <w:t>TADA-standarized version of LongitudeMeasure. The measure of the angular distance on a meridian east or west of the prime meridian.</w:t>
+              <w:t>TADA-</w:t>
+            </w:r>
+            <w:r>
+              <w:rPr>
+                <w:sz w:val="22"/>
+                <w:szCs w:val="22"/>
+              </w:rPr>
+              <w:t>standardized</w:t>
+            </w:r>
+            <w:r>
+              <w:rPr>
+                <w:sz w:val="22"/>
+                <w:szCs w:val="22"/>
+              </w:rPr>
+              <w:t xml:space="preserve"> version of LongitudeMeasure. The measure of the angular distance on a meridian east or west of the prime meridian.</w:t>
             </w:r>
           </w:p>
         </w:tc>
@@ -2632,7 +2932,21 @@
                 <w:sz w:val="22"/>
                 <w:szCs w:val="22"/>
               </w:rPr>
-              <w:t>TADA-standarized version of LatitudeMeasure. The measure of the angular distance on a meridian north or south of the equator.</w:t>
+              <w:t>TADA-</w:t>
+            </w:r>
+            <w:r>
+              <w:rPr>
+                <w:sz w:val="22"/>
+                <w:szCs w:val="22"/>
+              </w:rPr>
+              <w:t>standardized</w:t>
+            </w:r>
+            <w:r>
+              <w:rPr>
+                <w:sz w:val="22"/>
+                <w:szCs w:val="22"/>
+              </w:rPr>
+              <w:t xml:space="preserve"> version of LatitudeMeasure. The measure of the angular distance on a meridian north or south of the equator.</w:t>
             </w:r>
           </w:p>
         </w:tc>
@@ -2659,7 +2973,6 @@
                 <w:sz w:val="22"/>
                 <w:szCs w:val="22"/>
               </w:rPr>
-              <w:lastRenderedPageBreak/>
               <w:t>JoinToAU.AssessmentUnitIdentifier</w:t>
             </w:r>
           </w:p>
@@ -3074,7 +3387,15 @@
                 <w:sz w:val="22"/>
                 <w:szCs w:val="22"/>
               </w:rPr>
-              <w:t xml:space="preserve">The type of the equation if the criteria is equation-based </w:t>
+              <w:t xml:space="preserve">The type of the equation if the criteria is </w:t>
+            </w:r>
+            <w:r>
+              <w:rPr>
+                <w:sz w:val="22"/>
+                <w:szCs w:val="22"/>
+              </w:rPr>
+              <w:lastRenderedPageBreak/>
+              <w:t xml:space="preserve">equation-based </w:t>
             </w:r>
           </w:p>
         </w:tc>
@@ -3101,6 +3422,7 @@
                 <w:sz w:val="22"/>
                 <w:szCs w:val="22"/>
               </w:rPr>
+              <w:lastRenderedPageBreak/>
               <w:t>TADA.CharacteristicName</w:t>
             </w:r>
           </w:p>
@@ -3346,7 +3668,6 @@
                 <w:sz w:val="22"/>
                 <w:szCs w:val="22"/>
               </w:rPr>
-              <w:lastRenderedPageBreak/>
               <w:t>Start_Date</w:t>
             </w:r>
           </w:p>
@@ -3369,7 +3690,22 @@
                 <w:sz w:val="22"/>
                 <w:szCs w:val="22"/>
               </w:rPr>
-              <w:t>The state date of the samples in a site</w:t>
+              <w:t>The sta</w:t>
+            </w:r>
+            <w:r>
+              <w:rPr>
+                <w:rFonts w:hint="eastAsia"/>
+                <w:sz w:val="22"/>
+                <w:szCs w:val="22"/>
+              </w:rPr>
+              <w:t>rt</w:t>
+            </w:r>
+            <w:r>
+              <w:rPr>
+                <w:sz w:val="22"/>
+                <w:szCs w:val="22"/>
+              </w:rPr>
+              <w:t xml:space="preserve"> date of the samples in a site</w:t>
             </w:r>
           </w:p>
         </w:tc>
@@ -3761,7 +4097,15 @@
                 <w:sz w:val="22"/>
                 <w:szCs w:val="22"/>
               </w:rPr>
-              <w:t>The percentage of excursions based on the duration method in a site</w:t>
+              <w:t xml:space="preserve">The percentage of excursions based on the </w:t>
+            </w:r>
+            <w:r>
+              <w:rPr>
+                <w:sz w:val="22"/>
+                <w:szCs w:val="22"/>
+              </w:rPr>
+              <w:lastRenderedPageBreak/>
+              <w:t>duration method in a site</w:t>
             </w:r>
           </w:p>
         </w:tc>
@@ -3788,6 +4132,7 @@
                 <w:sz w:val="22"/>
                 <w:szCs w:val="22"/>
               </w:rPr>
+              <w:lastRenderedPageBreak/>
               <w:t>Exceedance</w:t>
             </w:r>
           </w:p>
@@ -3966,13 +4311,43 @@
     <w:p>
       <w:pPr>
         <w:rPr>
-          <w:rFonts w:hint="eastAsia"/>
           <w:b/>
           <w:bCs/>
         </w:rPr>
       </w:pPr>
     </w:p>
-    <w:p/>
+    <w:p>
+      <w:r>
+        <w:rPr>
+          <w:rFonts w:hint="eastAsia"/>
+        </w:rPr>
+        <w:t xml:space="preserve">This file was last updated </w:t>
+      </w:r>
+      <w:r>
+        <w:rPr>
+          <w:rFonts w:hint="eastAsia"/>
+        </w:rPr>
+        <w:t>o</w:t>
+      </w:r>
+      <w:r>
+        <w:rPr>
+          <w:rFonts w:hint="eastAsia"/>
+        </w:rPr>
+        <w:t>n 2025-11-</w:t>
+      </w:r>
+      <w:r>
+        <w:rPr>
+          <w:rFonts w:hint="eastAsia"/>
+        </w:rPr>
+        <w:t>20</w:t>
+      </w:r>
+      <w:r>
+        <w:rPr>
+          <w:rFonts w:hint="eastAsia"/>
+        </w:rPr>
+        <w:t>.</w:t>
+      </w:r>
+    </w:p>
     <w:sectPr>
       <w:pgSz w:w="11906" w:h="16838"/>
       <w:pgMar w:top="1440" w:right="1800" w:bottom="1440" w:left="1800" w:header="851" w:footer="992" w:gutter="0"/>
@@ -3981,56 +4356,6 @@
     </w:sectPr>
   </w:body>
 </w:document>
-</file>
-
-<file path=word/endnotes.xml><?xml version="1.0" encoding="utf-8"?>
-<w:endnotes xmlns:wpc="http://schemas.microsoft.com/office/word/2010/wordprocessingCanvas" xmlns:cx="http://schemas.microsoft.com/office/drawing/2014/chartex" xmlns:cx1="http://schemas.microsoft.com/office/drawing/2015/9/8/chartex" xmlns:cx2="http://schemas.microsoft.com/office/drawing/2015/10/21/chartex" xmlns:cx3="http://schemas.microsoft.com/office/drawing/2016/5/9/chartex" xmlns:cx4="http://schemas.microsoft.com/office/drawing/2016/5/10/chartex" xmlns:cx5="http://schemas.microsoft.com/office/drawing/2016/5/11/chartex" xmlns:cx6="http://schemas.microsoft.com/office/drawing/2016/5/12/chartex" xmlns:cx7="http://schemas.microsoft.com/office/drawing/2016/5/13/chartex" xmlns:cx8="http://schemas.microsoft.com/office/drawing/2016/5/14/chartex" xmlns:mc="http://schemas.openxmlformats.org/markup-compatibility/2006" xmlns:aink="http://schemas.microsoft.com/office/drawing/2016/ink" xmlns:am3d="http://schemas.microsoft.com/office/drawing/2017/model3d" xmlns:o="urn:schemas-microsoft-com:office:office" xmlns:oel="http://schemas.microsoft.com/office/2019/extlst" xmlns:r="http://schemas.openxmlformats.org/officeDocument/2006/relationships" xmlns:m="http://schemas.openxmlformats.org/officeDocument/2006/math" xmlns:v="urn:schemas-microsoft-com:vml" xmlns:wp14="http://schemas.microsoft.com/office/word/2010/wordprocessingDrawing" xmlns:wp="http://schemas.openxmlformats.org/drawingml/2006/wordprocessingDrawing" xmlns:w10="urn:schemas-microsoft-com:office:word" xmlns:w="http://schemas.openxmlformats.org/wordprocessingml/2006/main" xmlns:w14="http://schemas.microsoft.com/office/word/2010/wordml" xmlns:w15="http://schemas.microsoft.com/office/word/2012/wordml" xmlns:w16cex="http://schemas.microsoft.com/office/word/2018/wordml/cex" xmlns:w16cid="http://schemas.microsoft.com/office/word/2016/wordml/cid" xmlns:w16="http://schemas.microsoft.com/office/word/2018/wordml" xmlns:w16du="http://schemas.microsoft.com/office/word/2023/wordml/word16du" xmlns:w16sdtdh="http://schemas.microsoft.com/office/word/2020/wordml/sdtdatahash" xmlns:w16sdtfl="http://schemas.microsoft.com/office/word/2024/wordml/sdtformatlock" xmlns:w16se="http://schemas.microsoft.com/office/word/2015/wordml/symex" xmlns:wpg="http://schemas.microsoft.com/office/word/2010/wordprocessingGroup" xmlns:wpi="http://schemas.microsoft.com/office/word/2010/wordprocessingInk" xmlns:wne="http://schemas.microsoft.com/office/word/2006/wordml" xmlns:wps="http://schemas.microsoft.com/office/word/2010/wordprocessingShape" mc:Ignorable="w14 w15 w16se w16cid w16 w16cex w16sdtdh w16sdtfl w16du wp14">
-  <w:endnote w:type="separator" w:id="-1">
-    <w:p>
-      <w:pPr>
-        <w:spacing w:after="0" w:line="240" w:lineRule="auto"/>
-      </w:pPr>
-      <w:r>
-        <w:separator/>
-      </w:r>
-    </w:p>
-  </w:endnote>
-  <w:endnote w:type="continuationSeparator" w:id="0">
-    <w:p>
-      <w:pPr>
-        <w:spacing w:after="0" w:line="240" w:lineRule="auto"/>
-      </w:pPr>
-      <w:r>
-        <w:continuationSeparator/>
-      </w:r>
-    </w:p>
-  </w:endnote>
-</w:endnotes>
-</file>
-
-<file path=word/footnotes.xml><?xml version="1.0" encoding="utf-8"?>
-<w:footnotes xmlns:wpc="http://schemas.microsoft.com/office/word/2010/wordprocessingCanvas" xmlns:cx="http://schemas.microsoft.com/office/drawing/2014/chartex" xmlns:cx1="http://schemas.microsoft.com/office/drawing/2015/9/8/chartex" xmlns:cx2="http://schemas.microsoft.com/office/drawing/2015/10/21/chartex" xmlns:cx3="http://schemas.microsoft.com/office/drawing/2016/5/9/chartex" xmlns:cx4="http://schemas.microsoft.com/office/drawing/2016/5/10/chartex" xmlns:cx5="http://schemas.microsoft.com/office/drawing/2016/5/11/chartex" xmlns:cx6="http://schemas.microsoft.com/office/drawing/2016/5/12/chartex" xmlns:cx7="http://schemas.microsoft.com/office/drawing/2016/5/13/chartex" xmlns:cx8="http://schemas.microsoft.com/office/drawing/2016/5/14/chartex" xmlns:mc="http://schemas.openxmlformats.org/markup-compatibility/2006" xmlns:aink="http://schemas.microsoft.com/office/drawing/2016/ink" xmlns:am3d="http://schemas.microsoft.com/office/drawing/2017/model3d" xmlns:o="urn:schemas-microsoft-com:office:office" xmlns:oel="http://schemas.microsoft.com/office/2019/extlst" xmlns:r="http://schemas.openxmlformats.org/officeDocument/2006/relationships" xmlns:m="http://schemas.openxmlformats.org/officeDocument/2006/math" xmlns:v="urn:schemas-microsoft-com:vml" xmlns:wp14="http://schemas.microsoft.com/office/word/2010/wordprocessingDrawing" xmlns:wp="http://schemas.openxmlformats.org/drawingml/2006/wordprocessingDrawing" xmlns:w10="urn:schemas-microsoft-com:office:word" xmlns:w="http://schemas.openxmlformats.org/wordprocessingml/2006/main" xmlns:w14="http://schemas.microsoft.com/office/word/2010/wordml" xmlns:w15="http://schemas.microsoft.com/office/word/2012/wordml" xmlns:w16cex="http://schemas.microsoft.com/office/word/2018/wordml/cex" xmlns:w16cid="http://schemas.microsoft.com/office/word/2016/wordml/cid" xmlns:w16="http://schemas.microsoft.com/office/word/2018/wordml" xmlns:w16du="http://schemas.microsoft.com/office/word/2023/wordml/word16du" xmlns:w16sdtdh="http://schemas.microsoft.com/office/word/2020/wordml/sdtdatahash" xmlns:w16sdtfl="http://schemas.microsoft.com/office/word/2024/wordml/sdtformatlock" xmlns:w16se="http://schemas.microsoft.com/office/word/2015/wordml/symex" xmlns:wpg="http://schemas.microsoft.com/office/word/2010/wordprocessingGroup" xmlns:wpi="http://schemas.microsoft.com/office/word/2010/wordprocessingInk" xmlns:wne="http://schemas.microsoft.com/office/word/2006/wordml" xmlns:wps="http://schemas.microsoft.com/office/word/2010/wordprocessingShape" mc:Ignorable="w14 w15 w16se w16cid w16 w16cex w16sdtdh w16sdtfl w16du wp14">
-  <w:footnote w:type="separator" w:id="-1">
-    <w:p>
-      <w:pPr>
-        <w:spacing w:after="0" w:line="240" w:lineRule="auto"/>
-      </w:pPr>
-      <w:r>
-        <w:separator/>
-      </w:r>
-    </w:p>
-  </w:footnote>
-  <w:footnote w:type="continuationSeparator" w:id="0">
-    <w:p>
-      <w:pPr>
-        <w:spacing w:after="0" w:line="240" w:lineRule="auto"/>
-      </w:pPr>
-      <w:r>
-        <w:continuationSeparator/>
-      </w:r>
-    </w:p>
-  </w:footnote>
-</w:footnotes>
 </file>
 
 <file path=word/numbering.xml><?xml version="1.0" encoding="utf-8"?>
@@ -4266,6 +4591,95 @@
     </w:lvl>
   </w:abstractNum>
   <w:abstractNum w:abstractNumId="2" w15:restartNumberingAfterBreak="0">
+    <w:nsid w:val="44C91DD6"/>
+    <w:multiLevelType w:val="hybridMultilevel"/>
+    <w:tmpl w:val="DB60707C"/>
+    <w:lvl w:ilvl="0" w:tplc="C11E20A0">
+      <w:start w:val="1"/>
+      <w:numFmt w:val="decimal"/>
+      <w:lvlText w:val="%1."/>
+      <w:lvlJc w:val="left"/>
+      <w:pPr>
+        <w:ind w:left="360" w:hanging="360"/>
+      </w:pPr>
+      <w:rPr>
+        <w:rFonts w:hint="default"/>
+      </w:rPr>
+    </w:lvl>
+    <w:lvl w:ilvl="1" w:tplc="04090019" w:tentative="1">
+      <w:start w:val="1"/>
+      <w:numFmt w:val="ideographTraditional"/>
+      <w:lvlText w:val="%2、"/>
+      <w:lvlJc w:val="left"/>
+      <w:pPr>
+        <w:ind w:left="960" w:hanging="480"/>
+      </w:pPr>
+    </w:lvl>
+    <w:lvl w:ilvl="2" w:tplc="0409001B" w:tentative="1">
+      <w:start w:val="1"/>
+      <w:numFmt w:val="lowerRoman"/>
+      <w:lvlText w:val="%3."/>
+      <w:lvlJc w:val="right"/>
+      <w:pPr>
+        <w:ind w:left="1440" w:hanging="480"/>
+      </w:pPr>
+    </w:lvl>
+    <w:lvl w:ilvl="3" w:tplc="0409000F" w:tentative="1">
+      <w:start w:val="1"/>
+      <w:numFmt w:val="decimal"/>
+      <w:lvlText w:val="%4."/>
+      <w:lvlJc w:val="left"/>
+      <w:pPr>
+        <w:ind w:left="1920" w:hanging="480"/>
+      </w:pPr>
+    </w:lvl>
+    <w:lvl w:ilvl="4" w:tplc="04090019" w:tentative="1">
+      <w:start w:val="1"/>
+      <w:numFmt w:val="ideographTraditional"/>
+      <w:lvlText w:val="%5、"/>
+      <w:lvlJc w:val="left"/>
+      <w:pPr>
+        <w:ind w:left="2400" w:hanging="480"/>
+      </w:pPr>
+    </w:lvl>
+    <w:lvl w:ilvl="5" w:tplc="0409001B" w:tentative="1">
+      <w:start w:val="1"/>
+      <w:numFmt w:val="lowerRoman"/>
+      <w:lvlText w:val="%6."/>
+      <w:lvlJc w:val="right"/>
+      <w:pPr>
+        <w:ind w:left="2880" w:hanging="480"/>
+      </w:pPr>
+    </w:lvl>
+    <w:lvl w:ilvl="6" w:tplc="0409000F" w:tentative="1">
+      <w:start w:val="1"/>
+      <w:numFmt w:val="decimal"/>
+      <w:lvlText w:val="%7."/>
+      <w:lvlJc w:val="left"/>
+      <w:pPr>
+        <w:ind w:left="3360" w:hanging="480"/>
+      </w:pPr>
+    </w:lvl>
+    <w:lvl w:ilvl="7" w:tplc="04090019" w:tentative="1">
+      <w:start w:val="1"/>
+      <w:numFmt w:val="ideographTraditional"/>
+      <w:lvlText w:val="%8、"/>
+      <w:lvlJc w:val="left"/>
+      <w:pPr>
+        <w:ind w:left="3840" w:hanging="480"/>
+      </w:pPr>
+    </w:lvl>
+    <w:lvl w:ilvl="8" w:tplc="0409001B" w:tentative="1">
+      <w:start w:val="1"/>
+      <w:numFmt w:val="lowerRoman"/>
+      <w:lvlText w:val="%9."/>
+      <w:lvlJc w:val="right"/>
+      <w:pPr>
+        <w:ind w:left="4320" w:hanging="480"/>
+      </w:pPr>
+    </w:lvl>
+  </w:abstractNum>
+  <w:abstractNum w:abstractNumId="3" w15:restartNumberingAfterBreak="0">
     <w:nsid w:val="55AD148D"/>
     <w:multiLevelType w:val="multilevel"/>
     <w:tmpl w:val="1A58E454"/>
@@ -4386,7 +4800,7 @@
       </w:pPr>
     </w:lvl>
   </w:abstractNum>
-  <w:abstractNum w:abstractNumId="3" w15:restartNumberingAfterBreak="0">
+  <w:abstractNum w:abstractNumId="4" w15:restartNumberingAfterBreak="0">
     <w:nsid w:val="6F1672E3"/>
     <w:multiLevelType w:val="multilevel"/>
     <w:tmpl w:val="9CA61588"/>
@@ -4501,7 +4915,7 @@
       </w:pPr>
     </w:lvl>
   </w:abstractNum>
-  <w:abstractNum w:abstractNumId="4" w15:restartNumberingAfterBreak="0">
+  <w:abstractNum w:abstractNumId="5" w15:restartNumberingAfterBreak="0">
     <w:nsid w:val="74D60438"/>
     <w:multiLevelType w:val="multilevel"/>
     <w:tmpl w:val="DBA87A80"/>
@@ -4618,7 +5032,7 @@
       </w:rPr>
     </w:lvl>
   </w:abstractNum>
-  <w:abstractNum w:abstractNumId="5" w15:restartNumberingAfterBreak="0">
+  <w:abstractNum w:abstractNumId="6" w15:restartNumberingAfterBreak="0">
     <w:nsid w:val="7A58622F"/>
     <w:multiLevelType w:val="hybridMultilevel"/>
     <w:tmpl w:val="E1E49104"/>
@@ -4732,25 +5146,28 @@
     </w:lvl>
   </w:abstractNum>
   <w:num w:numId="1" w16cid:durableId="145979634">
-    <w:abstractNumId w:val="4"/>
+    <w:abstractNumId w:val="5"/>
   </w:num>
   <w:num w:numId="2" w16cid:durableId="1129398909">
-    <w:abstractNumId w:val="4"/>
+    <w:abstractNumId w:val="5"/>
   </w:num>
   <w:num w:numId="3" w16cid:durableId="796072010">
-    <w:abstractNumId w:val="4"/>
+    <w:abstractNumId w:val="5"/>
   </w:num>
   <w:num w:numId="4" w16cid:durableId="529151828">
-    <w:abstractNumId w:val="3"/>
+    <w:abstractNumId w:val="4"/>
   </w:num>
   <w:num w:numId="5" w16cid:durableId="645352174">
     <w:abstractNumId w:val="1"/>
   </w:num>
   <w:num w:numId="6" w16cid:durableId="69036617">
+    <w:abstractNumId w:val="3"/>
+  </w:num>
+  <w:num w:numId="7" w16cid:durableId="1829665125">
     <w:abstractNumId w:val="2"/>
   </w:num>
-  <w:num w:numId="7" w16cid:durableId="1900700040">
-    <w:abstractNumId w:val="5"/>
+  <w:num w:numId="8" w16cid:durableId="1900700040">
+    <w:abstractNumId w:val="6"/>
   </w:num>
 </w:numbering>
 </file>
@@ -5381,7 +5798,6 @@
   <w:style w:type="character" w:default="1" w:styleId="a0">
     <w:name w:val="Default Paragraph Font"/>
     <w:uiPriority w:val="1"/>
-    <w:semiHidden/>
     <w:unhideWhenUsed/>
   </w:style>
   <w:style w:type="table" w:default="1" w:styleId="a1">
@@ -5704,71 +6120,11 @@
       <w:spacing w:val="5"/>
     </w:rPr>
   </w:style>
-  <w:style w:type="paragraph" w:styleId="ae">
-    <w:name w:val="header"/>
-    <w:basedOn w:val="a"/>
-    <w:link w:val="af"/>
-    <w:uiPriority w:val="99"/>
-    <w:unhideWhenUsed/>
-    <w:rsid w:val="00EC5E8A"/>
-    <w:pPr>
-      <w:tabs>
-        <w:tab w:val="center" w:pos="4153"/>
-        <w:tab w:val="right" w:pos="8306"/>
-      </w:tabs>
-      <w:snapToGrid w:val="0"/>
-    </w:pPr>
-    <w:rPr>
-      <w:sz w:val="20"/>
-      <w:szCs w:val="20"/>
-    </w:rPr>
-  </w:style>
-  <w:style w:type="character" w:customStyle="1" w:styleId="af">
-    <w:name w:val="頁首 字元"/>
-    <w:basedOn w:val="a0"/>
-    <w:link w:val="ae"/>
-    <w:uiPriority w:val="99"/>
-    <w:rsid w:val="00EC5E8A"/>
-    <w:rPr>
-      <w:sz w:val="20"/>
-      <w:szCs w:val="20"/>
-    </w:rPr>
-  </w:style>
-  <w:style w:type="paragraph" w:styleId="af0">
-    <w:name w:val="footer"/>
-    <w:basedOn w:val="a"/>
-    <w:link w:val="af1"/>
-    <w:uiPriority w:val="99"/>
-    <w:unhideWhenUsed/>
-    <w:rsid w:val="00EC5E8A"/>
-    <w:pPr>
-      <w:tabs>
-        <w:tab w:val="center" w:pos="4153"/>
-        <w:tab w:val="right" w:pos="8306"/>
-      </w:tabs>
-      <w:snapToGrid w:val="0"/>
-    </w:pPr>
-    <w:rPr>
-      <w:sz w:val="20"/>
-      <w:szCs w:val="20"/>
-    </w:rPr>
-  </w:style>
-  <w:style w:type="character" w:customStyle="1" w:styleId="af1">
-    <w:name w:val="頁尾 字元"/>
-    <w:basedOn w:val="a0"/>
-    <w:link w:val="af0"/>
-    <w:uiPriority w:val="99"/>
-    <w:rsid w:val="00EC5E8A"/>
-    <w:rPr>
-      <w:sz w:val="20"/>
-      <w:szCs w:val="20"/>
-    </w:rPr>
-  </w:style>
-  <w:style w:type="table" w:styleId="af2">
+  <w:style w:type="table" w:styleId="ae">
     <w:name w:val="Table Grid"/>
     <w:basedOn w:val="a1"/>
     <w:uiPriority w:val="39"/>
-    <w:rsid w:val="00EC5E8A"/>
+    <w:rsid w:val="00403BAE"/>
     <w:pPr>
       <w:spacing w:after="0" w:line="240" w:lineRule="auto"/>
     </w:pPr>
@@ -6079,4 +6435,16 @@
     </a:ext>
   </a:extLst>
 </a:theme>
+</file>
+
+<file path=customXml/item1.xml><?xml version="1.0" encoding="utf-8"?>
+<b:Sources xmlns:b="http://schemas.openxmlformats.org/officeDocument/2006/bibliography" xmlns="http://schemas.openxmlformats.org/officeDocument/2006/bibliography" SelectedStyle="\APASixthEditionOfficeOnline.xsl" StyleName="APA" Version="6"/>
+</file>
+
+<file path=customXml/itemProps1.xml><?xml version="1.0" encoding="utf-8"?>
+<ds:datastoreItem xmlns:ds="http://schemas.openxmlformats.org/officeDocument/2006/customXml" ds:itemID="{7EC932A7-A901-445A-B5DC-00AADE56E3F1}">
+  <ds:schemaRefs>
+    <ds:schemaRef ds:uri="http://schemas.openxmlformats.org/officeDocument/2006/bibliography"/>
+  </ds:schemaRefs>
+</ds:datastoreItem>
 </file>
--- a/inst/extdata/ReadMe_Custom.docx
+++ b/inst/extdata/ReadMe_Custom.docx
@@ -867,7 +867,6 @@
       <w:pPr>
         <w:ind w:left="360"/>
         <w:rPr>
-          <w:rFonts w:hint="eastAsia"/>
           <w:b/>
           <w:bCs/>
         </w:rPr>
@@ -1079,7 +1078,7 @@
                 <w:sz w:val="20"/>
                 <w:szCs w:val="20"/>
               </w:rPr>
-              <w:t>JoinToAU.AssessmentUnitIdentifier</w:t>
+              <w:t>ATTAINS.AssessmentUnitIdentifier</w:t>
             </w:r>
           </w:p>
         </w:tc>
@@ -2973,7 +2972,7 @@
                 <w:sz w:val="22"/>
                 <w:szCs w:val="22"/>
               </w:rPr>
-              <w:t>JoinToAU.AssessmentUnitIdentifier</w:t>
+              <w:t>ATTAINS.AssessmentUnitIdentifier</w:t>
             </w:r>
           </w:p>
         </w:tc>
@@ -4333,13 +4332,37 @@
         <w:rPr>
           <w:rFonts w:hint="eastAsia"/>
         </w:rPr>
-        <w:t>n 2025-11-</w:t>
+        <w:t>n 202</w:t>
       </w:r>
       <w:r>
         <w:rPr>
           <w:rFonts w:hint="eastAsia"/>
         </w:rPr>
-        <w:t>20</w:t>
+        <w:t>6</w:t>
+      </w:r>
+      <w:r>
+        <w:rPr>
+          <w:rFonts w:hint="eastAsia"/>
+        </w:rPr>
+        <w:t>-</w:t>
+      </w:r>
+      <w:r>
+        <w:rPr>
+          <w:rFonts w:hint="eastAsia"/>
+        </w:rPr>
+        <w:t>01</w:t>
+      </w:r>
+      <w:r>
+        <w:rPr>
+          <w:rFonts w:hint="eastAsia"/>
+        </w:rPr>
+        <w:t>-</w:t>
+      </w:r>
+      <w:r>
+        <w:rPr>
+          <w:rFonts w:hint="eastAsia"/>
+        </w:rPr>
+        <w:t>15</w:t>
       </w:r>
       <w:r>
         <w:rPr>
@@ -5798,6 +5821,7 @@
   <w:style w:type="character" w:default="1" w:styleId="a0">
     <w:name w:val="Default Paragraph Font"/>
     <w:uiPriority w:val="1"/>
+    <w:semiHidden/>
     <w:unhideWhenUsed/>
   </w:style>
   <w:style w:type="table" w:default="1" w:styleId="a1">
